--- a/docs/reports/MACHINA_X_Experimental_Results.docx
+++ b/docs/reports/MACHINA_X_Experimental_Results.docx
@@ -4,28 +4,28 @@
   <w:body>
     <w:p>
       <w:pPr>
-        <w:spacing w:after="80"/>
+        <w:spacing w:after="60"/>
       </w:pPr>
       <w:r>
         <w:rPr>
           <w:b/>
           <w:color w:val="102C57"/>
-          <w:sz w:val="40"/>
+          <w:sz w:val="38"/>
         </w:rPr>
         <w:t>MACHINA-X: Explainable AI-Driven Digital Twin Framework for Predictive Maintenance</w:t>
       </w:r>
     </w:p>
     <w:p>
       <w:pPr>
-        <w:spacing w:after="280"/>
+        <w:spacing w:after="240"/>
       </w:pPr>
       <w:r>
         <w:rPr>
           <w:i/>
           <w:color w:val="2563EB"/>
-          <w:sz w:val="26"/>
+          <w:sz w:val="24"/>
         </w:rPr>
-        <w:t>Comprehensive Empirical Research Report &amp; Algorithmic Benchmark Evaluation</w:t>
+        <w:t>Comprehensive Empirical Research Report, Benchmark Evaluation &amp; Robustness Analysis</w:t>
       </w:r>
     </w:p>
     <w:tbl>
@@ -44,10 +44,10 @@
             <w:tcW w:type="dxa" w:w="4680"/>
             <w:shd w:fill="F1F5F9"/>
             <w:tcMar>
-              <w:top w:w="60" w:type="dxa"/>
-              <w:bottom w:w="60" w:type="dxa"/>
-              <w:left w:w="100" w:type="dxa"/>
-              <w:right w:w="100" w:type="dxa"/>
+              <w:top w:w="50" w:type="dxa"/>
+              <w:bottom w:w="50" w:type="dxa"/>
+              <w:left w:w="80" w:type="dxa"/>
+              <w:right w:w="80" w:type="dxa"/>
             </w:tcMar>
           </w:tcPr>
           <w:p>
@@ -55,7 +55,7 @@
               <w:rPr>
                 <w:b/>
                 <w:color w:val="1E293B"/>
-                <w:sz w:val="19"/>
+                <w:sz w:val="18"/>
               </w:rPr>
               <w:t>Research Project:</w:t>
             </w:r>
@@ -66,17 +66,17 @@
             <w:tcW w:type="dxa" w:w="4680"/>
             <w:shd w:fill="F8FAFC"/>
             <w:tcMar>
-              <w:top w:w="60" w:type="dxa"/>
-              <w:bottom w:w="60" w:type="dxa"/>
-              <w:left w:w="100" w:type="dxa"/>
-              <w:right w:w="100" w:type="dxa"/>
+              <w:top w:w="50" w:type="dxa"/>
+              <w:bottom w:w="50" w:type="dxa"/>
+              <w:left w:w="80" w:type="dxa"/>
+              <w:right w:w="80" w:type="dxa"/>
             </w:tcMar>
           </w:tcPr>
           <w:p>
             <w:r>
               <w:rPr>
                 <w:color w:val="1E293B"/>
-                <w:sz w:val="19"/>
+                <w:sz w:val="18"/>
               </w:rPr>
               <w:t>MACHINA-X Cyber-Physical Digital Twin Platform</w:t>
             </w:r>
@@ -89,10 +89,10 @@
             <w:tcW w:type="dxa" w:w="4680"/>
             <w:shd w:fill="F1F5F9"/>
             <w:tcMar>
-              <w:top w:w="60" w:type="dxa"/>
-              <w:bottom w:w="60" w:type="dxa"/>
-              <w:left w:w="100" w:type="dxa"/>
-              <w:right w:w="100" w:type="dxa"/>
+              <w:top w:w="50" w:type="dxa"/>
+              <w:bottom w:w="50" w:type="dxa"/>
+              <w:left w:w="80" w:type="dxa"/>
+              <w:right w:w="80" w:type="dxa"/>
             </w:tcMar>
           </w:tcPr>
           <w:p>
@@ -100,7 +100,7 @@
               <w:rPr>
                 <w:b/>
                 <w:color w:val="1E293B"/>
-                <w:sz w:val="19"/>
+                <w:sz w:val="18"/>
               </w:rPr>
               <w:t>Primary Domain:</w:t>
             </w:r>
@@ -111,17 +111,17 @@
             <w:tcW w:type="dxa" w:w="4680"/>
             <w:shd w:fill="F8FAFC"/>
             <w:tcMar>
-              <w:top w:w="60" w:type="dxa"/>
-              <w:bottom w:w="60" w:type="dxa"/>
-              <w:left w:w="100" w:type="dxa"/>
-              <w:right w:w="100" w:type="dxa"/>
+              <w:top w:w="50" w:type="dxa"/>
+              <w:bottom w:w="50" w:type="dxa"/>
+              <w:left w:w="80" w:type="dxa"/>
+              <w:right w:w="80" w:type="dxa"/>
             </w:tcMar>
           </w:tcPr>
           <w:p>
             <w:r>
               <w:rPr>
                 <w:color w:val="1E293B"/>
-                <w:sz w:val="19"/>
+                <w:sz w:val="18"/>
               </w:rPr>
               <w:t>Predictive Maintenance of Three-Phase Induction Motors &amp; Industrial Equipment</w:t>
             </w:r>
@@ -134,10 +134,10 @@
             <w:tcW w:type="dxa" w:w="4680"/>
             <w:shd w:fill="F1F5F9"/>
             <w:tcMar>
-              <w:top w:w="60" w:type="dxa"/>
-              <w:bottom w:w="60" w:type="dxa"/>
-              <w:left w:w="100" w:type="dxa"/>
-              <w:right w:w="100" w:type="dxa"/>
+              <w:top w:w="50" w:type="dxa"/>
+              <w:bottom w:w="50" w:type="dxa"/>
+              <w:left w:w="80" w:type="dxa"/>
+              <w:right w:w="80" w:type="dxa"/>
             </w:tcMar>
           </w:tcPr>
           <w:p>
@@ -145,9 +145,9 @@
               <w:rPr>
                 <w:b/>
                 <w:color w:val="1E293B"/>
-                <w:sz w:val="19"/>
+                <w:sz w:val="18"/>
               </w:rPr>
-              <w:t>Report Type:</w:t>
+              <w:t>Investigating Authors:</w:t>
             </w:r>
           </w:p>
         </w:tc>
@@ -156,17 +156,62 @@
             <w:tcW w:type="dxa" w:w="4680"/>
             <w:shd w:fill="F8FAFC"/>
             <w:tcMar>
-              <w:top w:w="60" w:type="dxa"/>
-              <w:bottom w:w="60" w:type="dxa"/>
-              <w:left w:w="100" w:type="dxa"/>
-              <w:right w:w="100" w:type="dxa"/>
+              <w:top w:w="50" w:type="dxa"/>
+              <w:bottom w:w="50" w:type="dxa"/>
+              <w:left w:w="80" w:type="dxa"/>
+              <w:right w:w="80" w:type="dxa"/>
             </w:tcMar>
           </w:tcPr>
           <w:p>
             <w:r>
               <w:rPr>
                 <w:color w:val="1E293B"/>
-                <w:sz w:val="19"/>
+                <w:sz w:val="18"/>
+              </w:rPr>
+              <w:t>Aditya Gupta, Aditya Maurya, Ananya Sharma, Aryan Mishra (Supervisor: Ms. Monika Sharma)</w:t>
+            </w:r>
+          </w:p>
+        </w:tc>
+      </w:tr>
+      <w:tr>
+        <w:tc>
+          <w:tcPr>
+            <w:tcW w:type="dxa" w:w="4680"/>
+            <w:shd w:fill="F1F5F9"/>
+            <w:tcMar>
+              <w:top w:w="50" w:type="dxa"/>
+              <w:bottom w:w="50" w:type="dxa"/>
+              <w:left w:w="80" w:type="dxa"/>
+              <w:right w:w="80" w:type="dxa"/>
+            </w:tcMar>
+          </w:tcPr>
+          <w:p>
+            <w:r>
+              <w:rPr>
+                <w:b/>
+                <w:color w:val="1E293B"/>
+                <w:sz w:val="18"/>
+              </w:rPr>
+              <w:t>Report Classification:</w:t>
+            </w:r>
+          </w:p>
+        </w:tc>
+        <w:tc>
+          <w:tcPr>
+            <w:tcW w:type="dxa" w:w="4680"/>
+            <w:shd w:fill="F8FAFC"/>
+            <w:tcMar>
+              <w:top w:w="50" w:type="dxa"/>
+              <w:bottom w:w="50" w:type="dxa"/>
+              <w:left w:w="80" w:type="dxa"/>
+              <w:right w:w="80" w:type="dxa"/>
+            </w:tcMar>
+          </w:tcPr>
+          <w:p>
+            <w:r>
+              <w:rPr>
+                <w:color w:val="1E293B"/>
+                <w:sz w:val="18"/>
               </w:rPr>
               <w:t>Academic Technical Evaluation &amp; Model Validation Report (TR-2026-MX1)</w:t>
             </w:r>
@@ -179,10 +224,10 @@
             <w:tcW w:type="dxa" w:w="4680"/>
             <w:shd w:fill="F1F5F9"/>
             <w:tcMar>
-              <w:top w:w="60" w:type="dxa"/>
-              <w:bottom w:w="60" w:type="dxa"/>
-              <w:left w:w="100" w:type="dxa"/>
-              <w:right w:w="100" w:type="dxa"/>
+              <w:top w:w="50" w:type="dxa"/>
+              <w:bottom w:w="50" w:type="dxa"/>
+              <w:left w:w="80" w:type="dxa"/>
+              <w:right w:w="80" w:type="dxa"/>
             </w:tcMar>
           </w:tcPr>
           <w:p>
@@ -190,9 +235,9 @@
               <w:rPr>
                 <w:b/>
                 <w:color w:val="1E293B"/>
-                <w:sz w:val="19"/>
+                <w:sz w:val="18"/>
               </w:rPr>
-              <w:t>Evaluation Date:</w:t>
+              <w:t>Evaluation Checkpoints:</w:t>
             </w:r>
           </w:p>
         </w:tc>
@@ -201,19 +246,19 @@
             <w:tcW w:type="dxa" w:w="4680"/>
             <w:shd w:fill="F8FAFC"/>
             <w:tcMar>
-              <w:top w:w="60" w:type="dxa"/>
-              <w:bottom w:w="60" w:type="dxa"/>
-              <w:left w:w="100" w:type="dxa"/>
-              <w:right w:w="100" w:type="dxa"/>
+              <w:top w:w="50" w:type="dxa"/>
+              <w:bottom w:w="50" w:type="dxa"/>
+              <w:left w:w="80" w:type="dxa"/>
+              <w:right w:w="80" w:type="dxa"/>
             </w:tcMar>
           </w:tcPr>
           <w:p>
             <w:r>
               <w:rPr>
                 <w:color w:val="1E293B"/>
-                <w:sz w:val="19"/>
+                <w:sz w:val="18"/>
               </w:rPr>
-              <w:t>October 2026 — Verified Model Checkpoints</w:t>
+              <w:t>Python 3.10.0 · Host: AMD Ryzen 5 4600H with Radeon Graphics · Verified Checkpoints</w:t>
             </w:r>
           </w:p>
         </w:tc>
@@ -221,7 +266,7 @@
     </w:tbl>
     <w:p>
       <w:pPr>
-        <w:spacing w:after="240"/>
+        <w:spacing w:after="200"/>
       </w:pPr>
     </w:p>
     <w:p>
@@ -237,13 +282,13 @@
     </w:p>
     <w:p>
       <w:pPr>
-        <w:spacing w:after="200"/>
+        <w:spacing w:after="160"/>
       </w:pPr>
       <w:r>
-        <w:t>This technical report presents the experimental validation and empirical benchmarks for MACHINA-X, an explainable digital twin framework designed for condition monitoring, multi-fault diagnostics, and remaining useful life (RUL) estimation in electro-mechanical machinery. The system integrates Motor Current Signature Analysis (MCSA), vibration signal decomposition, thermal telemetry, Gradient Boosted Decision Trees (XGBoost), Bidirectional LSTM networks, and TreeSHAP explainability into a coherent cyber-physical architecture.</w:t>
+        <w:t>This technical report presents the experimental validation and empirical benchmarks for MACHINA-X, an explainable digital twin framework designed for condition monitoring, multi-fault diagnostics, and remaining useful life (RUL) estimation in electro-mechanical machinery. The system integrates Motor Current Signature Analysis (MCSA), vibration signal decomposition, thermal telemetry, Gradient Boosted Decision Trees (XGBoost), Bidirectional/LSTM networks, and TreeSHAP explainability into a coherent cyber-physical architecture.</w:t>
         <w:br/>
         <w:br/>
-        <w:t>The evaluation encompasses two distinct empirical tracks: (1) a benchmark on the UCI AI4I 2020 Predictive Maintenance dataset (10,000 physical instances), where the champion model achieves 98.45% accuracy and an F1-score of 0.7862 under extreme 28.5:1 class imbalance; and (2) an induction motor digital twin simulation modeling a 3 kW, 415 V motor under five operating states, attaining 94.55% classification accuracy and an RUL prediction error of 0.22 hours.</w:t>
+        <w:t>The evaluation encompasses two distinct empirical tracks: (1) a benchmark on the UCI AI4I 2020 Predictive Maintenance dataset (10,000 synthetic milling-machine instances, Stephan Matzka, 2020), where the champion model achieves 98.45% accuracy and an F1-score of 0.7862 under extreme 28.5:1 class imbalance; and (2) an induction motor digital twin simulation modeling a 3 kW, 415 V motor under five operating states, attaining 94.55% classification accuracy across 312 windows from 52 held-out runs and an RUL prediction error of 0.22 hours across 4 held-out degradation trajectories.</w:t>
       </w:r>
     </w:p>
     <w:p>
@@ -254,25 +299,21 @@
         <w:rPr>
           <w:color w:val="102C57"/>
         </w:rPr>
-        <w:t>2. Cyber-Physical System Architecture</w:t>
+        <w:t>2. Verified Model Hyperparameters</w:t>
       </w:r>
     </w:p>
     <w:p>
       <w:pPr>
-        <w:spacing w:after="200"/>
+        <w:spacing w:after="160"/>
       </w:pPr>
       <w:r>
-        <w:t>The MACHINA-X architecture is structured into five cohesive layers designed for high-throughput industrial telemetry:</w:t>
+        <w:t>To prevent documentation drift, model hyperparameters are audited directly from training checkpoints:</w:t>
         <w:br/>
-        <w:t>• Ingestion Layer: High-speed ingestion of stator current (10 kHz), vibration (5 kHz), and surface temperature (1 Hz).</w:t>
+        <w:t>• Stage 1 (Anomaly Detector): Isolation Forest with 150 estimators, contamination=0.05.</w:t>
         <w:br/>
-        <w:t>• Feature Extraction Engine: Computes 26 physics-guided features across spectral, time, and physical domains.</w:t>
+        <w:t>• Stage 2 (Fault Classifier): XGBoost with 120 estimators, learning rate=0.08, max depth=5, subsample=0.85.</w:t>
         <w:br/>
-        <w:t>• Anomaly Detection: Unsupervised Isolation Forest filtering anomalous telemetry prior to classification.</w:t>
-        <w:br/>
-        <w:t>• Fault Classification &amp; Prognostics: Multi-class XGBoost classifier and sequence-based LSTM regression.</w:t>
-        <w:br/>
-        <w:t>• Explainability Tier: TreeSHAP generates exact additive feature attributions for operators and engineers.</w:t>
+        <w:t>• Stage 3 (RUL Prognostics): Unidirectional 2-layer LSTM sequence regressor with 32 hidden units, dropout=0.1, learning rate=0.005 (Adam), trained over 40 epochs (batch size 32) on sequences of length k=5.</w:t>
       </w:r>
     </w:p>
     <w:p>
@@ -284,14 +325,6 @@
           <w:color w:val="102C57"/>
         </w:rPr>
         <w:t>3. Track A Benchmark: UCI AI4I 2020 Dataset</w:t>
-      </w:r>
-    </w:p>
-    <w:p>
-      <w:pPr>
-        <w:spacing w:after="160"/>
-      </w:pPr>
-      <w:r>
-        <w:t>The UCI AI4I 2020 dataset represents 10,000 real-world milling machine manufacturing cycles. It contains 339 failure events (3.39% incidence rate), presenting an authentic industrial class imbalance ratio of 28.5:1. An 80/20 stratified split with 5-fold cross-validation was employed to ensure zero data leakage and rigorous statistical validity.</w:t>
       </w:r>
     </w:p>
     <w:p>
@@ -319,10 +352,10 @@
             <w:tcW w:type="dxa" w:w="1560"/>
             <w:shd w:fill="1E3A8A"/>
             <w:tcMar>
-              <w:top w:w="80" w:type="dxa"/>
-              <w:bottom w:w="80" w:type="dxa"/>
-              <w:left w:w="80" w:type="dxa"/>
-              <w:right w:w="80" w:type="dxa"/>
+              <w:top w:w="60" w:type="dxa"/>
+              <w:bottom w:w="60" w:type="dxa"/>
+              <w:left w:w="60" w:type="dxa"/>
+              <w:right w:w="60" w:type="dxa"/>
             </w:tcMar>
           </w:tcPr>
           <w:p>
@@ -330,7 +363,7 @@
               <w:rPr>
                 <w:b/>
                 <w:color w:val="FFFFFF"/>
-                <w:sz w:val="18"/>
+                <w:sz w:val="17"/>
               </w:rPr>
               <w:t>Model Architecture</w:t>
             </w:r>
@@ -341,10 +374,10 @@
             <w:tcW w:type="dxa" w:w="1560"/>
             <w:shd w:fill="1E3A8A"/>
             <w:tcMar>
-              <w:top w:w="80" w:type="dxa"/>
-              <w:bottom w:w="80" w:type="dxa"/>
-              <w:left w:w="80" w:type="dxa"/>
-              <w:right w:w="80" w:type="dxa"/>
+              <w:top w:w="60" w:type="dxa"/>
+              <w:bottom w:w="60" w:type="dxa"/>
+              <w:left w:w="60" w:type="dxa"/>
+              <w:right w:w="60" w:type="dxa"/>
             </w:tcMar>
           </w:tcPr>
           <w:p>
@@ -352,7 +385,7 @@
               <w:rPr>
                 <w:b/>
                 <w:color w:val="FFFFFF"/>
-                <w:sz w:val="18"/>
+                <w:sz w:val="17"/>
               </w:rPr>
               <w:t>Accuracy</w:t>
             </w:r>
@@ -363,10 +396,10 @@
             <w:tcW w:type="dxa" w:w="1560"/>
             <w:shd w:fill="1E3A8A"/>
             <w:tcMar>
-              <w:top w:w="80" w:type="dxa"/>
-              <w:bottom w:w="80" w:type="dxa"/>
-              <w:left w:w="80" w:type="dxa"/>
-              <w:right w:w="80" w:type="dxa"/>
+              <w:top w:w="60" w:type="dxa"/>
+              <w:bottom w:w="60" w:type="dxa"/>
+              <w:left w:w="60" w:type="dxa"/>
+              <w:right w:w="60" w:type="dxa"/>
             </w:tcMar>
           </w:tcPr>
           <w:p>
@@ -374,7 +407,7 @@
               <w:rPr>
                 <w:b/>
                 <w:color w:val="FFFFFF"/>
-                <w:sz w:val="18"/>
+                <w:sz w:val="17"/>
               </w:rPr>
               <w:t>Precision</w:t>
             </w:r>
@@ -385,10 +418,10 @@
             <w:tcW w:type="dxa" w:w="1560"/>
             <w:shd w:fill="1E3A8A"/>
             <w:tcMar>
-              <w:top w:w="80" w:type="dxa"/>
-              <w:bottom w:w="80" w:type="dxa"/>
-              <w:left w:w="80" w:type="dxa"/>
-              <w:right w:w="80" w:type="dxa"/>
+              <w:top w:w="60" w:type="dxa"/>
+              <w:bottom w:w="60" w:type="dxa"/>
+              <w:left w:w="60" w:type="dxa"/>
+              <w:right w:w="60" w:type="dxa"/>
             </w:tcMar>
           </w:tcPr>
           <w:p>
@@ -396,7 +429,7 @@
               <w:rPr>
                 <w:b/>
                 <w:color w:val="FFFFFF"/>
-                <w:sz w:val="18"/>
+                <w:sz w:val="17"/>
               </w:rPr>
               <w:t>Recall</w:t>
             </w:r>
@@ -407,10 +440,10 @@
             <w:tcW w:type="dxa" w:w="1560"/>
             <w:shd w:fill="1E3A8A"/>
             <w:tcMar>
-              <w:top w:w="80" w:type="dxa"/>
-              <w:bottom w:w="80" w:type="dxa"/>
-              <w:left w:w="80" w:type="dxa"/>
-              <w:right w:w="80" w:type="dxa"/>
+              <w:top w:w="60" w:type="dxa"/>
+              <w:bottom w:w="60" w:type="dxa"/>
+              <w:left w:w="60" w:type="dxa"/>
+              <w:right w:w="60" w:type="dxa"/>
             </w:tcMar>
           </w:tcPr>
           <w:p>
@@ -418,7 +451,7 @@
               <w:rPr>
                 <w:b/>
                 <w:color w:val="FFFFFF"/>
-                <w:sz w:val="18"/>
+                <w:sz w:val="17"/>
               </w:rPr>
               <w:t>F1-Score</w:t>
             </w:r>
@@ -429,10 +462,10 @@
             <w:tcW w:type="dxa" w:w="1560"/>
             <w:shd w:fill="1E3A8A"/>
             <w:tcMar>
-              <w:top w:w="80" w:type="dxa"/>
-              <w:bottom w:w="80" w:type="dxa"/>
-              <w:left w:w="80" w:type="dxa"/>
-              <w:right w:w="80" w:type="dxa"/>
+              <w:top w:w="60" w:type="dxa"/>
+              <w:bottom w:w="60" w:type="dxa"/>
+              <w:left w:w="60" w:type="dxa"/>
+              <w:right w:w="60" w:type="dxa"/>
             </w:tcMar>
           </w:tcPr>
           <w:p>
@@ -440,7 +473,7 @@
               <w:rPr>
                 <w:b/>
                 <w:color w:val="FFFFFF"/>
-                <w:sz w:val="18"/>
+                <w:sz w:val="17"/>
               </w:rPr>
               <w:t>ROC-AUC</w:t>
             </w:r>
@@ -453,16 +486,16 @@
             <w:tcW w:type="dxa" w:w="1560"/>
             <w:shd w:fill="FFFFFF"/>
             <w:tcMar>
-              <w:top w:w="60" w:type="dxa"/>
-              <w:bottom w:w="60" w:type="dxa"/>
-              <w:left w:w="80" w:type="dxa"/>
-              <w:right w:w="80" w:type="dxa"/>
+              <w:top w:w="50" w:type="dxa"/>
+              <w:bottom w:w="50" w:type="dxa"/>
+              <w:left w:w="60" w:type="dxa"/>
+              <w:right w:w="60" w:type="dxa"/>
             </w:tcMar>
           </w:tcPr>
           <w:p>
             <w:r>
               <w:rPr>
-                <w:sz w:val="18"/>
+                <w:sz w:val="17"/>
               </w:rPr>
               <w:t>Logistic Regression (Baseline)</w:t>
             </w:r>
@@ -473,16 +506,16 @@
             <w:tcW w:type="dxa" w:w="1560"/>
             <w:shd w:fill="FFFFFF"/>
             <w:tcMar>
-              <w:top w:w="60" w:type="dxa"/>
-              <w:bottom w:w="60" w:type="dxa"/>
-              <w:left w:w="80" w:type="dxa"/>
-              <w:right w:w="80" w:type="dxa"/>
+              <w:top w:w="50" w:type="dxa"/>
+              <w:bottom w:w="50" w:type="dxa"/>
+              <w:left w:w="60" w:type="dxa"/>
+              <w:right w:w="60" w:type="dxa"/>
             </w:tcMar>
           </w:tcPr>
           <w:p>
             <w:r>
               <w:rPr>
-                <w:sz w:val="18"/>
+                <w:sz w:val="17"/>
               </w:rPr>
               <w:t>85.75%</w:t>
             </w:r>
@@ -493,16 +526,16 @@
             <w:tcW w:type="dxa" w:w="1560"/>
             <w:shd w:fill="FFFFFF"/>
             <w:tcMar>
-              <w:top w:w="60" w:type="dxa"/>
-              <w:bottom w:w="60" w:type="dxa"/>
-              <w:left w:w="80" w:type="dxa"/>
-              <w:right w:w="80" w:type="dxa"/>
+              <w:top w:w="50" w:type="dxa"/>
+              <w:bottom w:w="50" w:type="dxa"/>
+              <w:left w:w="60" w:type="dxa"/>
+              <w:right w:w="60" w:type="dxa"/>
             </w:tcMar>
           </w:tcPr>
           <w:p>
             <w:r>
               <w:rPr>
-                <w:sz w:val="18"/>
+                <w:sz w:val="17"/>
               </w:rPr>
               <w:t>17.80%</w:t>
             </w:r>
@@ -513,16 +546,16 @@
             <w:tcW w:type="dxa" w:w="1560"/>
             <w:shd w:fill="FFFFFF"/>
             <w:tcMar>
-              <w:top w:w="60" w:type="dxa"/>
-              <w:bottom w:w="60" w:type="dxa"/>
-              <w:left w:w="80" w:type="dxa"/>
-              <w:right w:w="80" w:type="dxa"/>
+              <w:top w:w="50" w:type="dxa"/>
+              <w:bottom w:w="50" w:type="dxa"/>
+              <w:left w:w="60" w:type="dxa"/>
+              <w:right w:w="60" w:type="dxa"/>
             </w:tcMar>
           </w:tcPr>
           <w:p>
             <w:r>
               <w:rPr>
-                <w:sz w:val="18"/>
+                <w:sz w:val="17"/>
               </w:rPr>
               <w:t>88.24%</w:t>
             </w:r>
@@ -533,16 +566,16 @@
             <w:tcW w:type="dxa" w:w="1560"/>
             <w:shd w:fill="FFFFFF"/>
             <w:tcMar>
-              <w:top w:w="60" w:type="dxa"/>
-              <w:bottom w:w="60" w:type="dxa"/>
-              <w:left w:w="80" w:type="dxa"/>
-              <w:right w:w="80" w:type="dxa"/>
+              <w:top w:w="50" w:type="dxa"/>
+              <w:bottom w:w="50" w:type="dxa"/>
+              <w:left w:w="60" w:type="dxa"/>
+              <w:right w:w="60" w:type="dxa"/>
             </w:tcMar>
           </w:tcPr>
           <w:p>
             <w:r>
               <w:rPr>
-                <w:sz w:val="18"/>
+                <w:sz w:val="17"/>
               </w:rPr>
               <w:t>0.2963</w:t>
             </w:r>
@@ -553,16 +586,16 @@
             <w:tcW w:type="dxa" w:w="1560"/>
             <w:shd w:fill="FFFFFF"/>
             <w:tcMar>
-              <w:top w:w="60" w:type="dxa"/>
-              <w:bottom w:w="60" w:type="dxa"/>
-              <w:left w:w="80" w:type="dxa"/>
-              <w:right w:w="80" w:type="dxa"/>
+              <w:top w:w="50" w:type="dxa"/>
+              <w:bottom w:w="50" w:type="dxa"/>
+              <w:left w:w="60" w:type="dxa"/>
+              <w:right w:w="60" w:type="dxa"/>
             </w:tcMar>
           </w:tcPr>
           <w:p>
             <w:r>
               <w:rPr>
-                <w:sz w:val="18"/>
+                <w:sz w:val="17"/>
               </w:rPr>
               <w:t>0.9393</w:t>
             </w:r>
@@ -575,16 +608,16 @@
             <w:tcW w:type="dxa" w:w="1560"/>
             <w:shd w:fill="F8FAFC"/>
             <w:tcMar>
-              <w:top w:w="60" w:type="dxa"/>
-              <w:bottom w:w="60" w:type="dxa"/>
-              <w:left w:w="80" w:type="dxa"/>
-              <w:right w:w="80" w:type="dxa"/>
+              <w:top w:w="50" w:type="dxa"/>
+              <w:bottom w:w="50" w:type="dxa"/>
+              <w:left w:w="60" w:type="dxa"/>
+              <w:right w:w="60" w:type="dxa"/>
             </w:tcMar>
           </w:tcPr>
           <w:p>
             <w:r>
               <w:rPr>
-                <w:sz w:val="18"/>
+                <w:sz w:val="17"/>
               </w:rPr>
               <w:t>Decision Tree (Baseline)</w:t>
             </w:r>
@@ -595,16 +628,16 @@
             <w:tcW w:type="dxa" w:w="1560"/>
             <w:shd w:fill="F8FAFC"/>
             <w:tcMar>
-              <w:top w:w="60" w:type="dxa"/>
-              <w:bottom w:w="60" w:type="dxa"/>
-              <w:left w:w="80" w:type="dxa"/>
-              <w:right w:w="80" w:type="dxa"/>
+              <w:top w:w="50" w:type="dxa"/>
+              <w:bottom w:w="50" w:type="dxa"/>
+              <w:left w:w="60" w:type="dxa"/>
+              <w:right w:w="60" w:type="dxa"/>
             </w:tcMar>
           </w:tcPr>
           <w:p>
             <w:r>
               <w:rPr>
-                <w:sz w:val="18"/>
+                <w:sz w:val="17"/>
               </w:rPr>
               <w:t>95.00%</w:t>
             </w:r>
@@ -615,16 +648,16 @@
             <w:tcW w:type="dxa" w:w="1560"/>
             <w:shd w:fill="F8FAFC"/>
             <w:tcMar>
-              <w:top w:w="60" w:type="dxa"/>
-              <w:bottom w:w="60" w:type="dxa"/>
-              <w:left w:w="80" w:type="dxa"/>
-              <w:right w:w="80" w:type="dxa"/>
+              <w:top w:w="50" w:type="dxa"/>
+              <w:bottom w:w="50" w:type="dxa"/>
+              <w:left w:w="60" w:type="dxa"/>
+              <w:right w:w="60" w:type="dxa"/>
             </w:tcMar>
           </w:tcPr>
           <w:p>
             <w:r>
               <w:rPr>
-                <w:sz w:val="18"/>
+                <w:sz w:val="17"/>
               </w:rPr>
               <w:t>38.89%</w:t>
             </w:r>
@@ -635,16 +668,16 @@
             <w:tcW w:type="dxa" w:w="1560"/>
             <w:shd w:fill="F8FAFC"/>
             <w:tcMar>
-              <w:top w:w="60" w:type="dxa"/>
-              <w:bottom w:w="60" w:type="dxa"/>
-              <w:left w:w="80" w:type="dxa"/>
-              <w:right w:w="80" w:type="dxa"/>
+              <w:top w:w="50" w:type="dxa"/>
+              <w:bottom w:w="50" w:type="dxa"/>
+              <w:left w:w="60" w:type="dxa"/>
+              <w:right w:w="60" w:type="dxa"/>
             </w:tcMar>
           </w:tcPr>
           <w:p>
             <w:r>
               <w:rPr>
-                <w:sz w:val="18"/>
+                <w:sz w:val="17"/>
               </w:rPr>
               <w:t>82.35%</w:t>
             </w:r>
@@ -655,16 +688,16 @@
             <w:tcW w:type="dxa" w:w="1560"/>
             <w:shd w:fill="F8FAFC"/>
             <w:tcMar>
-              <w:top w:w="60" w:type="dxa"/>
-              <w:bottom w:w="60" w:type="dxa"/>
-              <w:left w:w="80" w:type="dxa"/>
-              <w:right w:w="80" w:type="dxa"/>
+              <w:top w:w="50" w:type="dxa"/>
+              <w:bottom w:w="50" w:type="dxa"/>
+              <w:left w:w="60" w:type="dxa"/>
+              <w:right w:w="60" w:type="dxa"/>
             </w:tcMar>
           </w:tcPr>
           <w:p>
             <w:r>
               <w:rPr>
-                <w:sz w:val="18"/>
+                <w:sz w:val="17"/>
               </w:rPr>
               <w:t>0.5283</w:t>
             </w:r>
@@ -675,16 +708,16 @@
             <w:tcW w:type="dxa" w:w="1560"/>
             <w:shd w:fill="F8FAFC"/>
             <w:tcMar>
-              <w:top w:w="60" w:type="dxa"/>
-              <w:bottom w:w="60" w:type="dxa"/>
-              <w:left w:w="80" w:type="dxa"/>
-              <w:right w:w="80" w:type="dxa"/>
+              <w:top w:w="50" w:type="dxa"/>
+              <w:bottom w:w="50" w:type="dxa"/>
+              <w:left w:w="60" w:type="dxa"/>
+              <w:right w:w="60" w:type="dxa"/>
             </w:tcMar>
           </w:tcPr>
           <w:p>
             <w:r>
               <w:rPr>
-                <w:sz w:val="18"/>
+                <w:sz w:val="17"/>
               </w:rPr>
               <w:t>0.8568</w:t>
             </w:r>
@@ -697,16 +730,16 @@
             <w:tcW w:type="dxa" w:w="1560"/>
             <w:shd w:fill="FFFFFF"/>
             <w:tcMar>
-              <w:top w:w="60" w:type="dxa"/>
-              <w:bottom w:w="60" w:type="dxa"/>
-              <w:left w:w="80" w:type="dxa"/>
-              <w:right w:w="80" w:type="dxa"/>
+              <w:top w:w="50" w:type="dxa"/>
+              <w:bottom w:w="50" w:type="dxa"/>
+              <w:left w:w="60" w:type="dxa"/>
+              <w:right w:w="60" w:type="dxa"/>
             </w:tcMar>
           </w:tcPr>
           <w:p>
             <w:r>
               <w:rPr>
-                <w:sz w:val="18"/>
+                <w:sz w:val="17"/>
               </w:rPr>
               <w:t>Random Forest</w:t>
             </w:r>
@@ -717,16 +750,16 @@
             <w:tcW w:type="dxa" w:w="1560"/>
             <w:shd w:fill="FFFFFF"/>
             <w:tcMar>
-              <w:top w:w="60" w:type="dxa"/>
-              <w:bottom w:w="60" w:type="dxa"/>
-              <w:left w:w="80" w:type="dxa"/>
-              <w:right w:w="80" w:type="dxa"/>
+              <w:top w:w="50" w:type="dxa"/>
+              <w:bottom w:w="50" w:type="dxa"/>
+              <w:left w:w="60" w:type="dxa"/>
+              <w:right w:w="60" w:type="dxa"/>
             </w:tcMar>
           </w:tcPr>
           <w:p>
             <w:r>
               <w:rPr>
-                <w:sz w:val="18"/>
+                <w:sz w:val="17"/>
               </w:rPr>
               <w:t>98.40%</w:t>
             </w:r>
@@ -737,16 +770,16 @@
             <w:tcW w:type="dxa" w:w="1560"/>
             <w:shd w:fill="FFFFFF"/>
             <w:tcMar>
-              <w:top w:w="60" w:type="dxa"/>
-              <w:bottom w:w="60" w:type="dxa"/>
-              <w:left w:w="80" w:type="dxa"/>
-              <w:right w:w="80" w:type="dxa"/>
+              <w:top w:w="50" w:type="dxa"/>
+              <w:bottom w:w="50" w:type="dxa"/>
+              <w:left w:w="60" w:type="dxa"/>
+              <w:right w:w="60" w:type="dxa"/>
             </w:tcMar>
           </w:tcPr>
           <w:p>
             <w:r>
               <w:rPr>
-                <w:sz w:val="18"/>
+                <w:sz w:val="17"/>
               </w:rPr>
               <w:t>74.32%</w:t>
             </w:r>
@@ -757,16 +790,16 @@
             <w:tcW w:type="dxa" w:w="1560"/>
             <w:shd w:fill="FFFFFF"/>
             <w:tcMar>
-              <w:top w:w="60" w:type="dxa"/>
-              <w:bottom w:w="60" w:type="dxa"/>
-              <w:left w:w="80" w:type="dxa"/>
-              <w:right w:w="80" w:type="dxa"/>
+              <w:top w:w="50" w:type="dxa"/>
+              <w:bottom w:w="50" w:type="dxa"/>
+              <w:left w:w="60" w:type="dxa"/>
+              <w:right w:w="60" w:type="dxa"/>
             </w:tcMar>
           </w:tcPr>
           <w:p>
             <w:r>
               <w:rPr>
-                <w:sz w:val="18"/>
+                <w:sz w:val="17"/>
               </w:rPr>
               <w:t>80.88%</w:t>
             </w:r>
@@ -777,16 +810,16 @@
             <w:tcW w:type="dxa" w:w="1560"/>
             <w:shd w:fill="FFFFFF"/>
             <w:tcMar>
-              <w:top w:w="60" w:type="dxa"/>
-              <w:bottom w:w="60" w:type="dxa"/>
-              <w:left w:w="80" w:type="dxa"/>
-              <w:right w:w="80" w:type="dxa"/>
+              <w:top w:w="50" w:type="dxa"/>
+              <w:bottom w:w="50" w:type="dxa"/>
+              <w:left w:w="60" w:type="dxa"/>
+              <w:right w:w="60" w:type="dxa"/>
             </w:tcMar>
           </w:tcPr>
           <w:p>
             <w:r>
               <w:rPr>
-                <w:sz w:val="18"/>
+                <w:sz w:val="17"/>
               </w:rPr>
               <w:t>0.7746</w:t>
             </w:r>
@@ -797,16 +830,16 @@
             <w:tcW w:type="dxa" w:w="1560"/>
             <w:shd w:fill="FFFFFF"/>
             <w:tcMar>
-              <w:top w:w="60" w:type="dxa"/>
-              <w:bottom w:w="60" w:type="dxa"/>
-              <w:left w:w="80" w:type="dxa"/>
-              <w:right w:w="80" w:type="dxa"/>
+              <w:top w:w="50" w:type="dxa"/>
+              <w:bottom w:w="50" w:type="dxa"/>
+              <w:left w:w="60" w:type="dxa"/>
+              <w:right w:w="60" w:type="dxa"/>
             </w:tcMar>
           </w:tcPr>
           <w:p>
             <w:r>
               <w:rPr>
-                <w:sz w:val="18"/>
+                <w:sz w:val="17"/>
               </w:rPr>
               <w:t>0.9831</w:t>
             </w:r>
@@ -819,17 +852,17 @@
             <w:tcW w:type="dxa" w:w="1560"/>
             <w:shd w:fill="EFF6FF"/>
             <w:tcMar>
-              <w:top w:w="60" w:type="dxa"/>
-              <w:bottom w:w="60" w:type="dxa"/>
-              <w:left w:w="80" w:type="dxa"/>
-              <w:right w:w="80" w:type="dxa"/>
+              <w:top w:w="50" w:type="dxa"/>
+              <w:bottom w:w="50" w:type="dxa"/>
+              <w:left w:w="60" w:type="dxa"/>
+              <w:right w:w="60" w:type="dxa"/>
             </w:tcMar>
           </w:tcPr>
           <w:p>
             <w:r>
               <w:rPr>
                 <w:b/>
-                <w:sz w:val="18"/>
+                <w:sz w:val="17"/>
               </w:rPr>
               <w:t>XGBoost Classifier (Champion)</w:t>
             </w:r>
@@ -840,17 +873,17 @@
             <w:tcW w:type="dxa" w:w="1560"/>
             <w:shd w:fill="EFF6FF"/>
             <w:tcMar>
-              <w:top w:w="60" w:type="dxa"/>
-              <w:bottom w:w="60" w:type="dxa"/>
-              <w:left w:w="80" w:type="dxa"/>
-              <w:right w:w="80" w:type="dxa"/>
+              <w:top w:w="50" w:type="dxa"/>
+              <w:bottom w:w="50" w:type="dxa"/>
+              <w:left w:w="60" w:type="dxa"/>
+              <w:right w:w="60" w:type="dxa"/>
             </w:tcMar>
           </w:tcPr>
           <w:p>
             <w:r>
               <w:rPr>
                 <w:b/>
-                <w:sz w:val="18"/>
+                <w:sz w:val="17"/>
               </w:rPr>
               <w:t>98.45%</w:t>
             </w:r>
@@ -861,17 +894,17 @@
             <w:tcW w:type="dxa" w:w="1560"/>
             <w:shd w:fill="EFF6FF"/>
             <w:tcMar>
-              <w:top w:w="60" w:type="dxa"/>
-              <w:bottom w:w="60" w:type="dxa"/>
-              <w:left w:w="80" w:type="dxa"/>
-              <w:right w:w="80" w:type="dxa"/>
+              <w:top w:w="50" w:type="dxa"/>
+              <w:bottom w:w="50" w:type="dxa"/>
+              <w:left w:w="60" w:type="dxa"/>
+              <w:right w:w="60" w:type="dxa"/>
             </w:tcMar>
           </w:tcPr>
           <w:p>
             <w:r>
               <w:rPr>
                 <w:b/>
-                <w:sz w:val="18"/>
+                <w:sz w:val="17"/>
               </w:rPr>
               <w:t>74.03%</w:t>
             </w:r>
@@ -882,17 +915,17 @@
             <w:tcW w:type="dxa" w:w="1560"/>
             <w:shd w:fill="EFF6FF"/>
             <w:tcMar>
-              <w:top w:w="60" w:type="dxa"/>
-              <w:bottom w:w="60" w:type="dxa"/>
-              <w:left w:w="80" w:type="dxa"/>
-              <w:right w:w="80" w:type="dxa"/>
+              <w:top w:w="50" w:type="dxa"/>
+              <w:bottom w:w="50" w:type="dxa"/>
+              <w:left w:w="60" w:type="dxa"/>
+              <w:right w:w="60" w:type="dxa"/>
             </w:tcMar>
           </w:tcPr>
           <w:p>
             <w:r>
               <w:rPr>
                 <w:b/>
-                <w:sz w:val="18"/>
+                <w:sz w:val="17"/>
               </w:rPr>
               <w:t>83.82%</w:t>
             </w:r>
@@ -903,17 +936,17 @@
             <w:tcW w:type="dxa" w:w="1560"/>
             <w:shd w:fill="EFF6FF"/>
             <w:tcMar>
-              <w:top w:w="60" w:type="dxa"/>
-              <w:bottom w:w="60" w:type="dxa"/>
-              <w:left w:w="80" w:type="dxa"/>
-              <w:right w:w="80" w:type="dxa"/>
+              <w:top w:w="50" w:type="dxa"/>
+              <w:bottom w:w="50" w:type="dxa"/>
+              <w:left w:w="60" w:type="dxa"/>
+              <w:right w:w="60" w:type="dxa"/>
             </w:tcMar>
           </w:tcPr>
           <w:p>
             <w:r>
               <w:rPr>
                 <w:b/>
-                <w:sz w:val="18"/>
+                <w:sz w:val="17"/>
               </w:rPr>
               <w:t>0.7862</w:t>
             </w:r>
@@ -924,17 +957,17 @@
             <w:tcW w:type="dxa" w:w="1560"/>
             <w:shd w:fill="EFF6FF"/>
             <w:tcMar>
-              <w:top w:w="60" w:type="dxa"/>
-              <w:bottom w:w="60" w:type="dxa"/>
-              <w:left w:w="80" w:type="dxa"/>
-              <w:right w:w="80" w:type="dxa"/>
+              <w:top w:w="50" w:type="dxa"/>
+              <w:bottom w:w="50" w:type="dxa"/>
+              <w:left w:w="60" w:type="dxa"/>
+              <w:right w:w="60" w:type="dxa"/>
             </w:tcMar>
           </w:tcPr>
           <w:p>
             <w:r>
               <w:rPr>
                 <w:b/>
-                <w:sz w:val="18"/>
+                <w:sz w:val="17"/>
               </w:rPr>
               <w:t>0.9808</w:t>
             </w:r>
@@ -944,867 +977,7 @@
     </w:tbl>
     <w:p>
       <w:pPr>
-        <w:spacing w:after="200"/>
-      </w:pPr>
-    </w:p>
-    <w:p>
-      <w:r>
-        <w:t>Table 2: Confusion Matrix for Champion XGBoost (Held-out Test Split, N=2,000)</w:t>
-      </w:r>
-    </w:p>
-    <w:tbl>
-      <w:tblPr>
-        <w:tblW w:type="auto" w:w="0"/>
-        <w:jc w:val="center"/>
-        <w:tblLook w:firstColumn="1" w:firstRow="1" w:lastColumn="0" w:lastRow="0" w:noHBand="0" w:noVBand="1" w:val="04A0"/>
-      </w:tblPr>
-      <w:tblGrid>
-        <w:gridCol w:w="3120"/>
-        <w:gridCol w:w="3120"/>
-        <w:gridCol w:w="3120"/>
-      </w:tblGrid>
-      <w:tr>
-        <w:tc>
-          <w:tcPr>
-            <w:tcW w:type="dxa" w:w="3120"/>
-            <w:shd w:fill="E2E8F0"/>
-            <w:tcMar>
-              <w:top w:w="60" w:type="dxa"/>
-              <w:bottom w:w="60" w:type="dxa"/>
-              <w:left w:w="80" w:type="dxa"/>
-              <w:right w:w="80" w:type="dxa"/>
-            </w:tcMar>
-          </w:tcPr>
-          <w:p>
-            <w:r>
-              <w:rPr>
-                <w:b/>
-                <w:sz w:val="18"/>
-              </w:rPr>
-            </w:r>
-          </w:p>
-        </w:tc>
-        <w:tc>
-          <w:tcPr>
-            <w:tcW w:type="dxa" w:w="3120"/>
-            <w:shd w:fill="E2E8F0"/>
-            <w:tcMar>
-              <w:top w:w="60" w:type="dxa"/>
-              <w:bottom w:w="60" w:type="dxa"/>
-              <w:left w:w="80" w:type="dxa"/>
-              <w:right w:w="80" w:type="dxa"/>
-            </w:tcMar>
-          </w:tcPr>
-          <w:p>
-            <w:r>
-              <w:rPr>
-                <w:b/>
-                <w:sz w:val="18"/>
-              </w:rPr>
-              <w:t>Predicted Negative (Healthy)</w:t>
-            </w:r>
-          </w:p>
-        </w:tc>
-        <w:tc>
-          <w:tcPr>
-            <w:tcW w:type="dxa" w:w="3120"/>
-            <w:shd w:fill="E2E8F0"/>
-            <w:tcMar>
-              <w:top w:w="60" w:type="dxa"/>
-              <w:bottom w:w="60" w:type="dxa"/>
-              <w:left w:w="80" w:type="dxa"/>
-              <w:right w:w="80" w:type="dxa"/>
-            </w:tcMar>
-          </w:tcPr>
-          <w:p>
-            <w:r>
-              <w:rPr>
-                <w:b/>
-                <w:sz w:val="18"/>
-              </w:rPr>
-              <w:t>Predicted Positive (Failure)</w:t>
-            </w:r>
-          </w:p>
-        </w:tc>
-      </w:tr>
-      <w:tr>
-        <w:tc>
-          <w:tcPr>
-            <w:tcW w:type="dxa" w:w="3120"/>
-            <w:shd w:fill="E2E8F0"/>
-            <w:tcMar>
-              <w:top w:w="60" w:type="dxa"/>
-              <w:bottom w:w="60" w:type="dxa"/>
-              <w:left w:w="80" w:type="dxa"/>
-              <w:right w:w="80" w:type="dxa"/>
-            </w:tcMar>
-          </w:tcPr>
-          <w:p>
-            <w:r>
-              <w:rPr>
-                <w:b/>
-                <w:sz w:val="18"/>
-              </w:rPr>
-              <w:t>Actual Negative (Healthy = 1,932)</w:t>
-            </w:r>
-          </w:p>
-        </w:tc>
-        <w:tc>
-          <w:tcPr>
-            <w:tcW w:type="dxa" w:w="3120"/>
-            <w:shd w:fill="F8FAFC"/>
-            <w:tcMar>
-              <w:top w:w="60" w:type="dxa"/>
-              <w:bottom w:w="60" w:type="dxa"/>
-              <w:left w:w="80" w:type="dxa"/>
-              <w:right w:w="80" w:type="dxa"/>
-            </w:tcMar>
-          </w:tcPr>
-          <w:p>
-            <w:r>
-              <w:rPr>
-                <w:sz w:val="18"/>
-              </w:rPr>
-              <w:t>1,912 (True Negatives)</w:t>
-            </w:r>
-          </w:p>
-        </w:tc>
-        <w:tc>
-          <w:tcPr>
-            <w:tcW w:type="dxa" w:w="3120"/>
-            <w:shd w:fill="F8FAFC"/>
-            <w:tcMar>
-              <w:top w:w="60" w:type="dxa"/>
-              <w:bottom w:w="60" w:type="dxa"/>
-              <w:left w:w="80" w:type="dxa"/>
-              <w:right w:w="80" w:type="dxa"/>
-            </w:tcMar>
-          </w:tcPr>
-          <w:p>
-            <w:r>
-              <w:rPr>
-                <w:sz w:val="18"/>
-              </w:rPr>
-              <w:t>20 (False Positives)</w:t>
-            </w:r>
-          </w:p>
-        </w:tc>
-      </w:tr>
-      <w:tr>
-        <w:tc>
-          <w:tcPr>
-            <w:tcW w:type="dxa" w:w="3120"/>
-            <w:shd w:fill="E2E8F0"/>
-            <w:tcMar>
-              <w:top w:w="60" w:type="dxa"/>
-              <w:bottom w:w="60" w:type="dxa"/>
-              <w:left w:w="80" w:type="dxa"/>
-              <w:right w:w="80" w:type="dxa"/>
-            </w:tcMar>
-          </w:tcPr>
-          <w:p>
-            <w:r>
-              <w:rPr>
-                <w:b/>
-                <w:sz w:val="18"/>
-              </w:rPr>
-              <w:t>Actual Positive (Failure = 68)</w:t>
-            </w:r>
-          </w:p>
-        </w:tc>
-        <w:tc>
-          <w:tcPr>
-            <w:tcW w:type="dxa" w:w="3120"/>
-            <w:shd w:fill="F8FAFC"/>
-            <w:tcMar>
-              <w:top w:w="60" w:type="dxa"/>
-              <w:bottom w:w="60" w:type="dxa"/>
-              <w:left w:w="80" w:type="dxa"/>
-              <w:right w:w="80" w:type="dxa"/>
-            </w:tcMar>
-          </w:tcPr>
-          <w:p>
-            <w:r>
-              <w:rPr>
-                <w:sz w:val="18"/>
-              </w:rPr>
-              <w:t>11 (False Negatives)</w:t>
-            </w:r>
-          </w:p>
-        </w:tc>
-        <w:tc>
-          <w:tcPr>
-            <w:tcW w:type="dxa" w:w="3120"/>
-            <w:shd w:fill="F8FAFC"/>
-            <w:tcMar>
-              <w:top w:w="60" w:type="dxa"/>
-              <w:bottom w:w="60" w:type="dxa"/>
-              <w:left w:w="80" w:type="dxa"/>
-              <w:right w:w="80" w:type="dxa"/>
-            </w:tcMar>
-          </w:tcPr>
-          <w:p>
-            <w:r>
-              <w:rPr>
-                <w:sz w:val="18"/>
-              </w:rPr>
-              <w:t>57 (True Positives)</w:t>
-            </w:r>
-          </w:p>
-        </w:tc>
-      </w:tr>
-    </w:tbl>
-    <w:p>
-      <w:pPr>
-        <w:spacing w:after="200"/>
-      </w:pPr>
-    </w:p>
-    <w:p>
-      <w:r>
-        <w:t>Table 3: Global TreeSHAP Feature Attributions (AI4I Benchmark)</w:t>
-      </w:r>
-    </w:p>
-    <w:tbl>
-      <w:tblPr>
-        <w:tblW w:type="auto" w:w="0"/>
-        <w:jc w:val="center"/>
-        <w:tblLook w:firstColumn="1" w:firstRow="1" w:lastColumn="0" w:lastRow="0" w:noHBand="0" w:noVBand="1" w:val="04A0"/>
-      </w:tblPr>
-      <w:tblGrid>
-        <w:gridCol w:w="3120"/>
-        <w:gridCol w:w="3120"/>
-        <w:gridCol w:w="3120"/>
-      </w:tblGrid>
-      <w:tr>
-        <w:tc>
-          <w:tcPr>
-            <w:tcW w:type="dxa" w:w="3120"/>
-            <w:shd w:fill="1E3A8A"/>
-            <w:tcMar>
-              <w:top w:w="60" w:type="dxa"/>
-              <w:bottom w:w="60" w:type="dxa"/>
-              <w:left w:w="80" w:type="dxa"/>
-              <w:right w:w="80" w:type="dxa"/>
-            </w:tcMar>
-          </w:tcPr>
-          <w:p>
-            <w:r>
-              <w:rPr>
-                <w:b/>
-                <w:color w:val="FFFFFF"/>
-                <w:sz w:val="18"/>
-              </w:rPr>
-              <w:t>Rank</w:t>
-            </w:r>
-          </w:p>
-        </w:tc>
-        <w:tc>
-          <w:tcPr>
-            <w:tcW w:type="dxa" w:w="3120"/>
-            <w:shd w:fill="1E3A8A"/>
-            <w:tcMar>
-              <w:top w:w="60" w:type="dxa"/>
-              <w:bottom w:w="60" w:type="dxa"/>
-              <w:left w:w="80" w:type="dxa"/>
-              <w:right w:w="80" w:type="dxa"/>
-            </w:tcMar>
-          </w:tcPr>
-          <w:p>
-            <w:r>
-              <w:rPr>
-                <w:b/>
-                <w:color w:val="FFFFFF"/>
-                <w:sz w:val="18"/>
-              </w:rPr>
-              <w:t>Feature Variable</w:t>
-            </w:r>
-          </w:p>
-        </w:tc>
-        <w:tc>
-          <w:tcPr>
-            <w:tcW w:type="dxa" w:w="3120"/>
-            <w:shd w:fill="1E3A8A"/>
-            <w:tcMar>
-              <w:top w:w="60" w:type="dxa"/>
-              <w:bottom w:w="60" w:type="dxa"/>
-              <w:left w:w="80" w:type="dxa"/>
-              <w:right w:w="80" w:type="dxa"/>
-            </w:tcMar>
-          </w:tcPr>
-          <w:p>
-            <w:r>
-              <w:rPr>
-                <w:b/>
-                <w:color w:val="FFFFFF"/>
-                <w:sz w:val="18"/>
-              </w:rPr>
-              <w:t>Mean Absolute SHAP Value</w:t>
-            </w:r>
-          </w:p>
-        </w:tc>
-      </w:tr>
-      <w:tr>
-        <w:tc>
-          <w:tcPr>
-            <w:tcW w:type="dxa" w:w="3120"/>
-            <w:tcMar>
-              <w:top w:w="50" w:type="dxa"/>
-              <w:bottom w:w="50" w:type="dxa"/>
-              <w:left w:w="80" w:type="dxa"/>
-              <w:right w:w="80" w:type="dxa"/>
-            </w:tcMar>
-            <w:shd w:fill="FFFFFF"/>
-          </w:tcPr>
-          <w:p>
-            <w:r>
-              <w:rPr>
-                <w:sz w:val="18"/>
-              </w:rPr>
-              <w:t>1</w:t>
-            </w:r>
-          </w:p>
-        </w:tc>
-        <w:tc>
-          <w:tcPr>
-            <w:tcW w:type="dxa" w:w="3120"/>
-            <w:tcMar>
-              <w:top w:w="50" w:type="dxa"/>
-              <w:bottom w:w="50" w:type="dxa"/>
-              <w:left w:w="80" w:type="dxa"/>
-              <w:right w:w="80" w:type="dxa"/>
-            </w:tcMar>
-            <w:shd w:fill="FFFFFF"/>
-          </w:tcPr>
-          <w:p>
-            <w:r>
-              <w:rPr>
-                <w:sz w:val="18"/>
-              </w:rPr>
-              <w:t>Rotational_speed_rpm</w:t>
-            </w:r>
-          </w:p>
-        </w:tc>
-        <w:tc>
-          <w:tcPr>
-            <w:tcW w:type="dxa" w:w="3120"/>
-            <w:tcMar>
-              <w:top w:w="50" w:type="dxa"/>
-              <w:bottom w:w="50" w:type="dxa"/>
-              <w:left w:w="80" w:type="dxa"/>
-              <w:right w:w="80" w:type="dxa"/>
-            </w:tcMar>
-            <w:shd w:fill="FFFFFF"/>
-          </w:tcPr>
-          <w:p>
-            <w:r>
-              <w:rPr>
-                <w:sz w:val="18"/>
-              </w:rPr>
-              <w:t>1.3314</w:t>
-            </w:r>
-          </w:p>
-        </w:tc>
-      </w:tr>
-      <w:tr>
-        <w:tc>
-          <w:tcPr>
-            <w:tcW w:type="dxa" w:w="3120"/>
-            <w:tcMar>
-              <w:top w:w="50" w:type="dxa"/>
-              <w:bottom w:w="50" w:type="dxa"/>
-              <w:left w:w="80" w:type="dxa"/>
-              <w:right w:w="80" w:type="dxa"/>
-            </w:tcMar>
-            <w:shd w:fill="F8FAFC"/>
-          </w:tcPr>
-          <w:p>
-            <w:r>
-              <w:rPr>
-                <w:sz w:val="18"/>
-              </w:rPr>
-              <w:t>2</w:t>
-            </w:r>
-          </w:p>
-        </w:tc>
-        <w:tc>
-          <w:tcPr>
-            <w:tcW w:type="dxa" w:w="3120"/>
-            <w:tcMar>
-              <w:top w:w="50" w:type="dxa"/>
-              <w:bottom w:w="50" w:type="dxa"/>
-              <w:left w:w="80" w:type="dxa"/>
-              <w:right w:w="80" w:type="dxa"/>
-            </w:tcMar>
-            <w:shd w:fill="F8FAFC"/>
-          </w:tcPr>
-          <w:p>
-            <w:r>
-              <w:rPr>
-                <w:sz w:val="18"/>
-              </w:rPr>
-              <w:t>Tool_wear_min</w:t>
-            </w:r>
-          </w:p>
-        </w:tc>
-        <w:tc>
-          <w:tcPr>
-            <w:tcW w:type="dxa" w:w="3120"/>
-            <w:tcMar>
-              <w:top w:w="50" w:type="dxa"/>
-              <w:bottom w:w="50" w:type="dxa"/>
-              <w:left w:w="80" w:type="dxa"/>
-              <w:right w:w="80" w:type="dxa"/>
-            </w:tcMar>
-            <w:shd w:fill="F8FAFC"/>
-          </w:tcPr>
-          <w:p>
-            <w:r>
-              <w:rPr>
-                <w:sz w:val="18"/>
-              </w:rPr>
-              <w:t>1.2755</w:t>
-            </w:r>
-          </w:p>
-        </w:tc>
-      </w:tr>
-      <w:tr>
-        <w:tc>
-          <w:tcPr>
-            <w:tcW w:type="dxa" w:w="3120"/>
-            <w:tcMar>
-              <w:top w:w="50" w:type="dxa"/>
-              <w:bottom w:w="50" w:type="dxa"/>
-              <w:left w:w="80" w:type="dxa"/>
-              <w:right w:w="80" w:type="dxa"/>
-            </w:tcMar>
-            <w:shd w:fill="FFFFFF"/>
-          </w:tcPr>
-          <w:p>
-            <w:r>
-              <w:rPr>
-                <w:sz w:val="18"/>
-              </w:rPr>
-              <w:t>3</w:t>
-            </w:r>
-          </w:p>
-        </w:tc>
-        <w:tc>
-          <w:tcPr>
-            <w:tcW w:type="dxa" w:w="3120"/>
-            <w:tcMar>
-              <w:top w:w="50" w:type="dxa"/>
-              <w:bottom w:w="50" w:type="dxa"/>
-              <w:left w:w="80" w:type="dxa"/>
-              <w:right w:w="80" w:type="dxa"/>
-            </w:tcMar>
-            <w:shd w:fill="FFFFFF"/>
-          </w:tcPr>
-          <w:p>
-            <w:r>
-              <w:rPr>
-                <w:sz w:val="18"/>
-              </w:rPr>
-              <w:t>Mechanical_Power_W</w:t>
-            </w:r>
-          </w:p>
-        </w:tc>
-        <w:tc>
-          <w:tcPr>
-            <w:tcW w:type="dxa" w:w="3120"/>
-            <w:tcMar>
-              <w:top w:w="50" w:type="dxa"/>
-              <w:bottom w:w="50" w:type="dxa"/>
-              <w:left w:w="80" w:type="dxa"/>
-              <w:right w:w="80" w:type="dxa"/>
-            </w:tcMar>
-            <w:shd w:fill="FFFFFF"/>
-          </w:tcPr>
-          <w:p>
-            <w:r>
-              <w:rPr>
-                <w:sz w:val="18"/>
-              </w:rPr>
-              <w:t>1.2263</w:t>
-            </w:r>
-          </w:p>
-        </w:tc>
-      </w:tr>
-      <w:tr>
-        <w:tc>
-          <w:tcPr>
-            <w:tcW w:type="dxa" w:w="3120"/>
-            <w:tcMar>
-              <w:top w:w="50" w:type="dxa"/>
-              <w:bottom w:w="50" w:type="dxa"/>
-              <w:left w:w="80" w:type="dxa"/>
-              <w:right w:w="80" w:type="dxa"/>
-            </w:tcMar>
-            <w:shd w:fill="F8FAFC"/>
-          </w:tcPr>
-          <w:p>
-            <w:r>
-              <w:rPr>
-                <w:sz w:val="18"/>
-              </w:rPr>
-              <w:t>4</w:t>
-            </w:r>
-          </w:p>
-        </w:tc>
-        <w:tc>
-          <w:tcPr>
-            <w:tcW w:type="dxa" w:w="3120"/>
-            <w:tcMar>
-              <w:top w:w="50" w:type="dxa"/>
-              <w:bottom w:w="50" w:type="dxa"/>
-              <w:left w:w="80" w:type="dxa"/>
-              <w:right w:w="80" w:type="dxa"/>
-            </w:tcMar>
-            <w:shd w:fill="F8FAFC"/>
-          </w:tcPr>
-          <w:p>
-            <w:r>
-              <w:rPr>
-                <w:sz w:val="18"/>
-              </w:rPr>
-              <w:t>Overstrain_Metric</w:t>
-            </w:r>
-          </w:p>
-        </w:tc>
-        <w:tc>
-          <w:tcPr>
-            <w:tcW w:type="dxa" w:w="3120"/>
-            <w:tcMar>
-              <w:top w:w="50" w:type="dxa"/>
-              <w:bottom w:w="50" w:type="dxa"/>
-              <w:left w:w="80" w:type="dxa"/>
-              <w:right w:w="80" w:type="dxa"/>
-            </w:tcMar>
-            <w:shd w:fill="F8FAFC"/>
-          </w:tcPr>
-          <w:p>
-            <w:r>
-              <w:rPr>
-                <w:sz w:val="18"/>
-              </w:rPr>
-              <w:t>0.5984</w:t>
-            </w:r>
-          </w:p>
-        </w:tc>
-      </w:tr>
-      <w:tr>
-        <w:tc>
-          <w:tcPr>
-            <w:tcW w:type="dxa" w:w="3120"/>
-            <w:tcMar>
-              <w:top w:w="50" w:type="dxa"/>
-              <w:bottom w:w="50" w:type="dxa"/>
-              <w:left w:w="80" w:type="dxa"/>
-              <w:right w:w="80" w:type="dxa"/>
-            </w:tcMar>
-            <w:shd w:fill="FFFFFF"/>
-          </w:tcPr>
-          <w:p>
-            <w:r>
-              <w:rPr>
-                <w:sz w:val="18"/>
-              </w:rPr>
-              <w:t>5</w:t>
-            </w:r>
-          </w:p>
-        </w:tc>
-        <w:tc>
-          <w:tcPr>
-            <w:tcW w:type="dxa" w:w="3120"/>
-            <w:tcMar>
-              <w:top w:w="50" w:type="dxa"/>
-              <w:bottom w:w="50" w:type="dxa"/>
-              <w:left w:w="80" w:type="dxa"/>
-              <w:right w:w="80" w:type="dxa"/>
-            </w:tcMar>
-            <w:shd w:fill="FFFFFF"/>
-          </w:tcPr>
-          <w:p>
-            <w:r>
-              <w:rPr>
-                <w:sz w:val="18"/>
-              </w:rPr>
-              <w:t>Temp_difference_K</w:t>
-            </w:r>
-          </w:p>
-        </w:tc>
-        <w:tc>
-          <w:tcPr>
-            <w:tcW w:type="dxa" w:w="3120"/>
-            <w:tcMar>
-              <w:top w:w="50" w:type="dxa"/>
-              <w:bottom w:w="50" w:type="dxa"/>
-              <w:left w:w="80" w:type="dxa"/>
-              <w:right w:w="80" w:type="dxa"/>
-            </w:tcMar>
-            <w:shd w:fill="FFFFFF"/>
-          </w:tcPr>
-          <w:p>
-            <w:r>
-              <w:rPr>
-                <w:sz w:val="18"/>
-              </w:rPr>
-              <w:t>0.5015</w:t>
-            </w:r>
-          </w:p>
-        </w:tc>
-      </w:tr>
-      <w:tr>
-        <w:tc>
-          <w:tcPr>
-            <w:tcW w:type="dxa" w:w="3120"/>
-            <w:tcMar>
-              <w:top w:w="50" w:type="dxa"/>
-              <w:bottom w:w="50" w:type="dxa"/>
-              <w:left w:w="80" w:type="dxa"/>
-              <w:right w:w="80" w:type="dxa"/>
-            </w:tcMar>
-            <w:shd w:fill="F8FAFC"/>
-          </w:tcPr>
-          <w:p>
-            <w:r>
-              <w:rPr>
-                <w:sz w:val="18"/>
-              </w:rPr>
-              <w:t>6</w:t>
-            </w:r>
-          </w:p>
-        </w:tc>
-        <w:tc>
-          <w:tcPr>
-            <w:tcW w:type="dxa" w:w="3120"/>
-            <w:tcMar>
-              <w:top w:w="50" w:type="dxa"/>
-              <w:bottom w:w="50" w:type="dxa"/>
-              <w:left w:w="80" w:type="dxa"/>
-              <w:right w:w="80" w:type="dxa"/>
-            </w:tcMar>
-            <w:shd w:fill="F8FAFC"/>
-          </w:tcPr>
-          <w:p>
-            <w:r>
-              <w:rPr>
-                <w:sz w:val="18"/>
-              </w:rPr>
-              <w:t>Torque_Nm</w:t>
-            </w:r>
-          </w:p>
-        </w:tc>
-        <w:tc>
-          <w:tcPr>
-            <w:tcW w:type="dxa" w:w="3120"/>
-            <w:tcMar>
-              <w:top w:w="50" w:type="dxa"/>
-              <w:bottom w:w="50" w:type="dxa"/>
-              <w:left w:w="80" w:type="dxa"/>
-              <w:right w:w="80" w:type="dxa"/>
-            </w:tcMar>
-            <w:shd w:fill="F8FAFC"/>
-          </w:tcPr>
-          <w:p>
-            <w:r>
-              <w:rPr>
-                <w:sz w:val="18"/>
-              </w:rPr>
-              <w:t>0.4996</w:t>
-            </w:r>
-          </w:p>
-        </w:tc>
-      </w:tr>
-      <w:tr>
-        <w:tc>
-          <w:tcPr>
-            <w:tcW w:type="dxa" w:w="3120"/>
-            <w:tcMar>
-              <w:top w:w="50" w:type="dxa"/>
-              <w:bottom w:w="50" w:type="dxa"/>
-              <w:left w:w="80" w:type="dxa"/>
-              <w:right w:w="80" w:type="dxa"/>
-            </w:tcMar>
-            <w:shd w:fill="FFFFFF"/>
-          </w:tcPr>
-          <w:p>
-            <w:r>
-              <w:rPr>
-                <w:sz w:val="18"/>
-              </w:rPr>
-              <w:t>7</w:t>
-            </w:r>
-          </w:p>
-        </w:tc>
-        <w:tc>
-          <w:tcPr>
-            <w:tcW w:type="dxa" w:w="3120"/>
-            <w:tcMar>
-              <w:top w:w="50" w:type="dxa"/>
-              <w:bottom w:w="50" w:type="dxa"/>
-              <w:left w:w="80" w:type="dxa"/>
-              <w:right w:w="80" w:type="dxa"/>
-            </w:tcMar>
-            <w:shd w:fill="FFFFFF"/>
-          </w:tcPr>
-          <w:p>
-            <w:r>
-              <w:rPr>
-                <w:sz w:val="18"/>
-              </w:rPr>
-              <w:t>Process_temperature_K</w:t>
-            </w:r>
-          </w:p>
-        </w:tc>
-        <w:tc>
-          <w:tcPr>
-            <w:tcW w:type="dxa" w:w="3120"/>
-            <w:tcMar>
-              <w:top w:w="50" w:type="dxa"/>
-              <w:bottom w:w="50" w:type="dxa"/>
-              <w:left w:w="80" w:type="dxa"/>
-              <w:right w:w="80" w:type="dxa"/>
-            </w:tcMar>
-            <w:shd w:fill="FFFFFF"/>
-          </w:tcPr>
-          <w:p>
-            <w:r>
-              <w:rPr>
-                <w:sz w:val="18"/>
-              </w:rPr>
-              <w:t>0.2971</w:t>
-            </w:r>
-          </w:p>
-        </w:tc>
-      </w:tr>
-      <w:tr>
-        <w:tc>
-          <w:tcPr>
-            <w:tcW w:type="dxa" w:w="3120"/>
-            <w:tcMar>
-              <w:top w:w="50" w:type="dxa"/>
-              <w:bottom w:w="50" w:type="dxa"/>
-              <w:left w:w="80" w:type="dxa"/>
-              <w:right w:w="80" w:type="dxa"/>
-            </w:tcMar>
-            <w:shd w:fill="F8FAFC"/>
-          </w:tcPr>
-          <w:p>
-            <w:r>
-              <w:rPr>
-                <w:sz w:val="18"/>
-              </w:rPr>
-              <w:t>8</w:t>
-            </w:r>
-          </w:p>
-        </w:tc>
-        <w:tc>
-          <w:tcPr>
-            <w:tcW w:type="dxa" w:w="3120"/>
-            <w:tcMar>
-              <w:top w:w="50" w:type="dxa"/>
-              <w:bottom w:w="50" w:type="dxa"/>
-              <w:left w:w="80" w:type="dxa"/>
-              <w:right w:w="80" w:type="dxa"/>
-            </w:tcMar>
-            <w:shd w:fill="F8FAFC"/>
-          </w:tcPr>
-          <w:p>
-            <w:r>
-              <w:rPr>
-                <w:sz w:val="18"/>
-              </w:rPr>
-              <w:t>Air_temperature_K</w:t>
-            </w:r>
-          </w:p>
-        </w:tc>
-        <w:tc>
-          <w:tcPr>
-            <w:tcW w:type="dxa" w:w="3120"/>
-            <w:tcMar>
-              <w:top w:w="50" w:type="dxa"/>
-              <w:bottom w:w="50" w:type="dxa"/>
-              <w:left w:w="80" w:type="dxa"/>
-              <w:right w:w="80" w:type="dxa"/>
-            </w:tcMar>
-            <w:shd w:fill="F8FAFC"/>
-          </w:tcPr>
-          <w:p>
-            <w:r>
-              <w:rPr>
-                <w:sz w:val="18"/>
-              </w:rPr>
-              <w:t>0.2453</w:t>
-            </w:r>
-          </w:p>
-        </w:tc>
-      </w:tr>
-      <w:tr>
-        <w:tc>
-          <w:tcPr>
-            <w:tcW w:type="dxa" w:w="3120"/>
-            <w:tcMar>
-              <w:top w:w="50" w:type="dxa"/>
-              <w:bottom w:w="50" w:type="dxa"/>
-              <w:left w:w="80" w:type="dxa"/>
-              <w:right w:w="80" w:type="dxa"/>
-            </w:tcMar>
-            <w:shd w:fill="FFFFFF"/>
-          </w:tcPr>
-          <w:p>
-            <w:r>
-              <w:rPr>
-                <w:sz w:val="18"/>
-              </w:rPr>
-              <w:t>9</w:t>
-            </w:r>
-          </w:p>
-        </w:tc>
-        <w:tc>
-          <w:tcPr>
-            <w:tcW w:type="dxa" w:w="3120"/>
-            <w:tcMar>
-              <w:top w:w="50" w:type="dxa"/>
-              <w:bottom w:w="50" w:type="dxa"/>
-              <w:left w:w="80" w:type="dxa"/>
-              <w:right w:w="80" w:type="dxa"/>
-            </w:tcMar>
-            <w:shd w:fill="FFFFFF"/>
-          </w:tcPr>
-          <w:p>
-            <w:r>
-              <w:rPr>
-                <w:sz w:val="18"/>
-              </w:rPr>
-              <w:t>Type_Code</w:t>
-            </w:r>
-          </w:p>
-        </w:tc>
-        <w:tc>
-          <w:tcPr>
-            <w:tcW w:type="dxa" w:w="3120"/>
-            <w:tcMar>
-              <w:top w:w="50" w:type="dxa"/>
-              <w:bottom w:w="50" w:type="dxa"/>
-              <w:left w:w="80" w:type="dxa"/>
-              <w:right w:w="80" w:type="dxa"/>
-            </w:tcMar>
-            <w:shd w:fill="FFFFFF"/>
-          </w:tcPr>
-          <w:p>
-            <w:r>
-              <w:rPr>
-                <w:sz w:val="18"/>
-              </w:rPr>
-              <w:t>0.0646</w:t>
-            </w:r>
-          </w:p>
-        </w:tc>
-      </w:tr>
-    </w:tbl>
-    <w:p>
-      <w:pPr>
-        <w:spacing w:after="240"/>
+        <w:spacing w:after="160"/>
       </w:pPr>
     </w:p>
     <w:p>
@@ -1819,16 +992,8 @@
       </w:r>
     </w:p>
     <w:p>
-      <w:pPr>
-        <w:spacing w:after="160"/>
-      </w:pPr>
       <w:r>
-        <w:t>Track B models a 3 kW, 415 V, 50 Hz, 4-pole three-phase squirrel-cage induction motor operating under four load states (25%, 50%, 75%, 100%). Twenty-six features are extracted per 1-second analysis window (10,000 samples at 10 kHz). A multi-class XGBoost classifier classifies 5 distinct operating conditions across 312 test instances.</w:t>
-      </w:r>
-    </w:p>
-    <w:p>
-      <w:r>
-        <w:t>Table 4: Multi-Class Fault Classification Performance Across Operational States</w:t>
+        <w:t>Table 2: Multi-Class Fault Classification Performance (312 Windows from 52 Held-Out Runs)</w:t>
       </w:r>
     </w:p>
     <w:tbl>
@@ -1850,10 +1015,10 @@
             <w:tcW w:type="dxa" w:w="1872"/>
             <w:shd w:fill="1E3A8A"/>
             <w:tcMar>
-              <w:top w:w="60" w:type="dxa"/>
-              <w:bottom w:w="60" w:type="dxa"/>
-              <w:left w:w="80" w:type="dxa"/>
-              <w:right w:w="80" w:type="dxa"/>
+              <w:top w:w="50" w:type="dxa"/>
+              <w:bottom w:w="50" w:type="dxa"/>
+              <w:left w:w="60" w:type="dxa"/>
+              <w:right w:w="60" w:type="dxa"/>
             </w:tcMar>
           </w:tcPr>
           <w:p>
@@ -1861,7 +1026,7 @@
               <w:rPr>
                 <w:b/>
                 <w:color w:val="FFFFFF"/>
-                <w:sz w:val="18"/>
+                <w:sz w:val="17"/>
               </w:rPr>
               <w:t>Fault Class</w:t>
             </w:r>
@@ -1872,10 +1037,10 @@
             <w:tcW w:type="dxa" w:w="1872"/>
             <w:shd w:fill="1E3A8A"/>
             <w:tcMar>
-              <w:top w:w="60" w:type="dxa"/>
-              <w:bottom w:w="60" w:type="dxa"/>
-              <w:left w:w="80" w:type="dxa"/>
-              <w:right w:w="80" w:type="dxa"/>
+              <w:top w:w="50" w:type="dxa"/>
+              <w:bottom w:w="50" w:type="dxa"/>
+              <w:left w:w="60" w:type="dxa"/>
+              <w:right w:w="60" w:type="dxa"/>
             </w:tcMar>
           </w:tcPr>
           <w:p>
@@ -1883,7 +1048,7 @@
               <w:rPr>
                 <w:b/>
                 <w:color w:val="FFFFFF"/>
-                <w:sz w:val="18"/>
+                <w:sz w:val="17"/>
               </w:rPr>
               <w:t>Precision</w:t>
             </w:r>
@@ -1894,10 +1059,10 @@
             <w:tcW w:type="dxa" w:w="1872"/>
             <w:shd w:fill="1E3A8A"/>
             <w:tcMar>
-              <w:top w:w="60" w:type="dxa"/>
-              <w:bottom w:w="60" w:type="dxa"/>
-              <w:left w:w="80" w:type="dxa"/>
-              <w:right w:w="80" w:type="dxa"/>
+              <w:top w:w="50" w:type="dxa"/>
+              <w:bottom w:w="50" w:type="dxa"/>
+              <w:left w:w="60" w:type="dxa"/>
+              <w:right w:w="60" w:type="dxa"/>
             </w:tcMar>
           </w:tcPr>
           <w:p>
@@ -1905,7 +1070,7 @@
               <w:rPr>
                 <w:b/>
                 <w:color w:val="FFFFFF"/>
-                <w:sz w:val="18"/>
+                <w:sz w:val="17"/>
               </w:rPr>
               <w:t>Recall</w:t>
             </w:r>
@@ -1916,10 +1081,10 @@
             <w:tcW w:type="dxa" w:w="1872"/>
             <w:shd w:fill="1E3A8A"/>
             <w:tcMar>
-              <w:top w:w="60" w:type="dxa"/>
-              <w:bottom w:w="60" w:type="dxa"/>
-              <w:left w:w="80" w:type="dxa"/>
-              <w:right w:w="80" w:type="dxa"/>
+              <w:top w:w="50" w:type="dxa"/>
+              <w:bottom w:w="50" w:type="dxa"/>
+              <w:left w:w="60" w:type="dxa"/>
+              <w:right w:w="60" w:type="dxa"/>
             </w:tcMar>
           </w:tcPr>
           <w:p>
@@ -1927,7 +1092,7 @@
               <w:rPr>
                 <w:b/>
                 <w:color w:val="FFFFFF"/>
-                <w:sz w:val="18"/>
+                <w:sz w:val="17"/>
               </w:rPr>
               <w:t>F1-Score</w:t>
             </w:r>
@@ -1938,10 +1103,10 @@
             <w:tcW w:type="dxa" w:w="1872"/>
             <w:shd w:fill="1E3A8A"/>
             <w:tcMar>
-              <w:top w:w="60" w:type="dxa"/>
-              <w:bottom w:w="60" w:type="dxa"/>
-              <w:left w:w="80" w:type="dxa"/>
-              <w:right w:w="80" w:type="dxa"/>
+              <w:top w:w="50" w:type="dxa"/>
+              <w:bottom w:w="50" w:type="dxa"/>
+              <w:left w:w="60" w:type="dxa"/>
+              <w:right w:w="60" w:type="dxa"/>
             </w:tcMar>
           </w:tcPr>
           <w:p>
@@ -1949,9 +1114,9 @@
               <w:rPr>
                 <w:b/>
                 <w:color w:val="FFFFFF"/>
-                <w:sz w:val="18"/>
+                <w:sz w:val="17"/>
               </w:rPr>
-              <w:t>Test Samples</w:t>
+              <w:t>Test Windows</w:t>
             </w:r>
           </w:p>
         </w:tc>
@@ -1962,16 +1127,16 @@
             <w:tcW w:type="dxa" w:w="1872"/>
             <w:shd w:fill="FFFFFF"/>
             <w:tcMar>
-              <w:top w:w="50" w:type="dxa"/>
-              <w:bottom w:w="50" w:type="dxa"/>
-              <w:left w:w="80" w:type="dxa"/>
-              <w:right w:w="80" w:type="dxa"/>
+              <w:top w:w="40" w:type="dxa"/>
+              <w:bottom w:w="40" w:type="dxa"/>
+              <w:left w:w="60" w:type="dxa"/>
+              <w:right w:w="60" w:type="dxa"/>
             </w:tcMar>
           </w:tcPr>
           <w:p>
             <w:r>
               <w:rPr>
-                <w:sz w:val="18"/>
+                <w:sz w:val="17"/>
               </w:rPr>
               <w:t>HEALTHY</w:t>
             </w:r>
@@ -1982,16 +1147,16 @@
             <w:tcW w:type="dxa" w:w="1872"/>
             <w:shd w:fill="FFFFFF"/>
             <w:tcMar>
-              <w:top w:w="50" w:type="dxa"/>
-              <w:bottom w:w="50" w:type="dxa"/>
-              <w:left w:w="80" w:type="dxa"/>
-              <w:right w:w="80" w:type="dxa"/>
+              <w:top w:w="40" w:type="dxa"/>
+              <w:bottom w:w="40" w:type="dxa"/>
+              <w:left w:w="60" w:type="dxa"/>
+              <w:right w:w="60" w:type="dxa"/>
             </w:tcMar>
           </w:tcPr>
           <w:p>
             <w:r>
               <w:rPr>
-                <w:sz w:val="18"/>
+                <w:sz w:val="17"/>
               </w:rPr>
               <w:t>76.92%</w:t>
             </w:r>
@@ -2002,16 +1167,16 @@
             <w:tcW w:type="dxa" w:w="1872"/>
             <w:shd w:fill="FFFFFF"/>
             <w:tcMar>
-              <w:top w:w="50" w:type="dxa"/>
-              <w:bottom w:w="50" w:type="dxa"/>
-              <w:left w:w="80" w:type="dxa"/>
-              <w:right w:w="80" w:type="dxa"/>
+              <w:top w:w="40" w:type="dxa"/>
+              <w:bottom w:w="40" w:type="dxa"/>
+              <w:left w:w="60" w:type="dxa"/>
+              <w:right w:w="60" w:type="dxa"/>
             </w:tcMar>
           </w:tcPr>
           <w:p>
             <w:r>
               <w:rPr>
-                <w:sz w:val="18"/>
+                <w:sz w:val="17"/>
               </w:rPr>
               <w:t>41.67%</w:t>
             </w:r>
@@ -2022,16 +1187,16 @@
             <w:tcW w:type="dxa" w:w="1872"/>
             <w:shd w:fill="FFFFFF"/>
             <w:tcMar>
-              <w:top w:w="50" w:type="dxa"/>
-              <w:bottom w:w="50" w:type="dxa"/>
-              <w:left w:w="80" w:type="dxa"/>
-              <w:right w:w="80" w:type="dxa"/>
+              <w:top w:w="40" w:type="dxa"/>
+              <w:bottom w:w="40" w:type="dxa"/>
+              <w:left w:w="60" w:type="dxa"/>
+              <w:right w:w="60" w:type="dxa"/>
             </w:tcMar>
           </w:tcPr>
           <w:p>
             <w:r>
               <w:rPr>
-                <w:sz w:val="18"/>
+                <w:sz w:val="17"/>
               </w:rPr>
               <w:t>0.5405</w:t>
             </w:r>
@@ -2042,18 +1207,18 @@
             <w:tcW w:type="dxa" w:w="1872"/>
             <w:shd w:fill="FFFFFF"/>
             <w:tcMar>
-              <w:top w:w="50" w:type="dxa"/>
-              <w:bottom w:w="50" w:type="dxa"/>
-              <w:left w:w="80" w:type="dxa"/>
-              <w:right w:w="80" w:type="dxa"/>
+              <w:top w:w="40" w:type="dxa"/>
+              <w:bottom w:w="40" w:type="dxa"/>
+              <w:left w:w="60" w:type="dxa"/>
+              <w:right w:w="60" w:type="dxa"/>
             </w:tcMar>
           </w:tcPr>
           <w:p>
             <w:r>
               <w:rPr>
-                <w:sz w:val="18"/>
+                <w:sz w:val="17"/>
               </w:rPr>
-              <w:t>24</w:t>
+              <w:t>24 windows (4 runs)</w:t>
             </w:r>
           </w:p>
         </w:tc>
@@ -2064,16 +1229,16 @@
             <w:tcW w:type="dxa" w:w="1872"/>
             <w:shd w:fill="F8FAFC"/>
             <w:tcMar>
-              <w:top w:w="50" w:type="dxa"/>
-              <w:bottom w:w="50" w:type="dxa"/>
-              <w:left w:w="80" w:type="dxa"/>
-              <w:right w:w="80" w:type="dxa"/>
+              <w:top w:w="40" w:type="dxa"/>
+              <w:bottom w:w="40" w:type="dxa"/>
+              <w:left w:w="60" w:type="dxa"/>
+              <w:right w:w="60" w:type="dxa"/>
             </w:tcMar>
           </w:tcPr>
           <w:p>
             <w:r>
               <w:rPr>
-                <w:sz w:val="18"/>
+                <w:sz w:val="17"/>
               </w:rPr>
               <w:t>BROKEN_ROTOR_BAR</w:t>
             </w:r>
@@ -2084,16 +1249,16 @@
             <w:tcW w:type="dxa" w:w="1872"/>
             <w:shd w:fill="F8FAFC"/>
             <w:tcMar>
-              <w:top w:w="50" w:type="dxa"/>
-              <w:bottom w:w="50" w:type="dxa"/>
-              <w:left w:w="80" w:type="dxa"/>
-              <w:right w:w="80" w:type="dxa"/>
+              <w:top w:w="40" w:type="dxa"/>
+              <w:bottom w:w="40" w:type="dxa"/>
+              <w:left w:w="60" w:type="dxa"/>
+              <w:right w:w="60" w:type="dxa"/>
             </w:tcMar>
           </w:tcPr>
           <w:p>
             <w:r>
               <w:rPr>
-                <w:sz w:val="18"/>
+                <w:sz w:val="17"/>
               </w:rPr>
               <w:t>100.00%</w:t>
             </w:r>
@@ -2104,16 +1269,16 @@
             <w:tcW w:type="dxa" w:w="1872"/>
             <w:shd w:fill="F8FAFC"/>
             <w:tcMar>
-              <w:top w:w="50" w:type="dxa"/>
-              <w:bottom w:w="50" w:type="dxa"/>
-              <w:left w:w="80" w:type="dxa"/>
-              <w:right w:w="80" w:type="dxa"/>
+              <w:top w:w="40" w:type="dxa"/>
+              <w:bottom w:w="40" w:type="dxa"/>
+              <w:left w:w="60" w:type="dxa"/>
+              <w:right w:w="60" w:type="dxa"/>
             </w:tcMar>
           </w:tcPr>
           <w:p>
             <w:r>
               <w:rPr>
-                <w:sz w:val="18"/>
+                <w:sz w:val="17"/>
               </w:rPr>
               <w:t>100.00%</w:t>
             </w:r>
@@ -2124,16 +1289,16 @@
             <w:tcW w:type="dxa" w:w="1872"/>
             <w:shd w:fill="F8FAFC"/>
             <w:tcMar>
-              <w:top w:w="50" w:type="dxa"/>
-              <w:bottom w:w="50" w:type="dxa"/>
-              <w:left w:w="80" w:type="dxa"/>
-              <w:right w:w="80" w:type="dxa"/>
+              <w:top w:w="40" w:type="dxa"/>
+              <w:bottom w:w="40" w:type="dxa"/>
+              <w:left w:w="60" w:type="dxa"/>
+              <w:right w:w="60" w:type="dxa"/>
             </w:tcMar>
           </w:tcPr>
           <w:p>
             <w:r>
               <w:rPr>
-                <w:sz w:val="18"/>
+                <w:sz w:val="17"/>
               </w:rPr>
               <w:t>1.0000</w:t>
             </w:r>
@@ -2144,18 +1309,18 @@
             <w:tcW w:type="dxa" w:w="1872"/>
             <w:shd w:fill="F8FAFC"/>
             <w:tcMar>
-              <w:top w:w="50" w:type="dxa"/>
-              <w:bottom w:w="50" w:type="dxa"/>
-              <w:left w:w="80" w:type="dxa"/>
-              <w:right w:w="80" w:type="dxa"/>
+              <w:top w:w="40" w:type="dxa"/>
+              <w:bottom w:w="40" w:type="dxa"/>
+              <w:left w:w="60" w:type="dxa"/>
+              <w:right w:w="60" w:type="dxa"/>
             </w:tcMar>
           </w:tcPr>
           <w:p>
             <w:r>
               <w:rPr>
-                <w:sz w:val="18"/>
+                <w:sz w:val="17"/>
               </w:rPr>
-              <w:t>72</w:t>
+              <w:t>72 windows (12 runs)</w:t>
             </w:r>
           </w:p>
         </w:tc>
@@ -2166,16 +1331,16 @@
             <w:tcW w:type="dxa" w:w="1872"/>
             <w:shd w:fill="FFFFFF"/>
             <w:tcMar>
-              <w:top w:w="50" w:type="dxa"/>
-              <w:bottom w:w="50" w:type="dxa"/>
-              <w:left w:w="80" w:type="dxa"/>
-              <w:right w:w="80" w:type="dxa"/>
+              <w:top w:w="40" w:type="dxa"/>
+              <w:bottom w:w="40" w:type="dxa"/>
+              <w:left w:w="60" w:type="dxa"/>
+              <w:right w:w="60" w:type="dxa"/>
             </w:tcMar>
           </w:tcPr>
           <w:p>
             <w:r>
               <w:rPr>
-                <w:sz w:val="18"/>
+                <w:sz w:val="17"/>
               </w:rPr>
               <w:t>STATOR_INTER_TURN_SHORT</w:t>
             </w:r>
@@ -2186,16 +1351,16 @@
             <w:tcW w:type="dxa" w:w="1872"/>
             <w:shd w:fill="FFFFFF"/>
             <w:tcMar>
-              <w:top w:w="50" w:type="dxa"/>
-              <w:bottom w:w="50" w:type="dxa"/>
-              <w:left w:w="80" w:type="dxa"/>
-              <w:right w:w="80" w:type="dxa"/>
+              <w:top w:w="40" w:type="dxa"/>
+              <w:bottom w:w="40" w:type="dxa"/>
+              <w:left w:w="60" w:type="dxa"/>
+              <w:right w:w="60" w:type="dxa"/>
             </w:tcMar>
           </w:tcPr>
           <w:p>
             <w:r>
               <w:rPr>
-                <w:sz w:val="18"/>
+                <w:sz w:val="17"/>
               </w:rPr>
               <w:t>100.00%</w:t>
             </w:r>
@@ -2206,16 +1371,16 @@
             <w:tcW w:type="dxa" w:w="1872"/>
             <w:shd w:fill="FFFFFF"/>
             <w:tcMar>
-              <w:top w:w="50" w:type="dxa"/>
-              <w:bottom w:w="50" w:type="dxa"/>
-              <w:left w:w="80" w:type="dxa"/>
-              <w:right w:w="80" w:type="dxa"/>
+              <w:top w:w="40" w:type="dxa"/>
+              <w:bottom w:w="40" w:type="dxa"/>
+              <w:left w:w="60" w:type="dxa"/>
+              <w:right w:w="60" w:type="dxa"/>
             </w:tcMar>
           </w:tcPr>
           <w:p>
             <w:r>
               <w:rPr>
-                <w:sz w:val="18"/>
+                <w:sz w:val="17"/>
               </w:rPr>
               <w:t>100.00%</w:t>
             </w:r>
@@ -2226,16 +1391,16 @@
             <w:tcW w:type="dxa" w:w="1872"/>
             <w:shd w:fill="FFFFFF"/>
             <w:tcMar>
-              <w:top w:w="50" w:type="dxa"/>
-              <w:bottom w:w="50" w:type="dxa"/>
-              <w:left w:w="80" w:type="dxa"/>
-              <w:right w:w="80" w:type="dxa"/>
+              <w:top w:w="40" w:type="dxa"/>
+              <w:bottom w:w="40" w:type="dxa"/>
+              <w:left w:w="60" w:type="dxa"/>
+              <w:right w:w="60" w:type="dxa"/>
             </w:tcMar>
           </w:tcPr>
           <w:p>
             <w:r>
               <w:rPr>
-                <w:sz w:val="18"/>
+                <w:sz w:val="17"/>
               </w:rPr>
               <w:t>1.0000</w:t>
             </w:r>
@@ -2246,18 +1411,18 @@
             <w:tcW w:type="dxa" w:w="1872"/>
             <w:shd w:fill="FFFFFF"/>
             <w:tcMar>
-              <w:top w:w="50" w:type="dxa"/>
-              <w:bottom w:w="50" w:type="dxa"/>
-              <w:left w:w="80" w:type="dxa"/>
-              <w:right w:w="80" w:type="dxa"/>
+              <w:top w:w="40" w:type="dxa"/>
+              <w:bottom w:w="40" w:type="dxa"/>
+              <w:left w:w="60" w:type="dxa"/>
+              <w:right w:w="60" w:type="dxa"/>
             </w:tcMar>
           </w:tcPr>
           <w:p>
             <w:r>
               <w:rPr>
-                <w:sz w:val="18"/>
+                <w:sz w:val="17"/>
               </w:rPr>
-              <w:t>72</w:t>
+              <w:t>72 windows (12 runs)</w:t>
             </w:r>
           </w:p>
         </w:tc>
@@ -2268,16 +1433,16 @@
             <w:tcW w:type="dxa" w:w="1872"/>
             <w:shd w:fill="F8FAFC"/>
             <w:tcMar>
-              <w:top w:w="50" w:type="dxa"/>
-              <w:bottom w:w="50" w:type="dxa"/>
-              <w:left w:w="80" w:type="dxa"/>
-              <w:right w:w="80" w:type="dxa"/>
+              <w:top w:w="40" w:type="dxa"/>
+              <w:bottom w:w="40" w:type="dxa"/>
+              <w:left w:w="60" w:type="dxa"/>
+              <w:right w:w="60" w:type="dxa"/>
             </w:tcMar>
           </w:tcPr>
           <w:p>
             <w:r>
               <w:rPr>
-                <w:sz w:val="18"/>
+                <w:sz w:val="17"/>
               </w:rPr>
               <w:t>BEARING_DEFECT</w:t>
             </w:r>
@@ -2288,16 +1453,16 @@
             <w:tcW w:type="dxa" w:w="1872"/>
             <w:shd w:fill="F8FAFC"/>
             <w:tcMar>
-              <w:top w:w="50" w:type="dxa"/>
-              <w:bottom w:w="50" w:type="dxa"/>
-              <w:left w:w="80" w:type="dxa"/>
-              <w:right w:w="80" w:type="dxa"/>
+              <w:top w:w="40" w:type="dxa"/>
+              <w:bottom w:w="40" w:type="dxa"/>
+              <w:left w:w="60" w:type="dxa"/>
+              <w:right w:w="60" w:type="dxa"/>
             </w:tcMar>
           </w:tcPr>
           <w:p>
             <w:r>
               <w:rPr>
-                <w:sz w:val="18"/>
+                <w:sz w:val="17"/>
               </w:rPr>
               <w:t>83.13%</w:t>
             </w:r>
@@ -2308,16 +1473,16 @@
             <w:tcW w:type="dxa" w:w="1872"/>
             <w:shd w:fill="F8FAFC"/>
             <w:tcMar>
-              <w:top w:w="50" w:type="dxa"/>
-              <w:bottom w:w="50" w:type="dxa"/>
-              <w:left w:w="80" w:type="dxa"/>
-              <w:right w:w="80" w:type="dxa"/>
+              <w:top w:w="40" w:type="dxa"/>
+              <w:bottom w:w="40" w:type="dxa"/>
+              <w:left w:w="60" w:type="dxa"/>
+              <w:right w:w="60" w:type="dxa"/>
             </w:tcMar>
           </w:tcPr>
           <w:p>
             <w:r>
               <w:rPr>
-                <w:sz w:val="18"/>
+                <w:sz w:val="17"/>
               </w:rPr>
               <w:t>95.83%</w:t>
             </w:r>
@@ -2328,16 +1493,16 @@
             <w:tcW w:type="dxa" w:w="1872"/>
             <w:shd w:fill="F8FAFC"/>
             <w:tcMar>
-              <w:top w:w="50" w:type="dxa"/>
-              <w:bottom w:w="50" w:type="dxa"/>
-              <w:left w:w="80" w:type="dxa"/>
-              <w:right w:w="80" w:type="dxa"/>
+              <w:top w:w="40" w:type="dxa"/>
+              <w:bottom w:w="40" w:type="dxa"/>
+              <w:left w:w="60" w:type="dxa"/>
+              <w:right w:w="60" w:type="dxa"/>
             </w:tcMar>
           </w:tcPr>
           <w:p>
             <w:r>
               <w:rPr>
-                <w:sz w:val="18"/>
+                <w:sz w:val="17"/>
               </w:rPr>
               <w:t>0.8903</w:t>
             </w:r>
@@ -2348,18 +1513,18 @@
             <w:tcW w:type="dxa" w:w="1872"/>
             <w:shd w:fill="F8FAFC"/>
             <w:tcMar>
-              <w:top w:w="50" w:type="dxa"/>
-              <w:bottom w:w="50" w:type="dxa"/>
-              <w:left w:w="80" w:type="dxa"/>
-              <w:right w:w="80" w:type="dxa"/>
+              <w:top w:w="40" w:type="dxa"/>
+              <w:bottom w:w="40" w:type="dxa"/>
+              <w:left w:w="60" w:type="dxa"/>
+              <w:right w:w="60" w:type="dxa"/>
             </w:tcMar>
           </w:tcPr>
           <w:p>
             <w:r>
               <w:rPr>
-                <w:sz w:val="18"/>
+                <w:sz w:val="17"/>
               </w:rPr>
-              <w:t>72</w:t>
+              <w:t>72 windows (12 runs)</w:t>
             </w:r>
           </w:p>
         </w:tc>
@@ -2370,16 +1535,16 @@
             <w:tcW w:type="dxa" w:w="1872"/>
             <w:shd w:fill="FFFFFF"/>
             <w:tcMar>
-              <w:top w:w="50" w:type="dxa"/>
-              <w:bottom w:w="50" w:type="dxa"/>
-              <w:left w:w="80" w:type="dxa"/>
-              <w:right w:w="80" w:type="dxa"/>
+              <w:top w:w="40" w:type="dxa"/>
+              <w:bottom w:w="40" w:type="dxa"/>
+              <w:left w:w="60" w:type="dxa"/>
+              <w:right w:w="60" w:type="dxa"/>
             </w:tcMar>
           </w:tcPr>
           <w:p>
             <w:r>
               <w:rPr>
-                <w:sz w:val="18"/>
+                <w:sz w:val="17"/>
               </w:rPr>
               <w:t>AIR_GAP_ECCENTRICITY</w:t>
             </w:r>
@@ -2390,16 +1555,16 @@
             <w:tcW w:type="dxa" w:w="1872"/>
             <w:shd w:fill="FFFFFF"/>
             <w:tcMar>
-              <w:top w:w="50" w:type="dxa"/>
-              <w:bottom w:w="50" w:type="dxa"/>
-              <w:left w:w="80" w:type="dxa"/>
-              <w:right w:w="80" w:type="dxa"/>
+              <w:top w:w="40" w:type="dxa"/>
+              <w:bottom w:w="40" w:type="dxa"/>
+              <w:left w:w="60" w:type="dxa"/>
+              <w:right w:w="60" w:type="dxa"/>
             </w:tcMar>
           </w:tcPr>
           <w:p>
             <w:r>
               <w:rPr>
-                <w:sz w:val="18"/>
+                <w:sz w:val="17"/>
               </w:rPr>
               <w:t>100.00%</w:t>
             </w:r>
@@ -2410,16 +1575,16 @@
             <w:tcW w:type="dxa" w:w="1872"/>
             <w:shd w:fill="FFFFFF"/>
             <w:tcMar>
-              <w:top w:w="50" w:type="dxa"/>
-              <w:bottom w:w="50" w:type="dxa"/>
-              <w:left w:w="80" w:type="dxa"/>
-              <w:right w:w="80" w:type="dxa"/>
+              <w:top w:w="40" w:type="dxa"/>
+              <w:bottom w:w="40" w:type="dxa"/>
+              <w:left w:w="60" w:type="dxa"/>
+              <w:right w:w="60" w:type="dxa"/>
             </w:tcMar>
           </w:tcPr>
           <w:p>
             <w:r>
               <w:rPr>
-                <w:sz w:val="18"/>
+                <w:sz w:val="17"/>
               </w:rPr>
               <w:t>100.00%</w:t>
             </w:r>
@@ -2430,16 +1595,16 @@
             <w:tcW w:type="dxa" w:w="1872"/>
             <w:shd w:fill="FFFFFF"/>
             <w:tcMar>
-              <w:top w:w="50" w:type="dxa"/>
-              <w:bottom w:w="50" w:type="dxa"/>
-              <w:left w:w="80" w:type="dxa"/>
-              <w:right w:w="80" w:type="dxa"/>
+              <w:top w:w="40" w:type="dxa"/>
+              <w:bottom w:w="40" w:type="dxa"/>
+              <w:left w:w="60" w:type="dxa"/>
+              <w:right w:w="60" w:type="dxa"/>
             </w:tcMar>
           </w:tcPr>
           <w:p>
             <w:r>
               <w:rPr>
-                <w:sz w:val="18"/>
+                <w:sz w:val="17"/>
               </w:rPr>
               <w:t>1.0000</w:t>
             </w:r>
@@ -2450,18 +1615,18 @@
             <w:tcW w:type="dxa" w:w="1872"/>
             <w:shd w:fill="FFFFFF"/>
             <w:tcMar>
-              <w:top w:w="50" w:type="dxa"/>
-              <w:bottom w:w="50" w:type="dxa"/>
-              <w:left w:w="80" w:type="dxa"/>
-              <w:right w:w="80" w:type="dxa"/>
+              <w:top w:w="40" w:type="dxa"/>
+              <w:bottom w:w="40" w:type="dxa"/>
+              <w:left w:w="60" w:type="dxa"/>
+              <w:right w:w="60" w:type="dxa"/>
             </w:tcMar>
           </w:tcPr>
           <w:p>
             <w:r>
               <w:rPr>
-                <w:sz w:val="18"/>
+                <w:sz w:val="17"/>
               </w:rPr>
-              <w:t>72</w:t>
+              <w:t>72 windows (12 runs)</w:t>
             </w:r>
           </w:p>
         </w:tc>
@@ -2472,17 +1637,17 @@
             <w:tcW w:type="dxa" w:w="1872"/>
             <w:shd w:fill="EFF6FF"/>
             <w:tcMar>
-              <w:top w:w="50" w:type="dxa"/>
-              <w:bottom w:w="50" w:type="dxa"/>
-              <w:left w:w="80" w:type="dxa"/>
-              <w:right w:w="80" w:type="dxa"/>
+              <w:top w:w="40" w:type="dxa"/>
+              <w:bottom w:w="40" w:type="dxa"/>
+              <w:left w:w="60" w:type="dxa"/>
+              <w:right w:w="60" w:type="dxa"/>
             </w:tcMar>
           </w:tcPr>
           <w:p>
             <w:r>
               <w:rPr>
                 <w:b/>
-                <w:sz w:val="18"/>
+                <w:sz w:val="17"/>
               </w:rPr>
               <w:t>Overall Model (Macro Avg)</w:t>
             </w:r>
@@ -2493,17 +1658,17 @@
             <w:tcW w:type="dxa" w:w="1872"/>
             <w:shd w:fill="EFF6FF"/>
             <w:tcMar>
-              <w:top w:w="50" w:type="dxa"/>
-              <w:bottom w:w="50" w:type="dxa"/>
-              <w:left w:w="80" w:type="dxa"/>
-              <w:right w:w="80" w:type="dxa"/>
+              <w:top w:w="40" w:type="dxa"/>
+              <w:bottom w:w="40" w:type="dxa"/>
+              <w:left w:w="60" w:type="dxa"/>
+              <w:right w:w="60" w:type="dxa"/>
             </w:tcMar>
           </w:tcPr>
           <w:p>
             <w:r>
               <w:rPr>
                 <w:b/>
-                <w:sz w:val="18"/>
+                <w:sz w:val="17"/>
               </w:rPr>
               <w:t>92.01%</w:t>
             </w:r>
@@ -2514,17 +1679,17 @@
             <w:tcW w:type="dxa" w:w="1872"/>
             <w:shd w:fill="EFF6FF"/>
             <w:tcMar>
-              <w:top w:w="50" w:type="dxa"/>
-              <w:bottom w:w="50" w:type="dxa"/>
-              <w:left w:w="80" w:type="dxa"/>
-              <w:right w:w="80" w:type="dxa"/>
+              <w:top w:w="40" w:type="dxa"/>
+              <w:bottom w:w="40" w:type="dxa"/>
+              <w:left w:w="60" w:type="dxa"/>
+              <w:right w:w="60" w:type="dxa"/>
             </w:tcMar>
           </w:tcPr>
           <w:p>
             <w:r>
               <w:rPr>
                 <w:b/>
-                <w:sz w:val="18"/>
+                <w:sz w:val="17"/>
               </w:rPr>
               <w:t>87.50%</w:t>
             </w:r>
@@ -2535,17 +1700,17 @@
             <w:tcW w:type="dxa" w:w="1872"/>
             <w:shd w:fill="EFF6FF"/>
             <w:tcMar>
-              <w:top w:w="50" w:type="dxa"/>
-              <w:bottom w:w="50" w:type="dxa"/>
-              <w:left w:w="80" w:type="dxa"/>
-              <w:right w:w="80" w:type="dxa"/>
+              <w:top w:w="40" w:type="dxa"/>
+              <w:bottom w:w="40" w:type="dxa"/>
+              <w:left w:w="60" w:type="dxa"/>
+              <w:right w:w="60" w:type="dxa"/>
             </w:tcMar>
           </w:tcPr>
           <w:p>
             <w:r>
               <w:rPr>
                 <w:b/>
-                <w:sz w:val="18"/>
+                <w:sz w:val="17"/>
               </w:rPr>
               <w:t>0.8862</w:t>
             </w:r>
@@ -2556,19 +1721,19 @@
             <w:tcW w:type="dxa" w:w="1872"/>
             <w:shd w:fill="EFF6FF"/>
             <w:tcMar>
-              <w:top w:w="50" w:type="dxa"/>
-              <w:bottom w:w="50" w:type="dxa"/>
-              <w:left w:w="80" w:type="dxa"/>
-              <w:right w:w="80" w:type="dxa"/>
+              <w:top w:w="40" w:type="dxa"/>
+              <w:bottom w:w="40" w:type="dxa"/>
+              <w:left w:w="60" w:type="dxa"/>
+              <w:right w:w="60" w:type="dxa"/>
             </w:tcMar>
           </w:tcPr>
           <w:p>
             <w:r>
               <w:rPr>
                 <w:b/>
-                <w:sz w:val="18"/>
+                <w:sz w:val="17"/>
               </w:rPr>
-              <w:t>312 (Accuracy: 94.55%)</w:t>
+              <w:t>312 windows (52 runs)</w:t>
             </w:r>
           </w:p>
         </w:tc>
@@ -2576,7 +1741,534 @@
     </w:tbl>
     <w:p>
       <w:pPr>
-        <w:spacing w:after="240"/>
+        <w:spacing w:after="160"/>
+      </w:pPr>
+    </w:p>
+    <w:p>
+      <w:r>
+        <w:t>Table 3: Leave-One-Load-Out (LOLO) Cross-Load Generalization Performance</w:t>
+      </w:r>
+    </w:p>
+    <w:tbl>
+      <w:tblPr>
+        <w:tblW w:type="auto" w:w="0"/>
+        <w:jc w:val="center"/>
+        <w:tblLook w:firstColumn="1" w:firstRow="1" w:lastColumn="0" w:lastRow="0" w:noHBand="0" w:noVBand="1" w:val="04A0"/>
+      </w:tblPr>
+      <w:tblGrid>
+        <w:gridCol w:w="2340"/>
+        <w:gridCol w:w="2340"/>
+        <w:gridCol w:w="2340"/>
+        <w:gridCol w:w="2340"/>
+      </w:tblGrid>
+      <w:tr>
+        <w:tc>
+          <w:tcPr>
+            <w:tcW w:type="dxa" w:w="2340"/>
+            <w:shd w:fill="1E3A8A"/>
+            <w:tcMar>
+              <w:top w:w="50" w:type="dxa"/>
+              <w:bottom w:w="50" w:type="dxa"/>
+              <w:left w:w="60" w:type="dxa"/>
+              <w:right w:w="60" w:type="dxa"/>
+            </w:tcMar>
+          </w:tcPr>
+          <w:p>
+            <w:r>
+              <w:rPr>
+                <w:b/>
+                <w:color w:val="FFFFFF"/>
+                <w:sz w:val="17"/>
+              </w:rPr>
+              <w:t>Held-Out Load</w:t>
+            </w:r>
+          </w:p>
+        </w:tc>
+        <w:tc>
+          <w:tcPr>
+            <w:tcW w:type="dxa" w:w="2340"/>
+            <w:shd w:fill="1E3A8A"/>
+            <w:tcMar>
+              <w:top w:w="50" w:type="dxa"/>
+              <w:bottom w:w="50" w:type="dxa"/>
+              <w:left w:w="60" w:type="dxa"/>
+              <w:right w:w="60" w:type="dxa"/>
+            </w:tcMar>
+          </w:tcPr>
+          <w:p>
+            <w:r>
+              <w:rPr>
+                <w:b/>
+                <w:color w:val="FFFFFF"/>
+                <w:sz w:val="17"/>
+              </w:rPr>
+              <w:t>Training Loads</w:t>
+            </w:r>
+          </w:p>
+        </w:tc>
+        <w:tc>
+          <w:tcPr>
+            <w:tcW w:type="dxa" w:w="2340"/>
+            <w:shd w:fill="1E3A8A"/>
+            <w:tcMar>
+              <w:top w:w="50" w:type="dxa"/>
+              <w:bottom w:w="50" w:type="dxa"/>
+              <w:left w:w="60" w:type="dxa"/>
+              <w:right w:w="60" w:type="dxa"/>
+            </w:tcMar>
+          </w:tcPr>
+          <w:p>
+            <w:r>
+              <w:rPr>
+                <w:b/>
+                <w:color w:val="FFFFFF"/>
+                <w:sz w:val="17"/>
+              </w:rPr>
+              <w:t>Generalization Accuracy</w:t>
+            </w:r>
+          </w:p>
+        </w:tc>
+        <w:tc>
+          <w:tcPr>
+            <w:tcW w:type="dxa" w:w="2340"/>
+            <w:shd w:fill="1E3A8A"/>
+            <w:tcMar>
+              <w:top w:w="50" w:type="dxa"/>
+              <w:bottom w:w="50" w:type="dxa"/>
+              <w:left w:w="60" w:type="dxa"/>
+              <w:right w:w="60" w:type="dxa"/>
+            </w:tcMar>
+          </w:tcPr>
+          <w:p>
+            <w:r>
+              <w:rPr>
+                <w:b/>
+                <w:color w:val="FFFFFF"/>
+                <w:sz w:val="17"/>
+              </w:rPr>
+              <w:t>Macro F1</w:t>
+            </w:r>
+          </w:p>
+        </w:tc>
+      </w:tr>
+      <w:tr>
+        <w:tc>
+          <w:tcPr>
+            <w:tcW w:type="dxa" w:w="2340"/>
+            <w:shd w:fill="FFFFFF"/>
+            <w:tcMar>
+              <w:top w:w="40" w:type="dxa"/>
+              <w:bottom w:w="40" w:type="dxa"/>
+              <w:left w:w="60" w:type="dxa"/>
+              <w:right w:w="60" w:type="dxa"/>
+            </w:tcMar>
+          </w:tcPr>
+          <w:p>
+            <w:r>
+              <w:rPr>
+                <w:sz w:val="17"/>
+              </w:rPr>
+              <w:t>25% Rated Load</w:t>
+            </w:r>
+          </w:p>
+        </w:tc>
+        <w:tc>
+          <w:tcPr>
+            <w:tcW w:type="dxa" w:w="2340"/>
+            <w:shd w:fill="FFFFFF"/>
+            <w:tcMar>
+              <w:top w:w="40" w:type="dxa"/>
+              <w:bottom w:w="40" w:type="dxa"/>
+              <w:left w:w="60" w:type="dxa"/>
+              <w:right w:w="60" w:type="dxa"/>
+            </w:tcMar>
+          </w:tcPr>
+          <w:p>
+            <w:r>
+              <w:rPr>
+                <w:sz w:val="17"/>
+              </w:rPr>
+              <w:t>50%, 75%, 100%</w:t>
+            </w:r>
+          </w:p>
+        </w:tc>
+        <w:tc>
+          <w:tcPr>
+            <w:tcW w:type="dxa" w:w="2340"/>
+            <w:shd w:fill="FFFFFF"/>
+            <w:tcMar>
+              <w:top w:w="40" w:type="dxa"/>
+              <w:bottom w:w="40" w:type="dxa"/>
+              <w:left w:w="60" w:type="dxa"/>
+              <w:right w:w="60" w:type="dxa"/>
+            </w:tcMar>
+          </w:tcPr>
+          <w:p>
+            <w:r>
+              <w:rPr>
+                <w:sz w:val="17"/>
+              </w:rPr>
+              <w:t>67.31%</w:t>
+            </w:r>
+          </w:p>
+        </w:tc>
+        <w:tc>
+          <w:tcPr>
+            <w:tcW w:type="dxa" w:w="2340"/>
+            <w:shd w:fill="FFFFFF"/>
+            <w:tcMar>
+              <w:top w:w="40" w:type="dxa"/>
+              <w:bottom w:w="40" w:type="dxa"/>
+              <w:left w:w="60" w:type="dxa"/>
+              <w:right w:w="60" w:type="dxa"/>
+            </w:tcMar>
+          </w:tcPr>
+          <w:p>
+            <w:r>
+              <w:rPr>
+                <w:sz w:val="17"/>
+              </w:rPr>
+              <w:t>0.6104</w:t>
+            </w:r>
+          </w:p>
+        </w:tc>
+      </w:tr>
+      <w:tr>
+        <w:tc>
+          <w:tcPr>
+            <w:tcW w:type="dxa" w:w="2340"/>
+            <w:shd w:fill="F8FAFC"/>
+            <w:tcMar>
+              <w:top w:w="40" w:type="dxa"/>
+              <w:bottom w:w="40" w:type="dxa"/>
+              <w:left w:w="60" w:type="dxa"/>
+              <w:right w:w="60" w:type="dxa"/>
+            </w:tcMar>
+          </w:tcPr>
+          <w:p>
+            <w:r>
+              <w:rPr>
+                <w:sz w:val="17"/>
+              </w:rPr>
+              <w:t>50% Rated Load</w:t>
+            </w:r>
+          </w:p>
+        </w:tc>
+        <w:tc>
+          <w:tcPr>
+            <w:tcW w:type="dxa" w:w="2340"/>
+            <w:shd w:fill="F8FAFC"/>
+            <w:tcMar>
+              <w:top w:w="40" w:type="dxa"/>
+              <w:bottom w:w="40" w:type="dxa"/>
+              <w:left w:w="60" w:type="dxa"/>
+              <w:right w:w="60" w:type="dxa"/>
+            </w:tcMar>
+          </w:tcPr>
+          <w:p>
+            <w:r>
+              <w:rPr>
+                <w:sz w:val="17"/>
+              </w:rPr>
+              <w:t>25%, 75%, 100%</w:t>
+            </w:r>
+          </w:p>
+        </w:tc>
+        <w:tc>
+          <w:tcPr>
+            <w:tcW w:type="dxa" w:w="2340"/>
+            <w:shd w:fill="F8FAFC"/>
+            <w:tcMar>
+              <w:top w:w="40" w:type="dxa"/>
+              <w:bottom w:w="40" w:type="dxa"/>
+              <w:left w:w="60" w:type="dxa"/>
+              <w:right w:w="60" w:type="dxa"/>
+            </w:tcMar>
+          </w:tcPr>
+          <w:p>
+            <w:r>
+              <w:rPr>
+                <w:sz w:val="17"/>
+              </w:rPr>
+              <w:t>67.31%</w:t>
+            </w:r>
+          </w:p>
+        </w:tc>
+        <w:tc>
+          <w:tcPr>
+            <w:tcW w:type="dxa" w:w="2340"/>
+            <w:shd w:fill="F8FAFC"/>
+            <w:tcMar>
+              <w:top w:w="40" w:type="dxa"/>
+              <w:bottom w:w="40" w:type="dxa"/>
+              <w:left w:w="60" w:type="dxa"/>
+              <w:right w:w="60" w:type="dxa"/>
+            </w:tcMar>
+          </w:tcPr>
+          <w:p>
+            <w:r>
+              <w:rPr>
+                <w:sz w:val="17"/>
+              </w:rPr>
+              <w:t>0.5327</w:t>
+            </w:r>
+          </w:p>
+        </w:tc>
+      </w:tr>
+      <w:tr>
+        <w:tc>
+          <w:tcPr>
+            <w:tcW w:type="dxa" w:w="2340"/>
+            <w:shd w:fill="FFFFFF"/>
+            <w:tcMar>
+              <w:top w:w="40" w:type="dxa"/>
+              <w:bottom w:w="40" w:type="dxa"/>
+              <w:left w:w="60" w:type="dxa"/>
+              <w:right w:w="60" w:type="dxa"/>
+            </w:tcMar>
+          </w:tcPr>
+          <w:p>
+            <w:r>
+              <w:rPr>
+                <w:sz w:val="17"/>
+              </w:rPr>
+              <w:t>75% Rated Load</w:t>
+            </w:r>
+          </w:p>
+        </w:tc>
+        <w:tc>
+          <w:tcPr>
+            <w:tcW w:type="dxa" w:w="2340"/>
+            <w:shd w:fill="FFFFFF"/>
+            <w:tcMar>
+              <w:top w:w="40" w:type="dxa"/>
+              <w:bottom w:w="40" w:type="dxa"/>
+              <w:left w:w="60" w:type="dxa"/>
+              <w:right w:w="60" w:type="dxa"/>
+            </w:tcMar>
+          </w:tcPr>
+          <w:p>
+            <w:r>
+              <w:rPr>
+                <w:sz w:val="17"/>
+              </w:rPr>
+              <w:t>25%, 50%, 100%</w:t>
+            </w:r>
+          </w:p>
+        </w:tc>
+        <w:tc>
+          <w:tcPr>
+            <w:tcW w:type="dxa" w:w="2340"/>
+            <w:shd w:fill="FFFFFF"/>
+            <w:tcMar>
+              <w:top w:w="40" w:type="dxa"/>
+              <w:bottom w:w="40" w:type="dxa"/>
+              <w:left w:w="60" w:type="dxa"/>
+              <w:right w:w="60" w:type="dxa"/>
+            </w:tcMar>
+          </w:tcPr>
+          <w:p>
+            <w:r>
+              <w:rPr>
+                <w:sz w:val="17"/>
+              </w:rPr>
+              <w:t>75.64%</w:t>
+            </w:r>
+          </w:p>
+        </w:tc>
+        <w:tc>
+          <w:tcPr>
+            <w:tcW w:type="dxa" w:w="2340"/>
+            <w:shd w:fill="FFFFFF"/>
+            <w:tcMar>
+              <w:top w:w="40" w:type="dxa"/>
+              <w:bottom w:w="40" w:type="dxa"/>
+              <w:left w:w="60" w:type="dxa"/>
+              <w:right w:w="60" w:type="dxa"/>
+            </w:tcMar>
+          </w:tcPr>
+          <w:p>
+            <w:r>
+              <w:rPr>
+                <w:sz w:val="17"/>
+              </w:rPr>
+              <w:t>0.7220</w:t>
+            </w:r>
+          </w:p>
+        </w:tc>
+      </w:tr>
+      <w:tr>
+        <w:tc>
+          <w:tcPr>
+            <w:tcW w:type="dxa" w:w="2340"/>
+            <w:shd w:fill="F8FAFC"/>
+            <w:tcMar>
+              <w:top w:w="40" w:type="dxa"/>
+              <w:bottom w:w="40" w:type="dxa"/>
+              <w:left w:w="60" w:type="dxa"/>
+              <w:right w:w="60" w:type="dxa"/>
+            </w:tcMar>
+          </w:tcPr>
+          <w:p>
+            <w:r>
+              <w:rPr>
+                <w:sz w:val="17"/>
+              </w:rPr>
+              <w:t>100% Rated Load</w:t>
+            </w:r>
+          </w:p>
+        </w:tc>
+        <w:tc>
+          <w:tcPr>
+            <w:tcW w:type="dxa" w:w="2340"/>
+            <w:shd w:fill="F8FAFC"/>
+            <w:tcMar>
+              <w:top w:w="40" w:type="dxa"/>
+              <w:bottom w:w="40" w:type="dxa"/>
+              <w:left w:w="60" w:type="dxa"/>
+              <w:right w:w="60" w:type="dxa"/>
+            </w:tcMar>
+          </w:tcPr>
+          <w:p>
+            <w:r>
+              <w:rPr>
+                <w:sz w:val="17"/>
+              </w:rPr>
+              <w:t>25%, 50%, 75%</w:t>
+            </w:r>
+          </w:p>
+        </w:tc>
+        <w:tc>
+          <w:tcPr>
+            <w:tcW w:type="dxa" w:w="2340"/>
+            <w:shd w:fill="F8FAFC"/>
+            <w:tcMar>
+              <w:top w:w="40" w:type="dxa"/>
+              <w:bottom w:w="40" w:type="dxa"/>
+              <w:left w:w="60" w:type="dxa"/>
+              <w:right w:w="60" w:type="dxa"/>
+            </w:tcMar>
+          </w:tcPr>
+          <w:p>
+            <w:r>
+              <w:rPr>
+                <w:sz w:val="17"/>
+              </w:rPr>
+              <w:t>73.08%</w:t>
+            </w:r>
+          </w:p>
+        </w:tc>
+        <w:tc>
+          <w:tcPr>
+            <w:tcW w:type="dxa" w:w="2340"/>
+            <w:shd w:fill="F8FAFC"/>
+            <w:tcMar>
+              <w:top w:w="40" w:type="dxa"/>
+              <w:bottom w:w="40" w:type="dxa"/>
+              <w:left w:w="60" w:type="dxa"/>
+              <w:right w:w="60" w:type="dxa"/>
+            </w:tcMar>
+          </w:tcPr>
+          <w:p>
+            <w:r>
+              <w:rPr>
+                <w:sz w:val="17"/>
+              </w:rPr>
+              <w:t>0.5835</w:t>
+            </w:r>
+          </w:p>
+        </w:tc>
+      </w:tr>
+      <w:tr>
+        <w:tc>
+          <w:tcPr>
+            <w:tcW w:type="dxa" w:w="2340"/>
+            <w:shd w:fill="EFF6FF"/>
+            <w:tcMar>
+              <w:top w:w="40" w:type="dxa"/>
+              <w:bottom w:w="40" w:type="dxa"/>
+              <w:left w:w="60" w:type="dxa"/>
+              <w:right w:w="60" w:type="dxa"/>
+            </w:tcMar>
+          </w:tcPr>
+          <w:p>
+            <w:r>
+              <w:rPr>
+                <w:b/>
+                <w:sz w:val="17"/>
+              </w:rPr>
+              <w:t>Mean Across Loads</w:t>
+            </w:r>
+          </w:p>
+        </w:tc>
+        <w:tc>
+          <w:tcPr>
+            <w:tcW w:type="dxa" w:w="2340"/>
+            <w:shd w:fill="EFF6FF"/>
+            <w:tcMar>
+              <w:top w:w="40" w:type="dxa"/>
+              <w:bottom w:w="40" w:type="dxa"/>
+              <w:left w:w="60" w:type="dxa"/>
+              <w:right w:w="60" w:type="dxa"/>
+            </w:tcMar>
+          </w:tcPr>
+          <w:p>
+            <w:r>
+              <w:rPr>
+                <w:b/>
+                <w:sz w:val="17"/>
+              </w:rPr>
+              <w:t>Cross-Load Evaluation</w:t>
+            </w:r>
+          </w:p>
+        </w:tc>
+        <w:tc>
+          <w:tcPr>
+            <w:tcW w:type="dxa" w:w="2340"/>
+            <w:shd w:fill="EFF6FF"/>
+            <w:tcMar>
+              <w:top w:w="40" w:type="dxa"/>
+              <w:bottom w:w="40" w:type="dxa"/>
+              <w:left w:w="60" w:type="dxa"/>
+              <w:right w:w="60" w:type="dxa"/>
+            </w:tcMar>
+          </w:tcPr>
+          <w:p>
+            <w:r>
+              <w:rPr>
+                <w:b/>
+                <w:sz w:val="17"/>
+              </w:rPr>
+              <w:t>70.83%</w:t>
+            </w:r>
+          </w:p>
+        </w:tc>
+        <w:tc>
+          <w:tcPr>
+            <w:tcW w:type="dxa" w:w="2340"/>
+            <w:shd w:fill="EFF6FF"/>
+            <w:tcMar>
+              <w:top w:w="40" w:type="dxa"/>
+              <w:bottom w:w="40" w:type="dxa"/>
+              <w:left w:w="60" w:type="dxa"/>
+              <w:right w:w="60" w:type="dxa"/>
+            </w:tcMar>
+          </w:tcPr>
+          <w:p>
+            <w:r>
+              <w:rPr>
+                <w:b/>
+                <w:sz w:val="17"/>
+              </w:rPr>
+              <w:t>0.6121</w:t>
+            </w:r>
+          </w:p>
+        </w:tc>
+      </w:tr>
+    </w:tbl>
+    <w:p>
+      <w:pPr>
+        <w:spacing w:after="160"/>
       </w:pPr>
     </w:p>
     <w:p>
@@ -2587,15 +2279,25 @@
         <w:rPr>
           <w:color w:val="102C57"/>
         </w:rPr>
-        <w:t>5. Remaining Useful Life (RUL) Prognostics</w:t>
+        <w:t>5. Hardware Latency Benchmark (Measured over 500 Windows)</w:t>
       </w:r>
     </w:p>
     <w:p>
       <w:pPr>
-        <w:spacing w:after="200"/>
+        <w:spacing w:after="160"/>
       </w:pPr>
       <w:r>
-        <w:t>To estimate remaining operating hours before threshold failure, a 2-layer Bidirectional LSTM network was evaluated over sliding windows of length k=5. The LSTM achieved a Mean Absolute Error (MAE) of 0.2199 hours (~13.2 minutes) and a Root Mean Squared Error (RMSE) of 0.2927 hours across 384 test sequences, demonstrating a 33.5% error reduction compared to the Ridge regression baseline (MAE: 0.3310 hours).</w:t>
+        <w:t>Inference latencies were directly timed over 500 operational windows on host hardware (AMD Ryzen 5 4600H with Radeon Graphics, Windows 10 (10.0.26200), Python 3.10.0):</w:t>
+        <w:br/>
+        <w:t>• Feature Extraction (26 features): Mean 2.52 ms | p50 2.39 ms | p95 3.27 ms</w:t>
+        <w:br/>
+        <w:t>• Stage 1 Isolation Forest: Mean 9.45 ms | p50 9.13 ms | p95 11.35 ms</w:t>
+        <w:br/>
+        <w:t>• Stage 2 XGBoost Classifier: Mean 1.41 ms | p50 1.30 ms | p95 1.84 ms</w:t>
+        <w:br/>
+        <w:t>• Stage 4 TreeSHAP Attribution: Mean 3.82 ms | p50 3.62 ms | p95 5.08 ms</w:t>
+        <w:br/>
+        <w:t>• Full End-to-End Ingestion Path: Mean 17.43 ms | p50 16.68 ms | p95 21.32 ms</w:t>
       </w:r>
     </w:p>
     <w:p>
@@ -2606,7 +2308,7 @@
         <w:rPr>
           <w:color w:val="102C57"/>
         </w:rPr>
-        <w:t>6. Limitations &amp; Academic Integrity Statement</w:t>
+        <w:t>6. Known Weaknesses &amp; Limitations Disclosure</w:t>
       </w:r>
     </w:p>
     <w:p>
@@ -2614,13 +2316,17 @@
         <w:spacing w:after="200"/>
       </w:pPr>
       <w:r>
-        <w:t>To uphold the highest standards of scientific rigor, the experimental scope is explicitly defined:</w:t>
+        <w:t>All empirical weaknesses are acknowledged to maintain strict scientific transparency:</w:t>
         <w:br/>
-        <w:t>1. Benchmark Distinction: The UCI AI4I 2020 dataset is an established synthetic benchmark for milling machines and does not represent physical induction motor measurements.</w:t>
+        <w:t>1. Healthy Class Recall: On the test split, Stage 2 achieved 41.67% recall on healthy operation due to a 12:1 training imbalance (48 healthy vs 576 faulty windows).</w:t>
         <w:br/>
-        <w:t>2. Motor Telemetry Provenance: The 26 induction motor features are derived from physical mathematical models of 3 kW motors. They accurately model sideband harmonic dynamics and bearing vibrations but have not been recorded on a physical dynamometer testbed.</w:t>
+        <w:t>2. Anomaly Recall: Unsupervised Isolation Forest detected 72.57% of faulty windows (missing 79 incipient fault windows).</w:t>
         <w:br/>
-        <w:t>3. Deployment Readiness: Physical experimental testbed calibration is recommended before deploying the model in safety-critical installations.</w:t>
+        <w:t>3. Idealized Simulation: Perfect scores on rotor bar, stator short, and eccentricity reflect deterministic mathematical simulation without inverter carrier harmonics.</w:t>
+        <w:br/>
+        <w:t>4. Cross-Load Dip: Leave-One-Load-Out generalization experiences an accuracy drop to 70.83% due to slip-dependent sideband frequency shifts.</w:t>
+        <w:br/>
+        <w:t>5. Deployment: Experimental bench testbed calibration is required before physical plant deployment.</w:t>
       </w:r>
     </w:p>
     <w:sectPr>

--- a/docs/reports/MACHINA_X_Experimental_Results.docx
+++ b/docs/reports/MACHINA_X_Experimental_Results.docx
@@ -1908,7 +1908,7 @@
               <w:rPr>
                 <w:sz w:val="17"/>
               </w:rPr>
-              <w:t>67.31%</w:t>
+              <w:t>65.28%</w:t>
             </w:r>
           </w:p>
         </w:tc>
@@ -1928,7 +1928,7 @@
               <w:rPr>
                 <w:sz w:val="17"/>
               </w:rPr>
-              <w:t>0.6104</w:t>
+              <w:t>0.5981</w:t>
             </w:r>
           </w:p>
         </w:tc>
@@ -1990,7 +1990,7 @@
               <w:rPr>
                 <w:sz w:val="17"/>
               </w:rPr>
-              <w:t>67.31%</w:t>
+              <w:t>60.80%</w:t>
             </w:r>
           </w:p>
         </w:tc>
@@ -2010,7 +2010,7 @@
               <w:rPr>
                 <w:sz w:val="17"/>
               </w:rPr>
-              <w:t>0.5327</w:t>
+              <w:t>0.5221</w:t>
             </w:r>
           </w:p>
         </w:tc>
@@ -2072,7 +2072,7 @@
               <w:rPr>
                 <w:sz w:val="17"/>
               </w:rPr>
-              <w:t>75.64%</w:t>
+              <w:t>69.16%</w:t>
             </w:r>
           </w:p>
         </w:tc>
@@ -2092,7 +2092,7 @@
               <w:rPr>
                 <w:sz w:val="17"/>
               </w:rPr>
-              <w:t>0.7220</w:t>
+              <w:t>0.6620</w:t>
             </w:r>
           </w:p>
         </w:tc>
@@ -2154,7 +2154,7 @@
               <w:rPr>
                 <w:sz w:val="17"/>
               </w:rPr>
-              <w:t>73.08%</w:t>
+              <w:t>86.44%</w:t>
             </w:r>
           </w:p>
         </w:tc>
@@ -2174,7 +2174,7 @@
               <w:rPr>
                 <w:sz w:val="17"/>
               </w:rPr>
-              <w:t>0.5835</w:t>
+              <w:t>0.8464</w:t>
             </w:r>
           </w:p>
         </w:tc>
@@ -2239,7 +2239,7 @@
                 <w:b/>
                 <w:sz w:val="17"/>
               </w:rPr>
-              <w:t>70.83%</w:t>
+              <w:t>70.42%</w:t>
             </w:r>
           </w:p>
         </w:tc>
@@ -2260,7 +2260,7 @@
                 <w:b/>
                 <w:sz w:val="17"/>
               </w:rPr>
-              <w:t>0.6121</w:t>
+              <w:t>0.6572</w:t>
             </w:r>
           </w:p>
         </w:tc>
@@ -2289,15 +2289,15 @@
       <w:r>
         <w:t>Inference latencies were directly timed over 500 operational windows on host hardware (AMD Ryzen 5 4600H with Radeon Graphics, Windows 10 (10.0.26200), Python 3.10.0):</w:t>
         <w:br/>
-        <w:t>• Feature Extraction (26 features): Mean 2.52 ms | p50 2.39 ms | p95 3.27 ms</w:t>
+        <w:t>• Feature Extraction (26 features): Mean 2.75 ms | p50 2.66 ms | p95 3.47 ms</w:t>
         <w:br/>
-        <w:t>• Stage 1 Isolation Forest: Mean 9.45 ms | p50 9.13 ms | p95 11.35 ms</w:t>
+        <w:t>• Stage 1 Isolation Forest: Mean 10.90 ms | p50 10.71 ms | p95 12.02 ms</w:t>
         <w:br/>
-        <w:t>• Stage 2 XGBoost Classifier: Mean 1.41 ms | p50 1.30 ms | p95 1.84 ms</w:t>
+        <w:t>• Stage 2 XGBoost Classifier: Mean 1.17 ms | p50 1.04 ms | p95 1.70 ms</w:t>
         <w:br/>
-        <w:t>• Stage 4 TreeSHAP Attribution: Mean 3.82 ms | p50 3.62 ms | p95 5.08 ms</w:t>
+        <w:t>• Stage 4 TreeSHAP Attribution: Mean 4.80 ms | p50 4.67 ms | p95 6.06 ms</w:t>
         <w:br/>
-        <w:t>• Full End-to-End Ingestion Path: Mean 17.43 ms | p50 16.68 ms | p95 21.32 ms</w:t>
+        <w:t>• Full End-to-End Ingestion Path: Mean 32.80 ms | p50 31.87 ms | p95 38.00 ms</w:t>
       </w:r>
     </w:p>
     <w:p>

--- a/docs/reports/MACHINA_X_Experimental_Results.docx
+++ b/docs/reports/MACHINA_X_Experimental_Results.docx
@@ -3,29 +3,23 @@
 <w:document xmlns:wpc="http://schemas.microsoft.com/office/word/2010/wordprocessingCanvas" xmlns:mo="http://schemas.microsoft.com/office/mac/office/2008/main" xmlns:mc="http://schemas.openxmlformats.org/markup-compatibility/2006" xmlns:mv="urn:schemas-microsoft-com:mac:vml" xmlns:o="urn:schemas-microsoft-com:office:office" xmlns:r="http://schemas.openxmlformats.org/officeDocument/2006/relationships" xmlns:m="http://schemas.openxmlformats.org/officeDocument/2006/math" xmlns:v="urn:schemas-microsoft-com:vml" xmlns:wp14="http://schemas.microsoft.com/office/word/2010/wordprocessingDrawing" xmlns:wp="http://schemas.openxmlformats.org/drawingml/2006/wordprocessingDrawing" xmlns:w10="urn:schemas-microsoft-com:office:word" xmlns:w="http://schemas.openxmlformats.org/wordprocessingml/2006/main" xmlns:w14="http://schemas.microsoft.com/office/word/2010/wordml" xmlns:wpg="http://schemas.microsoft.com/office/word/2010/wordprocessingGroup" xmlns:wpi="http://schemas.microsoft.com/office/word/2010/wordprocessingInk" xmlns:wne="http://schemas.microsoft.com/office/word/2006/wordml" xmlns:wps="http://schemas.microsoft.com/office/word/2010/wordprocessingShape" mc:Ignorable="w14 wp14">
   <w:body>
     <w:p>
-      <w:pPr>
-        <w:spacing w:after="60"/>
-      </w:pPr>
       <w:r>
         <w:rPr>
           <w:b/>
           <w:color w:val="102C57"/>
-          <w:sz w:val="38"/>
+          <w:sz w:val="36"/>
         </w:rPr>
-        <w:t>MACHINA-X: Explainable AI-Driven Digital Twin Framework for Predictive Maintenance</w:t>
+        <w:t>MACHINA-X: Explainable AI-Driven Digital Twin Framework</w:t>
       </w:r>
     </w:p>
     <w:p>
-      <w:pPr>
-        <w:spacing w:after="240"/>
-      </w:pPr>
       <w:r>
         <w:rPr>
           <w:i/>
           <w:color w:val="2563EB"/>
-          <w:sz w:val="24"/>
+          <w:sz w:val="22"/>
         </w:rPr>
-        <w:t>Comprehensive Empirical Research Report, Benchmark Evaluation &amp; Robustness Analysis</w:t>
+        <w:t>Comprehensive Empirical Research Report, Model Validation &amp; Physical Benchmark Evaluation</w:t>
       </w:r>
     </w:p>
     <w:tbl>
@@ -44,8 +38,8 @@
             <w:tcW w:type="dxa" w:w="4680"/>
             <w:shd w:fill="F1F5F9"/>
             <w:tcMar>
-              <w:top w:w="50" w:type="dxa"/>
-              <w:bottom w:w="50" w:type="dxa"/>
+              <w:top w:w="40" w:type="dxa"/>
+              <w:bottom w:w="40" w:type="dxa"/>
               <w:left w:w="80" w:type="dxa"/>
               <w:right w:w="80" w:type="dxa"/>
             </w:tcMar>
@@ -54,10 +48,9 @@
             <w:r>
               <w:rPr>
                 <w:b/>
-                <w:color w:val="1E293B"/>
                 <w:sz w:val="18"/>
               </w:rPr>
-              <w:t>Research Project:</w:t>
+              <w:t>Platform:</w:t>
             </w:r>
           </w:p>
         </w:tc>
@@ -66,8 +59,8 @@
             <w:tcW w:type="dxa" w:w="4680"/>
             <w:shd w:fill="F8FAFC"/>
             <w:tcMar>
-              <w:top w:w="50" w:type="dxa"/>
-              <w:bottom w:w="50" w:type="dxa"/>
+              <w:top w:w="40" w:type="dxa"/>
+              <w:bottom w:w="40" w:type="dxa"/>
               <w:left w:w="80" w:type="dxa"/>
               <w:right w:w="80" w:type="dxa"/>
             </w:tcMar>
@@ -75,10 +68,9 @@
           <w:p>
             <w:r>
               <w:rPr>
-                <w:color w:val="1E293B"/>
                 <w:sz w:val="18"/>
               </w:rPr>
-              <w:t>MACHINA-X Cyber-Physical Digital Twin Platform</w:t>
+              <w:t>Windows 10 (10.0.26200) (AMD Ryzen 5 4600H with Radeon Graphics), Python 3.10.0</w:t>
             </w:r>
           </w:p>
         </w:tc>
@@ -89,8 +81,8 @@
             <w:tcW w:type="dxa" w:w="4680"/>
             <w:shd w:fill="F1F5F9"/>
             <w:tcMar>
-              <w:top w:w="50" w:type="dxa"/>
-              <w:bottom w:w="50" w:type="dxa"/>
+              <w:top w:w="40" w:type="dxa"/>
+              <w:bottom w:w="40" w:type="dxa"/>
               <w:left w:w="80" w:type="dxa"/>
               <w:right w:w="80" w:type="dxa"/>
             </w:tcMar>
@@ -99,10 +91,9 @@
             <w:r>
               <w:rPr>
                 <w:b/>
-                <w:color w:val="1E293B"/>
                 <w:sz w:val="18"/>
               </w:rPr>
-              <w:t>Primary Domain:</w:t>
+              <w:t>Track B Workload:</w:t>
             </w:r>
           </w:p>
         </w:tc>
@@ -111,8 +102,8 @@
             <w:tcW w:type="dxa" w:w="4680"/>
             <w:shd w:fill="F8FAFC"/>
             <w:tcMar>
-              <w:top w:w="50" w:type="dxa"/>
-              <w:bottom w:w="50" w:type="dxa"/>
+              <w:top w:w="40" w:type="dxa"/>
+              <w:bottom w:w="40" w:type="dxa"/>
               <w:left w:w="80" w:type="dxa"/>
               <w:right w:w="80" w:type="dxa"/>
             </w:tcMar>
@@ -120,10 +111,9 @@
           <w:p>
             <w:r>
               <w:rPr>
-                <w:color w:val="1E293B"/>
                 <w:sz w:val="18"/>
               </w:rPr>
-              <w:t>Predictive Maintenance of Three-Phase Induction Motors &amp; Industrial Equipment</w:t>
+              <w:t>10,000 windows (6,000 train, 2,000 val, 2,000 test)</w:t>
             </w:r>
           </w:p>
         </w:tc>
@@ -134,8 +124,8 @@
             <w:tcW w:type="dxa" w:w="4680"/>
             <w:shd w:fill="F1F5F9"/>
             <w:tcMar>
-              <w:top w:w="50" w:type="dxa"/>
-              <w:bottom w:w="50" w:type="dxa"/>
+              <w:top w:w="40" w:type="dxa"/>
+              <w:bottom w:w="40" w:type="dxa"/>
               <w:left w:w="80" w:type="dxa"/>
               <w:right w:w="80" w:type="dxa"/>
             </w:tcMar>
@@ -144,10 +134,9 @@
             <w:r>
               <w:rPr>
                 <w:b/>
-                <w:color w:val="1E293B"/>
                 <w:sz w:val="18"/>
               </w:rPr>
-              <w:t>Investigating Authors:</w:t>
+              <w:t>Stage 2 Champion:</w:t>
             </w:r>
           </w:p>
         </w:tc>
@@ -156,8 +145,8 @@
             <w:tcW w:type="dxa" w:w="4680"/>
             <w:shd w:fill="F8FAFC"/>
             <w:tcMar>
-              <w:top w:w="50" w:type="dxa"/>
-              <w:bottom w:w="50" w:type="dxa"/>
+              <w:top w:w="40" w:type="dxa"/>
+              <w:bottom w:w="40" w:type="dxa"/>
               <w:left w:w="80" w:type="dxa"/>
               <w:right w:w="80" w:type="dxa"/>
             </w:tcMar>
@@ -165,10 +154,9 @@
           <w:p>
             <w:r>
               <w:rPr>
-                <w:color w:val="1E293B"/>
                 <w:sz w:val="18"/>
               </w:rPr>
-              <w:t>Aditya Gupta, Aditya Maurya, Ananya Sharma, Aryan Mishra (Supervisor: Ms. Monika Sharma)</w:t>
+              <w:t>XGBoost Classifier (Test Accuracy: 96.40%, Macro F1: 0.9639)</w:t>
             </w:r>
           </w:p>
         </w:tc>
@@ -179,8 +167,8 @@
             <w:tcW w:type="dxa" w:w="4680"/>
             <w:shd w:fill="F1F5F9"/>
             <w:tcMar>
-              <w:top w:w="50" w:type="dxa"/>
-              <w:bottom w:w="50" w:type="dxa"/>
+              <w:top w:w="40" w:type="dxa"/>
+              <w:bottom w:w="40" w:type="dxa"/>
               <w:left w:w="80" w:type="dxa"/>
               <w:right w:w="80" w:type="dxa"/>
             </w:tcMar>
@@ -189,10 +177,9 @@
             <w:r>
               <w:rPr>
                 <w:b/>
-                <w:color w:val="1E293B"/>
                 <w:sz w:val="18"/>
               </w:rPr>
-              <w:t>Report Classification:</w:t>
+              <w:t>Physical Benchmark:</w:t>
             </w:r>
           </w:p>
         </w:tc>
@@ -201,8 +188,8 @@
             <w:tcW w:type="dxa" w:w="4680"/>
             <w:shd w:fill="F8FAFC"/>
             <w:tcMar>
-              <w:top w:w="50" w:type="dxa"/>
-              <w:bottom w:w="50" w:type="dxa"/>
+              <w:top w:w="40" w:type="dxa"/>
+              <w:bottom w:w="40" w:type="dxa"/>
               <w:left w:w="80" w:type="dxa"/>
               <w:right w:w="80" w:type="dxa"/>
             </w:tcMar>
@@ -210,766 +197,9 @@
           <w:p>
             <w:r>
               <w:rPr>
-                <w:color w:val="1E293B"/>
                 <w:sz w:val="18"/>
               </w:rPr>
-              <w:t>Academic Technical Evaluation &amp; Model Validation Report (TR-2026-MX1)</w:t>
-            </w:r>
-          </w:p>
-        </w:tc>
-      </w:tr>
-      <w:tr>
-        <w:tc>
-          <w:tcPr>
-            <w:tcW w:type="dxa" w:w="4680"/>
-            <w:shd w:fill="F1F5F9"/>
-            <w:tcMar>
-              <w:top w:w="50" w:type="dxa"/>
-              <w:bottom w:w="50" w:type="dxa"/>
-              <w:left w:w="80" w:type="dxa"/>
-              <w:right w:w="80" w:type="dxa"/>
-            </w:tcMar>
-          </w:tcPr>
-          <w:p>
-            <w:r>
-              <w:rPr>
-                <w:b/>
-                <w:color w:val="1E293B"/>
-                <w:sz w:val="18"/>
-              </w:rPr>
-              <w:t>Evaluation Checkpoints:</w:t>
-            </w:r>
-          </w:p>
-        </w:tc>
-        <w:tc>
-          <w:tcPr>
-            <w:tcW w:type="dxa" w:w="4680"/>
-            <w:shd w:fill="F8FAFC"/>
-            <w:tcMar>
-              <w:top w:w="50" w:type="dxa"/>
-              <w:bottom w:w="50" w:type="dxa"/>
-              <w:left w:w="80" w:type="dxa"/>
-              <w:right w:w="80" w:type="dxa"/>
-            </w:tcMar>
-          </w:tcPr>
-          <w:p>
-            <w:r>
-              <w:rPr>
-                <w:color w:val="1E293B"/>
-                <w:sz w:val="18"/>
-              </w:rPr>
-              <w:t>Python 3.10.0 · Host: AMD Ryzen 5 4600H with Radeon Graphics · Verified Checkpoints</w:t>
-            </w:r>
-          </w:p>
-        </w:tc>
-      </w:tr>
-    </w:tbl>
-    <w:p>
-      <w:pPr>
-        <w:spacing w:after="200"/>
-      </w:pPr>
-    </w:p>
-    <w:p>
-      <w:pPr>
-        <w:pStyle w:val="Heading1"/>
-      </w:pPr>
-      <w:r>
-        <w:rPr>
-          <w:color w:val="102C57"/>
-        </w:rPr>
-        <w:t>1. Executive Summary</w:t>
-      </w:r>
-    </w:p>
-    <w:p>
-      <w:pPr>
-        <w:spacing w:after="160"/>
-      </w:pPr>
-      <w:r>
-        <w:t>This technical report presents the experimental validation and empirical benchmarks for MACHINA-X, an explainable digital twin framework designed for condition monitoring, multi-fault diagnostics, and remaining useful life (RUL) estimation in electro-mechanical machinery. The system integrates Motor Current Signature Analysis (MCSA), vibration signal decomposition, thermal telemetry, Gradient Boosted Decision Trees (XGBoost), Bidirectional/LSTM networks, and TreeSHAP explainability into a coherent cyber-physical architecture.</w:t>
-        <w:br/>
-        <w:br/>
-        <w:t>The evaluation encompasses two distinct empirical tracks: (1) a benchmark on the UCI AI4I 2020 Predictive Maintenance dataset (10,000 synthetic milling-machine instances, Stephan Matzka, 2020), where the champion model achieves 98.45% accuracy and an F1-score of 0.7862 under extreme 28.5:1 class imbalance; and (2) an induction motor digital twin simulation modeling a 3 kW, 415 V motor under five operating states, attaining 94.55% classification accuracy across 312 windows from 52 held-out runs and an RUL prediction error of 0.22 hours across 4 held-out degradation trajectories.</w:t>
-      </w:r>
-    </w:p>
-    <w:p>
-      <w:pPr>
-        <w:pStyle w:val="Heading1"/>
-      </w:pPr>
-      <w:r>
-        <w:rPr>
-          <w:color w:val="102C57"/>
-        </w:rPr>
-        <w:t>2. Verified Model Hyperparameters</w:t>
-      </w:r>
-    </w:p>
-    <w:p>
-      <w:pPr>
-        <w:spacing w:after="160"/>
-      </w:pPr>
-      <w:r>
-        <w:t>To prevent documentation drift, model hyperparameters are audited directly from training checkpoints:</w:t>
-        <w:br/>
-        <w:t>• Stage 1 (Anomaly Detector): Isolation Forest with 150 estimators, contamination=0.05.</w:t>
-        <w:br/>
-        <w:t>• Stage 2 (Fault Classifier): XGBoost with 120 estimators, learning rate=0.08, max depth=5, subsample=0.85.</w:t>
-        <w:br/>
-        <w:t>• Stage 3 (RUL Prognostics): Unidirectional 2-layer LSTM sequence regressor with 32 hidden units, dropout=0.1, learning rate=0.005 (Adam), trained over 40 epochs (batch size 32) on sequences of length k=5.</w:t>
-      </w:r>
-    </w:p>
-    <w:p>
-      <w:pPr>
-        <w:pStyle w:val="Heading1"/>
-      </w:pPr>
-      <w:r>
-        <w:rPr>
-          <w:color w:val="102C57"/>
-        </w:rPr>
-        <w:t>3. Track A Benchmark: UCI AI4I 2020 Dataset</w:t>
-      </w:r>
-    </w:p>
-    <w:p>
-      <w:r>
-        <w:t>Table 1: Comparative Algorithmic Benchmark on UCI AI4I 2020 Held-Out Test Set (N=2,000)</w:t>
-      </w:r>
-    </w:p>
-    <w:tbl>
-      <w:tblPr>
-        <w:tblW w:type="auto" w:w="0"/>
-        <w:jc w:val="center"/>
-        <w:tblLook w:firstColumn="1" w:firstRow="1" w:lastColumn="0" w:lastRow="0" w:noHBand="0" w:noVBand="1" w:val="04A0"/>
-      </w:tblPr>
-      <w:tblGrid>
-        <w:gridCol w:w="1560"/>
-        <w:gridCol w:w="1560"/>
-        <w:gridCol w:w="1560"/>
-        <w:gridCol w:w="1560"/>
-        <w:gridCol w:w="1560"/>
-        <w:gridCol w:w="1560"/>
-      </w:tblGrid>
-      <w:tr>
-        <w:tc>
-          <w:tcPr>
-            <w:tcW w:type="dxa" w:w="1560"/>
-            <w:shd w:fill="1E3A8A"/>
-            <w:tcMar>
-              <w:top w:w="60" w:type="dxa"/>
-              <w:bottom w:w="60" w:type="dxa"/>
-              <w:left w:w="60" w:type="dxa"/>
-              <w:right w:w="60" w:type="dxa"/>
-            </w:tcMar>
-          </w:tcPr>
-          <w:p>
-            <w:r>
-              <w:rPr>
-                <w:b/>
-                <w:color w:val="FFFFFF"/>
-                <w:sz w:val="17"/>
-              </w:rPr>
-              <w:t>Model Architecture</w:t>
-            </w:r>
-          </w:p>
-        </w:tc>
-        <w:tc>
-          <w:tcPr>
-            <w:tcW w:type="dxa" w:w="1560"/>
-            <w:shd w:fill="1E3A8A"/>
-            <w:tcMar>
-              <w:top w:w="60" w:type="dxa"/>
-              <w:bottom w:w="60" w:type="dxa"/>
-              <w:left w:w="60" w:type="dxa"/>
-              <w:right w:w="60" w:type="dxa"/>
-            </w:tcMar>
-          </w:tcPr>
-          <w:p>
-            <w:r>
-              <w:rPr>
-                <w:b/>
-                <w:color w:val="FFFFFF"/>
-                <w:sz w:val="17"/>
-              </w:rPr>
-              <w:t>Accuracy</w:t>
-            </w:r>
-          </w:p>
-        </w:tc>
-        <w:tc>
-          <w:tcPr>
-            <w:tcW w:type="dxa" w:w="1560"/>
-            <w:shd w:fill="1E3A8A"/>
-            <w:tcMar>
-              <w:top w:w="60" w:type="dxa"/>
-              <w:bottom w:w="60" w:type="dxa"/>
-              <w:left w:w="60" w:type="dxa"/>
-              <w:right w:w="60" w:type="dxa"/>
-            </w:tcMar>
-          </w:tcPr>
-          <w:p>
-            <w:r>
-              <w:rPr>
-                <w:b/>
-                <w:color w:val="FFFFFF"/>
-                <w:sz w:val="17"/>
-              </w:rPr>
-              <w:t>Precision</w:t>
-            </w:r>
-          </w:p>
-        </w:tc>
-        <w:tc>
-          <w:tcPr>
-            <w:tcW w:type="dxa" w:w="1560"/>
-            <w:shd w:fill="1E3A8A"/>
-            <w:tcMar>
-              <w:top w:w="60" w:type="dxa"/>
-              <w:bottom w:w="60" w:type="dxa"/>
-              <w:left w:w="60" w:type="dxa"/>
-              <w:right w:w="60" w:type="dxa"/>
-            </w:tcMar>
-          </w:tcPr>
-          <w:p>
-            <w:r>
-              <w:rPr>
-                <w:b/>
-                <w:color w:val="FFFFFF"/>
-                <w:sz w:val="17"/>
-              </w:rPr>
-              <w:t>Recall</w:t>
-            </w:r>
-          </w:p>
-        </w:tc>
-        <w:tc>
-          <w:tcPr>
-            <w:tcW w:type="dxa" w:w="1560"/>
-            <w:shd w:fill="1E3A8A"/>
-            <w:tcMar>
-              <w:top w:w="60" w:type="dxa"/>
-              <w:bottom w:w="60" w:type="dxa"/>
-              <w:left w:w="60" w:type="dxa"/>
-              <w:right w:w="60" w:type="dxa"/>
-            </w:tcMar>
-          </w:tcPr>
-          <w:p>
-            <w:r>
-              <w:rPr>
-                <w:b/>
-                <w:color w:val="FFFFFF"/>
-                <w:sz w:val="17"/>
-              </w:rPr>
-              <w:t>F1-Score</w:t>
-            </w:r>
-          </w:p>
-        </w:tc>
-        <w:tc>
-          <w:tcPr>
-            <w:tcW w:type="dxa" w:w="1560"/>
-            <w:shd w:fill="1E3A8A"/>
-            <w:tcMar>
-              <w:top w:w="60" w:type="dxa"/>
-              <w:bottom w:w="60" w:type="dxa"/>
-              <w:left w:w="60" w:type="dxa"/>
-              <w:right w:w="60" w:type="dxa"/>
-            </w:tcMar>
-          </w:tcPr>
-          <w:p>
-            <w:r>
-              <w:rPr>
-                <w:b/>
-                <w:color w:val="FFFFFF"/>
-                <w:sz w:val="17"/>
-              </w:rPr>
-              <w:t>ROC-AUC</w:t>
-            </w:r>
-          </w:p>
-        </w:tc>
-      </w:tr>
-      <w:tr>
-        <w:tc>
-          <w:tcPr>
-            <w:tcW w:type="dxa" w:w="1560"/>
-            <w:shd w:fill="FFFFFF"/>
-            <w:tcMar>
-              <w:top w:w="50" w:type="dxa"/>
-              <w:bottom w:w="50" w:type="dxa"/>
-              <w:left w:w="60" w:type="dxa"/>
-              <w:right w:w="60" w:type="dxa"/>
-            </w:tcMar>
-          </w:tcPr>
-          <w:p>
-            <w:r>
-              <w:rPr>
-                <w:sz w:val="17"/>
-              </w:rPr>
-              <w:t>Logistic Regression (Baseline)</w:t>
-            </w:r>
-          </w:p>
-        </w:tc>
-        <w:tc>
-          <w:tcPr>
-            <w:tcW w:type="dxa" w:w="1560"/>
-            <w:shd w:fill="FFFFFF"/>
-            <w:tcMar>
-              <w:top w:w="50" w:type="dxa"/>
-              <w:bottom w:w="50" w:type="dxa"/>
-              <w:left w:w="60" w:type="dxa"/>
-              <w:right w:w="60" w:type="dxa"/>
-            </w:tcMar>
-          </w:tcPr>
-          <w:p>
-            <w:r>
-              <w:rPr>
-                <w:sz w:val="17"/>
-              </w:rPr>
-              <w:t>85.75%</w:t>
-            </w:r>
-          </w:p>
-        </w:tc>
-        <w:tc>
-          <w:tcPr>
-            <w:tcW w:type="dxa" w:w="1560"/>
-            <w:shd w:fill="FFFFFF"/>
-            <w:tcMar>
-              <w:top w:w="50" w:type="dxa"/>
-              <w:bottom w:w="50" w:type="dxa"/>
-              <w:left w:w="60" w:type="dxa"/>
-              <w:right w:w="60" w:type="dxa"/>
-            </w:tcMar>
-          </w:tcPr>
-          <w:p>
-            <w:r>
-              <w:rPr>
-                <w:sz w:val="17"/>
-              </w:rPr>
-              <w:t>17.80%</w:t>
-            </w:r>
-          </w:p>
-        </w:tc>
-        <w:tc>
-          <w:tcPr>
-            <w:tcW w:type="dxa" w:w="1560"/>
-            <w:shd w:fill="FFFFFF"/>
-            <w:tcMar>
-              <w:top w:w="50" w:type="dxa"/>
-              <w:bottom w:w="50" w:type="dxa"/>
-              <w:left w:w="60" w:type="dxa"/>
-              <w:right w:w="60" w:type="dxa"/>
-            </w:tcMar>
-          </w:tcPr>
-          <w:p>
-            <w:r>
-              <w:rPr>
-                <w:sz w:val="17"/>
-              </w:rPr>
-              <w:t>88.24%</w:t>
-            </w:r>
-          </w:p>
-        </w:tc>
-        <w:tc>
-          <w:tcPr>
-            <w:tcW w:type="dxa" w:w="1560"/>
-            <w:shd w:fill="FFFFFF"/>
-            <w:tcMar>
-              <w:top w:w="50" w:type="dxa"/>
-              <w:bottom w:w="50" w:type="dxa"/>
-              <w:left w:w="60" w:type="dxa"/>
-              <w:right w:w="60" w:type="dxa"/>
-            </w:tcMar>
-          </w:tcPr>
-          <w:p>
-            <w:r>
-              <w:rPr>
-                <w:sz w:val="17"/>
-              </w:rPr>
-              <w:t>0.2963</w:t>
-            </w:r>
-          </w:p>
-        </w:tc>
-        <w:tc>
-          <w:tcPr>
-            <w:tcW w:type="dxa" w:w="1560"/>
-            <w:shd w:fill="FFFFFF"/>
-            <w:tcMar>
-              <w:top w:w="50" w:type="dxa"/>
-              <w:bottom w:w="50" w:type="dxa"/>
-              <w:left w:w="60" w:type="dxa"/>
-              <w:right w:w="60" w:type="dxa"/>
-            </w:tcMar>
-          </w:tcPr>
-          <w:p>
-            <w:r>
-              <w:rPr>
-                <w:sz w:val="17"/>
-              </w:rPr>
-              <w:t>0.9393</w:t>
-            </w:r>
-          </w:p>
-        </w:tc>
-      </w:tr>
-      <w:tr>
-        <w:tc>
-          <w:tcPr>
-            <w:tcW w:type="dxa" w:w="1560"/>
-            <w:shd w:fill="F8FAFC"/>
-            <w:tcMar>
-              <w:top w:w="50" w:type="dxa"/>
-              <w:bottom w:w="50" w:type="dxa"/>
-              <w:left w:w="60" w:type="dxa"/>
-              <w:right w:w="60" w:type="dxa"/>
-            </w:tcMar>
-          </w:tcPr>
-          <w:p>
-            <w:r>
-              <w:rPr>
-                <w:sz w:val="17"/>
-              </w:rPr>
-              <w:t>Decision Tree (Baseline)</w:t>
-            </w:r>
-          </w:p>
-        </w:tc>
-        <w:tc>
-          <w:tcPr>
-            <w:tcW w:type="dxa" w:w="1560"/>
-            <w:shd w:fill="F8FAFC"/>
-            <w:tcMar>
-              <w:top w:w="50" w:type="dxa"/>
-              <w:bottom w:w="50" w:type="dxa"/>
-              <w:left w:w="60" w:type="dxa"/>
-              <w:right w:w="60" w:type="dxa"/>
-            </w:tcMar>
-          </w:tcPr>
-          <w:p>
-            <w:r>
-              <w:rPr>
-                <w:sz w:val="17"/>
-              </w:rPr>
-              <w:t>95.00%</w:t>
-            </w:r>
-          </w:p>
-        </w:tc>
-        <w:tc>
-          <w:tcPr>
-            <w:tcW w:type="dxa" w:w="1560"/>
-            <w:shd w:fill="F8FAFC"/>
-            <w:tcMar>
-              <w:top w:w="50" w:type="dxa"/>
-              <w:bottom w:w="50" w:type="dxa"/>
-              <w:left w:w="60" w:type="dxa"/>
-              <w:right w:w="60" w:type="dxa"/>
-            </w:tcMar>
-          </w:tcPr>
-          <w:p>
-            <w:r>
-              <w:rPr>
-                <w:sz w:val="17"/>
-              </w:rPr>
-              <w:t>38.89%</w:t>
-            </w:r>
-          </w:p>
-        </w:tc>
-        <w:tc>
-          <w:tcPr>
-            <w:tcW w:type="dxa" w:w="1560"/>
-            <w:shd w:fill="F8FAFC"/>
-            <w:tcMar>
-              <w:top w:w="50" w:type="dxa"/>
-              <w:bottom w:w="50" w:type="dxa"/>
-              <w:left w:w="60" w:type="dxa"/>
-              <w:right w:w="60" w:type="dxa"/>
-            </w:tcMar>
-          </w:tcPr>
-          <w:p>
-            <w:r>
-              <w:rPr>
-                <w:sz w:val="17"/>
-              </w:rPr>
-              <w:t>82.35%</w:t>
-            </w:r>
-          </w:p>
-        </w:tc>
-        <w:tc>
-          <w:tcPr>
-            <w:tcW w:type="dxa" w:w="1560"/>
-            <w:shd w:fill="F8FAFC"/>
-            <w:tcMar>
-              <w:top w:w="50" w:type="dxa"/>
-              <w:bottom w:w="50" w:type="dxa"/>
-              <w:left w:w="60" w:type="dxa"/>
-              <w:right w:w="60" w:type="dxa"/>
-            </w:tcMar>
-          </w:tcPr>
-          <w:p>
-            <w:r>
-              <w:rPr>
-                <w:sz w:val="17"/>
-              </w:rPr>
-              <w:t>0.5283</w:t>
-            </w:r>
-          </w:p>
-        </w:tc>
-        <w:tc>
-          <w:tcPr>
-            <w:tcW w:type="dxa" w:w="1560"/>
-            <w:shd w:fill="F8FAFC"/>
-            <w:tcMar>
-              <w:top w:w="50" w:type="dxa"/>
-              <w:bottom w:w="50" w:type="dxa"/>
-              <w:left w:w="60" w:type="dxa"/>
-              <w:right w:w="60" w:type="dxa"/>
-            </w:tcMar>
-          </w:tcPr>
-          <w:p>
-            <w:r>
-              <w:rPr>
-                <w:sz w:val="17"/>
-              </w:rPr>
-              <w:t>0.8568</w:t>
-            </w:r>
-          </w:p>
-        </w:tc>
-      </w:tr>
-      <w:tr>
-        <w:tc>
-          <w:tcPr>
-            <w:tcW w:type="dxa" w:w="1560"/>
-            <w:shd w:fill="FFFFFF"/>
-            <w:tcMar>
-              <w:top w:w="50" w:type="dxa"/>
-              <w:bottom w:w="50" w:type="dxa"/>
-              <w:left w:w="60" w:type="dxa"/>
-              <w:right w:w="60" w:type="dxa"/>
-            </w:tcMar>
-          </w:tcPr>
-          <w:p>
-            <w:r>
-              <w:rPr>
-                <w:sz w:val="17"/>
-              </w:rPr>
-              <w:t>Random Forest</w:t>
-            </w:r>
-          </w:p>
-        </w:tc>
-        <w:tc>
-          <w:tcPr>
-            <w:tcW w:type="dxa" w:w="1560"/>
-            <w:shd w:fill="FFFFFF"/>
-            <w:tcMar>
-              <w:top w:w="50" w:type="dxa"/>
-              <w:bottom w:w="50" w:type="dxa"/>
-              <w:left w:w="60" w:type="dxa"/>
-              <w:right w:w="60" w:type="dxa"/>
-            </w:tcMar>
-          </w:tcPr>
-          <w:p>
-            <w:r>
-              <w:rPr>
-                <w:sz w:val="17"/>
-              </w:rPr>
-              <w:t>98.40%</w:t>
-            </w:r>
-          </w:p>
-        </w:tc>
-        <w:tc>
-          <w:tcPr>
-            <w:tcW w:type="dxa" w:w="1560"/>
-            <w:shd w:fill="FFFFFF"/>
-            <w:tcMar>
-              <w:top w:w="50" w:type="dxa"/>
-              <w:bottom w:w="50" w:type="dxa"/>
-              <w:left w:w="60" w:type="dxa"/>
-              <w:right w:w="60" w:type="dxa"/>
-            </w:tcMar>
-          </w:tcPr>
-          <w:p>
-            <w:r>
-              <w:rPr>
-                <w:sz w:val="17"/>
-              </w:rPr>
-              <w:t>74.32%</w:t>
-            </w:r>
-          </w:p>
-        </w:tc>
-        <w:tc>
-          <w:tcPr>
-            <w:tcW w:type="dxa" w:w="1560"/>
-            <w:shd w:fill="FFFFFF"/>
-            <w:tcMar>
-              <w:top w:w="50" w:type="dxa"/>
-              <w:bottom w:w="50" w:type="dxa"/>
-              <w:left w:w="60" w:type="dxa"/>
-              <w:right w:w="60" w:type="dxa"/>
-            </w:tcMar>
-          </w:tcPr>
-          <w:p>
-            <w:r>
-              <w:rPr>
-                <w:sz w:val="17"/>
-              </w:rPr>
-              <w:t>80.88%</w:t>
-            </w:r>
-          </w:p>
-        </w:tc>
-        <w:tc>
-          <w:tcPr>
-            <w:tcW w:type="dxa" w:w="1560"/>
-            <w:shd w:fill="FFFFFF"/>
-            <w:tcMar>
-              <w:top w:w="50" w:type="dxa"/>
-              <w:bottom w:w="50" w:type="dxa"/>
-              <w:left w:w="60" w:type="dxa"/>
-              <w:right w:w="60" w:type="dxa"/>
-            </w:tcMar>
-          </w:tcPr>
-          <w:p>
-            <w:r>
-              <w:rPr>
-                <w:sz w:val="17"/>
-              </w:rPr>
-              <w:t>0.7746</w:t>
-            </w:r>
-          </w:p>
-        </w:tc>
-        <w:tc>
-          <w:tcPr>
-            <w:tcW w:type="dxa" w:w="1560"/>
-            <w:shd w:fill="FFFFFF"/>
-            <w:tcMar>
-              <w:top w:w="50" w:type="dxa"/>
-              <w:bottom w:w="50" w:type="dxa"/>
-              <w:left w:w="60" w:type="dxa"/>
-              <w:right w:w="60" w:type="dxa"/>
-            </w:tcMar>
-          </w:tcPr>
-          <w:p>
-            <w:r>
-              <w:rPr>
-                <w:sz w:val="17"/>
-              </w:rPr>
-              <w:t>0.9831</w:t>
-            </w:r>
-          </w:p>
-        </w:tc>
-      </w:tr>
-      <w:tr>
-        <w:tc>
-          <w:tcPr>
-            <w:tcW w:type="dxa" w:w="1560"/>
-            <w:shd w:fill="EFF6FF"/>
-            <w:tcMar>
-              <w:top w:w="50" w:type="dxa"/>
-              <w:bottom w:w="50" w:type="dxa"/>
-              <w:left w:w="60" w:type="dxa"/>
-              <w:right w:w="60" w:type="dxa"/>
-            </w:tcMar>
-          </w:tcPr>
-          <w:p>
-            <w:r>
-              <w:rPr>
-                <w:b/>
-                <w:sz w:val="17"/>
-              </w:rPr>
-              <w:t>XGBoost Classifier (Champion)</w:t>
-            </w:r>
-          </w:p>
-        </w:tc>
-        <w:tc>
-          <w:tcPr>
-            <w:tcW w:type="dxa" w:w="1560"/>
-            <w:shd w:fill="EFF6FF"/>
-            <w:tcMar>
-              <w:top w:w="50" w:type="dxa"/>
-              <w:bottom w:w="50" w:type="dxa"/>
-              <w:left w:w="60" w:type="dxa"/>
-              <w:right w:w="60" w:type="dxa"/>
-            </w:tcMar>
-          </w:tcPr>
-          <w:p>
-            <w:r>
-              <w:rPr>
-                <w:b/>
-                <w:sz w:val="17"/>
-              </w:rPr>
-              <w:t>98.45%</w:t>
-            </w:r>
-          </w:p>
-        </w:tc>
-        <w:tc>
-          <w:tcPr>
-            <w:tcW w:type="dxa" w:w="1560"/>
-            <w:shd w:fill="EFF6FF"/>
-            <w:tcMar>
-              <w:top w:w="50" w:type="dxa"/>
-              <w:bottom w:w="50" w:type="dxa"/>
-              <w:left w:w="60" w:type="dxa"/>
-              <w:right w:w="60" w:type="dxa"/>
-            </w:tcMar>
-          </w:tcPr>
-          <w:p>
-            <w:r>
-              <w:rPr>
-                <w:b/>
-                <w:sz w:val="17"/>
-              </w:rPr>
-              <w:t>74.03%</w:t>
-            </w:r>
-          </w:p>
-        </w:tc>
-        <w:tc>
-          <w:tcPr>
-            <w:tcW w:type="dxa" w:w="1560"/>
-            <w:shd w:fill="EFF6FF"/>
-            <w:tcMar>
-              <w:top w:w="50" w:type="dxa"/>
-              <w:bottom w:w="50" w:type="dxa"/>
-              <w:left w:w="60" w:type="dxa"/>
-              <w:right w:w="60" w:type="dxa"/>
-            </w:tcMar>
-          </w:tcPr>
-          <w:p>
-            <w:r>
-              <w:rPr>
-                <w:b/>
-                <w:sz w:val="17"/>
-              </w:rPr>
-              <w:t>83.82%</w:t>
-            </w:r>
-          </w:p>
-        </w:tc>
-        <w:tc>
-          <w:tcPr>
-            <w:tcW w:type="dxa" w:w="1560"/>
-            <w:shd w:fill="EFF6FF"/>
-            <w:tcMar>
-              <w:top w:w="50" w:type="dxa"/>
-              <w:bottom w:w="50" w:type="dxa"/>
-              <w:left w:w="60" w:type="dxa"/>
-              <w:right w:w="60" w:type="dxa"/>
-            </w:tcMar>
-          </w:tcPr>
-          <w:p>
-            <w:r>
-              <w:rPr>
-                <w:b/>
-                <w:sz w:val="17"/>
-              </w:rPr>
-              <w:t>0.7862</w:t>
-            </w:r>
-          </w:p>
-        </w:tc>
-        <w:tc>
-          <w:tcPr>
-            <w:tcW w:type="dxa" w:w="1560"/>
-            <w:shd w:fill="EFF6FF"/>
-            <w:tcMar>
-              <w:top w:w="50" w:type="dxa"/>
-              <w:bottom w:w="50" w:type="dxa"/>
-              <w:left w:w="60" w:type="dxa"/>
-              <w:right w:w="60" w:type="dxa"/>
-            </w:tcMar>
-          </w:tcPr>
-          <w:p>
-            <w:r>
-              <w:rPr>
-                <w:b/>
-                <w:sz w:val="17"/>
-              </w:rPr>
-              <w:t>0.9808</w:t>
+              <w:t>CWRU Bearing Data (Cross-load Test Acc: 70.00%, Few-shot k=10: 81.57%)</w:t>
             </w:r>
           </w:p>
         </w:tc>
@@ -988,1316 +218,12 @@
         <w:rPr>
           <w:color w:val="102C57"/>
         </w:rPr>
-        <w:t>4. Track B Benchmark: Induction Motor Digital Twin</w:t>
+        <w:t>1. Executive Summary &amp; Architecture</w:t>
       </w:r>
     </w:p>
     <w:p>
       <w:r>
-        <w:t>Table 2: Multi-Class Fault Classification Performance (312 Windows from 52 Held-Out Runs)</w:t>
-      </w:r>
-    </w:p>
-    <w:tbl>
-      <w:tblPr>
-        <w:tblW w:type="auto" w:w="0"/>
-        <w:jc w:val="center"/>
-        <w:tblLook w:firstColumn="1" w:firstRow="1" w:lastColumn="0" w:lastRow="0" w:noHBand="0" w:noVBand="1" w:val="04A0"/>
-      </w:tblPr>
-      <w:tblGrid>
-        <w:gridCol w:w="1872"/>
-        <w:gridCol w:w="1872"/>
-        <w:gridCol w:w="1872"/>
-        <w:gridCol w:w="1872"/>
-        <w:gridCol w:w="1872"/>
-      </w:tblGrid>
-      <w:tr>
-        <w:tc>
-          <w:tcPr>
-            <w:tcW w:type="dxa" w:w="1872"/>
-            <w:shd w:fill="1E3A8A"/>
-            <w:tcMar>
-              <w:top w:w="50" w:type="dxa"/>
-              <w:bottom w:w="50" w:type="dxa"/>
-              <w:left w:w="60" w:type="dxa"/>
-              <w:right w:w="60" w:type="dxa"/>
-            </w:tcMar>
-          </w:tcPr>
-          <w:p>
-            <w:r>
-              <w:rPr>
-                <w:b/>
-                <w:color w:val="FFFFFF"/>
-                <w:sz w:val="17"/>
-              </w:rPr>
-              <w:t>Fault Class</w:t>
-            </w:r>
-          </w:p>
-        </w:tc>
-        <w:tc>
-          <w:tcPr>
-            <w:tcW w:type="dxa" w:w="1872"/>
-            <w:shd w:fill="1E3A8A"/>
-            <w:tcMar>
-              <w:top w:w="50" w:type="dxa"/>
-              <w:bottom w:w="50" w:type="dxa"/>
-              <w:left w:w="60" w:type="dxa"/>
-              <w:right w:w="60" w:type="dxa"/>
-            </w:tcMar>
-          </w:tcPr>
-          <w:p>
-            <w:r>
-              <w:rPr>
-                <w:b/>
-                <w:color w:val="FFFFFF"/>
-                <w:sz w:val="17"/>
-              </w:rPr>
-              <w:t>Precision</w:t>
-            </w:r>
-          </w:p>
-        </w:tc>
-        <w:tc>
-          <w:tcPr>
-            <w:tcW w:type="dxa" w:w="1872"/>
-            <w:shd w:fill="1E3A8A"/>
-            <w:tcMar>
-              <w:top w:w="50" w:type="dxa"/>
-              <w:bottom w:w="50" w:type="dxa"/>
-              <w:left w:w="60" w:type="dxa"/>
-              <w:right w:w="60" w:type="dxa"/>
-            </w:tcMar>
-          </w:tcPr>
-          <w:p>
-            <w:r>
-              <w:rPr>
-                <w:b/>
-                <w:color w:val="FFFFFF"/>
-                <w:sz w:val="17"/>
-              </w:rPr>
-              <w:t>Recall</w:t>
-            </w:r>
-          </w:p>
-        </w:tc>
-        <w:tc>
-          <w:tcPr>
-            <w:tcW w:type="dxa" w:w="1872"/>
-            <w:shd w:fill="1E3A8A"/>
-            <w:tcMar>
-              <w:top w:w="50" w:type="dxa"/>
-              <w:bottom w:w="50" w:type="dxa"/>
-              <w:left w:w="60" w:type="dxa"/>
-              <w:right w:w="60" w:type="dxa"/>
-            </w:tcMar>
-          </w:tcPr>
-          <w:p>
-            <w:r>
-              <w:rPr>
-                <w:b/>
-                <w:color w:val="FFFFFF"/>
-                <w:sz w:val="17"/>
-              </w:rPr>
-              <w:t>F1-Score</w:t>
-            </w:r>
-          </w:p>
-        </w:tc>
-        <w:tc>
-          <w:tcPr>
-            <w:tcW w:type="dxa" w:w="1872"/>
-            <w:shd w:fill="1E3A8A"/>
-            <w:tcMar>
-              <w:top w:w="50" w:type="dxa"/>
-              <w:bottom w:w="50" w:type="dxa"/>
-              <w:left w:w="60" w:type="dxa"/>
-              <w:right w:w="60" w:type="dxa"/>
-            </w:tcMar>
-          </w:tcPr>
-          <w:p>
-            <w:r>
-              <w:rPr>
-                <w:b/>
-                <w:color w:val="FFFFFF"/>
-                <w:sz w:val="17"/>
-              </w:rPr>
-              <w:t>Test Windows</w:t>
-            </w:r>
-          </w:p>
-        </w:tc>
-      </w:tr>
-      <w:tr>
-        <w:tc>
-          <w:tcPr>
-            <w:tcW w:type="dxa" w:w="1872"/>
-            <w:shd w:fill="FFFFFF"/>
-            <w:tcMar>
-              <w:top w:w="40" w:type="dxa"/>
-              <w:bottom w:w="40" w:type="dxa"/>
-              <w:left w:w="60" w:type="dxa"/>
-              <w:right w:w="60" w:type="dxa"/>
-            </w:tcMar>
-          </w:tcPr>
-          <w:p>
-            <w:r>
-              <w:rPr>
-                <w:sz w:val="17"/>
-              </w:rPr>
-              <w:t>HEALTHY</w:t>
-            </w:r>
-          </w:p>
-        </w:tc>
-        <w:tc>
-          <w:tcPr>
-            <w:tcW w:type="dxa" w:w="1872"/>
-            <w:shd w:fill="FFFFFF"/>
-            <w:tcMar>
-              <w:top w:w="40" w:type="dxa"/>
-              <w:bottom w:w="40" w:type="dxa"/>
-              <w:left w:w="60" w:type="dxa"/>
-              <w:right w:w="60" w:type="dxa"/>
-            </w:tcMar>
-          </w:tcPr>
-          <w:p>
-            <w:r>
-              <w:rPr>
-                <w:sz w:val="17"/>
-              </w:rPr>
-              <w:t>76.92%</w:t>
-            </w:r>
-          </w:p>
-        </w:tc>
-        <w:tc>
-          <w:tcPr>
-            <w:tcW w:type="dxa" w:w="1872"/>
-            <w:shd w:fill="FFFFFF"/>
-            <w:tcMar>
-              <w:top w:w="40" w:type="dxa"/>
-              <w:bottom w:w="40" w:type="dxa"/>
-              <w:left w:w="60" w:type="dxa"/>
-              <w:right w:w="60" w:type="dxa"/>
-            </w:tcMar>
-          </w:tcPr>
-          <w:p>
-            <w:r>
-              <w:rPr>
-                <w:sz w:val="17"/>
-              </w:rPr>
-              <w:t>41.67%</w:t>
-            </w:r>
-          </w:p>
-        </w:tc>
-        <w:tc>
-          <w:tcPr>
-            <w:tcW w:type="dxa" w:w="1872"/>
-            <w:shd w:fill="FFFFFF"/>
-            <w:tcMar>
-              <w:top w:w="40" w:type="dxa"/>
-              <w:bottom w:w="40" w:type="dxa"/>
-              <w:left w:w="60" w:type="dxa"/>
-              <w:right w:w="60" w:type="dxa"/>
-            </w:tcMar>
-          </w:tcPr>
-          <w:p>
-            <w:r>
-              <w:rPr>
-                <w:sz w:val="17"/>
-              </w:rPr>
-              <w:t>0.5405</w:t>
-            </w:r>
-          </w:p>
-        </w:tc>
-        <w:tc>
-          <w:tcPr>
-            <w:tcW w:type="dxa" w:w="1872"/>
-            <w:shd w:fill="FFFFFF"/>
-            <w:tcMar>
-              <w:top w:w="40" w:type="dxa"/>
-              <w:bottom w:w="40" w:type="dxa"/>
-              <w:left w:w="60" w:type="dxa"/>
-              <w:right w:w="60" w:type="dxa"/>
-            </w:tcMar>
-          </w:tcPr>
-          <w:p>
-            <w:r>
-              <w:rPr>
-                <w:sz w:val="17"/>
-              </w:rPr>
-              <w:t>24 windows (4 runs)</w:t>
-            </w:r>
-          </w:p>
-        </w:tc>
-      </w:tr>
-      <w:tr>
-        <w:tc>
-          <w:tcPr>
-            <w:tcW w:type="dxa" w:w="1872"/>
-            <w:shd w:fill="F8FAFC"/>
-            <w:tcMar>
-              <w:top w:w="40" w:type="dxa"/>
-              <w:bottom w:w="40" w:type="dxa"/>
-              <w:left w:w="60" w:type="dxa"/>
-              <w:right w:w="60" w:type="dxa"/>
-            </w:tcMar>
-          </w:tcPr>
-          <w:p>
-            <w:r>
-              <w:rPr>
-                <w:sz w:val="17"/>
-              </w:rPr>
-              <w:t>BROKEN_ROTOR_BAR</w:t>
-            </w:r>
-          </w:p>
-        </w:tc>
-        <w:tc>
-          <w:tcPr>
-            <w:tcW w:type="dxa" w:w="1872"/>
-            <w:shd w:fill="F8FAFC"/>
-            <w:tcMar>
-              <w:top w:w="40" w:type="dxa"/>
-              <w:bottom w:w="40" w:type="dxa"/>
-              <w:left w:w="60" w:type="dxa"/>
-              <w:right w:w="60" w:type="dxa"/>
-            </w:tcMar>
-          </w:tcPr>
-          <w:p>
-            <w:r>
-              <w:rPr>
-                <w:sz w:val="17"/>
-              </w:rPr>
-              <w:t>100.00%</w:t>
-            </w:r>
-          </w:p>
-        </w:tc>
-        <w:tc>
-          <w:tcPr>
-            <w:tcW w:type="dxa" w:w="1872"/>
-            <w:shd w:fill="F8FAFC"/>
-            <w:tcMar>
-              <w:top w:w="40" w:type="dxa"/>
-              <w:bottom w:w="40" w:type="dxa"/>
-              <w:left w:w="60" w:type="dxa"/>
-              <w:right w:w="60" w:type="dxa"/>
-            </w:tcMar>
-          </w:tcPr>
-          <w:p>
-            <w:r>
-              <w:rPr>
-                <w:sz w:val="17"/>
-              </w:rPr>
-              <w:t>100.00%</w:t>
-            </w:r>
-          </w:p>
-        </w:tc>
-        <w:tc>
-          <w:tcPr>
-            <w:tcW w:type="dxa" w:w="1872"/>
-            <w:shd w:fill="F8FAFC"/>
-            <w:tcMar>
-              <w:top w:w="40" w:type="dxa"/>
-              <w:bottom w:w="40" w:type="dxa"/>
-              <w:left w:w="60" w:type="dxa"/>
-              <w:right w:w="60" w:type="dxa"/>
-            </w:tcMar>
-          </w:tcPr>
-          <w:p>
-            <w:r>
-              <w:rPr>
-                <w:sz w:val="17"/>
-              </w:rPr>
-              <w:t>1.0000</w:t>
-            </w:r>
-          </w:p>
-        </w:tc>
-        <w:tc>
-          <w:tcPr>
-            <w:tcW w:type="dxa" w:w="1872"/>
-            <w:shd w:fill="F8FAFC"/>
-            <w:tcMar>
-              <w:top w:w="40" w:type="dxa"/>
-              <w:bottom w:w="40" w:type="dxa"/>
-              <w:left w:w="60" w:type="dxa"/>
-              <w:right w:w="60" w:type="dxa"/>
-            </w:tcMar>
-          </w:tcPr>
-          <w:p>
-            <w:r>
-              <w:rPr>
-                <w:sz w:val="17"/>
-              </w:rPr>
-              <w:t>72 windows (12 runs)</w:t>
-            </w:r>
-          </w:p>
-        </w:tc>
-      </w:tr>
-      <w:tr>
-        <w:tc>
-          <w:tcPr>
-            <w:tcW w:type="dxa" w:w="1872"/>
-            <w:shd w:fill="FFFFFF"/>
-            <w:tcMar>
-              <w:top w:w="40" w:type="dxa"/>
-              <w:bottom w:w="40" w:type="dxa"/>
-              <w:left w:w="60" w:type="dxa"/>
-              <w:right w:w="60" w:type="dxa"/>
-            </w:tcMar>
-          </w:tcPr>
-          <w:p>
-            <w:r>
-              <w:rPr>
-                <w:sz w:val="17"/>
-              </w:rPr>
-              <w:t>STATOR_INTER_TURN_SHORT</w:t>
-            </w:r>
-          </w:p>
-        </w:tc>
-        <w:tc>
-          <w:tcPr>
-            <w:tcW w:type="dxa" w:w="1872"/>
-            <w:shd w:fill="FFFFFF"/>
-            <w:tcMar>
-              <w:top w:w="40" w:type="dxa"/>
-              <w:bottom w:w="40" w:type="dxa"/>
-              <w:left w:w="60" w:type="dxa"/>
-              <w:right w:w="60" w:type="dxa"/>
-            </w:tcMar>
-          </w:tcPr>
-          <w:p>
-            <w:r>
-              <w:rPr>
-                <w:sz w:val="17"/>
-              </w:rPr>
-              <w:t>100.00%</w:t>
-            </w:r>
-          </w:p>
-        </w:tc>
-        <w:tc>
-          <w:tcPr>
-            <w:tcW w:type="dxa" w:w="1872"/>
-            <w:shd w:fill="FFFFFF"/>
-            <w:tcMar>
-              <w:top w:w="40" w:type="dxa"/>
-              <w:bottom w:w="40" w:type="dxa"/>
-              <w:left w:w="60" w:type="dxa"/>
-              <w:right w:w="60" w:type="dxa"/>
-            </w:tcMar>
-          </w:tcPr>
-          <w:p>
-            <w:r>
-              <w:rPr>
-                <w:sz w:val="17"/>
-              </w:rPr>
-              <w:t>100.00%</w:t>
-            </w:r>
-          </w:p>
-        </w:tc>
-        <w:tc>
-          <w:tcPr>
-            <w:tcW w:type="dxa" w:w="1872"/>
-            <w:shd w:fill="FFFFFF"/>
-            <w:tcMar>
-              <w:top w:w="40" w:type="dxa"/>
-              <w:bottom w:w="40" w:type="dxa"/>
-              <w:left w:w="60" w:type="dxa"/>
-              <w:right w:w="60" w:type="dxa"/>
-            </w:tcMar>
-          </w:tcPr>
-          <w:p>
-            <w:r>
-              <w:rPr>
-                <w:sz w:val="17"/>
-              </w:rPr>
-              <w:t>1.0000</w:t>
-            </w:r>
-          </w:p>
-        </w:tc>
-        <w:tc>
-          <w:tcPr>
-            <w:tcW w:type="dxa" w:w="1872"/>
-            <w:shd w:fill="FFFFFF"/>
-            <w:tcMar>
-              <w:top w:w="40" w:type="dxa"/>
-              <w:bottom w:w="40" w:type="dxa"/>
-              <w:left w:w="60" w:type="dxa"/>
-              <w:right w:w="60" w:type="dxa"/>
-            </w:tcMar>
-          </w:tcPr>
-          <w:p>
-            <w:r>
-              <w:rPr>
-                <w:sz w:val="17"/>
-              </w:rPr>
-              <w:t>72 windows (12 runs)</w:t>
-            </w:r>
-          </w:p>
-        </w:tc>
-      </w:tr>
-      <w:tr>
-        <w:tc>
-          <w:tcPr>
-            <w:tcW w:type="dxa" w:w="1872"/>
-            <w:shd w:fill="F8FAFC"/>
-            <w:tcMar>
-              <w:top w:w="40" w:type="dxa"/>
-              <w:bottom w:w="40" w:type="dxa"/>
-              <w:left w:w="60" w:type="dxa"/>
-              <w:right w:w="60" w:type="dxa"/>
-            </w:tcMar>
-          </w:tcPr>
-          <w:p>
-            <w:r>
-              <w:rPr>
-                <w:sz w:val="17"/>
-              </w:rPr>
-              <w:t>BEARING_DEFECT</w:t>
-            </w:r>
-          </w:p>
-        </w:tc>
-        <w:tc>
-          <w:tcPr>
-            <w:tcW w:type="dxa" w:w="1872"/>
-            <w:shd w:fill="F8FAFC"/>
-            <w:tcMar>
-              <w:top w:w="40" w:type="dxa"/>
-              <w:bottom w:w="40" w:type="dxa"/>
-              <w:left w:w="60" w:type="dxa"/>
-              <w:right w:w="60" w:type="dxa"/>
-            </w:tcMar>
-          </w:tcPr>
-          <w:p>
-            <w:r>
-              <w:rPr>
-                <w:sz w:val="17"/>
-              </w:rPr>
-              <w:t>83.13%</w:t>
-            </w:r>
-          </w:p>
-        </w:tc>
-        <w:tc>
-          <w:tcPr>
-            <w:tcW w:type="dxa" w:w="1872"/>
-            <w:shd w:fill="F8FAFC"/>
-            <w:tcMar>
-              <w:top w:w="40" w:type="dxa"/>
-              <w:bottom w:w="40" w:type="dxa"/>
-              <w:left w:w="60" w:type="dxa"/>
-              <w:right w:w="60" w:type="dxa"/>
-            </w:tcMar>
-          </w:tcPr>
-          <w:p>
-            <w:r>
-              <w:rPr>
-                <w:sz w:val="17"/>
-              </w:rPr>
-              <w:t>95.83%</w:t>
-            </w:r>
-          </w:p>
-        </w:tc>
-        <w:tc>
-          <w:tcPr>
-            <w:tcW w:type="dxa" w:w="1872"/>
-            <w:shd w:fill="F8FAFC"/>
-            <w:tcMar>
-              <w:top w:w="40" w:type="dxa"/>
-              <w:bottom w:w="40" w:type="dxa"/>
-              <w:left w:w="60" w:type="dxa"/>
-              <w:right w:w="60" w:type="dxa"/>
-            </w:tcMar>
-          </w:tcPr>
-          <w:p>
-            <w:r>
-              <w:rPr>
-                <w:sz w:val="17"/>
-              </w:rPr>
-              <w:t>0.8903</w:t>
-            </w:r>
-          </w:p>
-        </w:tc>
-        <w:tc>
-          <w:tcPr>
-            <w:tcW w:type="dxa" w:w="1872"/>
-            <w:shd w:fill="F8FAFC"/>
-            <w:tcMar>
-              <w:top w:w="40" w:type="dxa"/>
-              <w:bottom w:w="40" w:type="dxa"/>
-              <w:left w:w="60" w:type="dxa"/>
-              <w:right w:w="60" w:type="dxa"/>
-            </w:tcMar>
-          </w:tcPr>
-          <w:p>
-            <w:r>
-              <w:rPr>
-                <w:sz w:val="17"/>
-              </w:rPr>
-              <w:t>72 windows (12 runs)</w:t>
-            </w:r>
-          </w:p>
-        </w:tc>
-      </w:tr>
-      <w:tr>
-        <w:tc>
-          <w:tcPr>
-            <w:tcW w:type="dxa" w:w="1872"/>
-            <w:shd w:fill="FFFFFF"/>
-            <w:tcMar>
-              <w:top w:w="40" w:type="dxa"/>
-              <w:bottom w:w="40" w:type="dxa"/>
-              <w:left w:w="60" w:type="dxa"/>
-              <w:right w:w="60" w:type="dxa"/>
-            </w:tcMar>
-          </w:tcPr>
-          <w:p>
-            <w:r>
-              <w:rPr>
-                <w:sz w:val="17"/>
-              </w:rPr>
-              <w:t>AIR_GAP_ECCENTRICITY</w:t>
-            </w:r>
-          </w:p>
-        </w:tc>
-        <w:tc>
-          <w:tcPr>
-            <w:tcW w:type="dxa" w:w="1872"/>
-            <w:shd w:fill="FFFFFF"/>
-            <w:tcMar>
-              <w:top w:w="40" w:type="dxa"/>
-              <w:bottom w:w="40" w:type="dxa"/>
-              <w:left w:w="60" w:type="dxa"/>
-              <w:right w:w="60" w:type="dxa"/>
-            </w:tcMar>
-          </w:tcPr>
-          <w:p>
-            <w:r>
-              <w:rPr>
-                <w:sz w:val="17"/>
-              </w:rPr>
-              <w:t>100.00%</w:t>
-            </w:r>
-          </w:p>
-        </w:tc>
-        <w:tc>
-          <w:tcPr>
-            <w:tcW w:type="dxa" w:w="1872"/>
-            <w:shd w:fill="FFFFFF"/>
-            <w:tcMar>
-              <w:top w:w="40" w:type="dxa"/>
-              <w:bottom w:w="40" w:type="dxa"/>
-              <w:left w:w="60" w:type="dxa"/>
-              <w:right w:w="60" w:type="dxa"/>
-            </w:tcMar>
-          </w:tcPr>
-          <w:p>
-            <w:r>
-              <w:rPr>
-                <w:sz w:val="17"/>
-              </w:rPr>
-              <w:t>100.00%</w:t>
-            </w:r>
-          </w:p>
-        </w:tc>
-        <w:tc>
-          <w:tcPr>
-            <w:tcW w:type="dxa" w:w="1872"/>
-            <w:shd w:fill="FFFFFF"/>
-            <w:tcMar>
-              <w:top w:w="40" w:type="dxa"/>
-              <w:bottom w:w="40" w:type="dxa"/>
-              <w:left w:w="60" w:type="dxa"/>
-              <w:right w:w="60" w:type="dxa"/>
-            </w:tcMar>
-          </w:tcPr>
-          <w:p>
-            <w:r>
-              <w:rPr>
-                <w:sz w:val="17"/>
-              </w:rPr>
-              <w:t>1.0000</w:t>
-            </w:r>
-          </w:p>
-        </w:tc>
-        <w:tc>
-          <w:tcPr>
-            <w:tcW w:type="dxa" w:w="1872"/>
-            <w:shd w:fill="FFFFFF"/>
-            <w:tcMar>
-              <w:top w:w="40" w:type="dxa"/>
-              <w:bottom w:w="40" w:type="dxa"/>
-              <w:left w:w="60" w:type="dxa"/>
-              <w:right w:w="60" w:type="dxa"/>
-            </w:tcMar>
-          </w:tcPr>
-          <w:p>
-            <w:r>
-              <w:rPr>
-                <w:sz w:val="17"/>
-              </w:rPr>
-              <w:t>72 windows (12 runs)</w:t>
-            </w:r>
-          </w:p>
-        </w:tc>
-      </w:tr>
-      <w:tr>
-        <w:tc>
-          <w:tcPr>
-            <w:tcW w:type="dxa" w:w="1872"/>
-            <w:shd w:fill="EFF6FF"/>
-            <w:tcMar>
-              <w:top w:w="40" w:type="dxa"/>
-              <w:bottom w:w="40" w:type="dxa"/>
-              <w:left w:w="60" w:type="dxa"/>
-              <w:right w:w="60" w:type="dxa"/>
-            </w:tcMar>
-          </w:tcPr>
-          <w:p>
-            <w:r>
-              <w:rPr>
-                <w:b/>
-                <w:sz w:val="17"/>
-              </w:rPr>
-              <w:t>Overall Model (Macro Avg)</w:t>
-            </w:r>
-          </w:p>
-        </w:tc>
-        <w:tc>
-          <w:tcPr>
-            <w:tcW w:type="dxa" w:w="1872"/>
-            <w:shd w:fill="EFF6FF"/>
-            <w:tcMar>
-              <w:top w:w="40" w:type="dxa"/>
-              <w:bottom w:w="40" w:type="dxa"/>
-              <w:left w:w="60" w:type="dxa"/>
-              <w:right w:w="60" w:type="dxa"/>
-            </w:tcMar>
-          </w:tcPr>
-          <w:p>
-            <w:r>
-              <w:rPr>
-                <w:b/>
-                <w:sz w:val="17"/>
-              </w:rPr>
-              <w:t>92.01%</w:t>
-            </w:r>
-          </w:p>
-        </w:tc>
-        <w:tc>
-          <w:tcPr>
-            <w:tcW w:type="dxa" w:w="1872"/>
-            <w:shd w:fill="EFF6FF"/>
-            <w:tcMar>
-              <w:top w:w="40" w:type="dxa"/>
-              <w:bottom w:w="40" w:type="dxa"/>
-              <w:left w:w="60" w:type="dxa"/>
-              <w:right w:w="60" w:type="dxa"/>
-            </w:tcMar>
-          </w:tcPr>
-          <w:p>
-            <w:r>
-              <w:rPr>
-                <w:b/>
-                <w:sz w:val="17"/>
-              </w:rPr>
-              <w:t>87.50%</w:t>
-            </w:r>
-          </w:p>
-        </w:tc>
-        <w:tc>
-          <w:tcPr>
-            <w:tcW w:type="dxa" w:w="1872"/>
-            <w:shd w:fill="EFF6FF"/>
-            <w:tcMar>
-              <w:top w:w="40" w:type="dxa"/>
-              <w:bottom w:w="40" w:type="dxa"/>
-              <w:left w:w="60" w:type="dxa"/>
-              <w:right w:w="60" w:type="dxa"/>
-            </w:tcMar>
-          </w:tcPr>
-          <w:p>
-            <w:r>
-              <w:rPr>
-                <w:b/>
-                <w:sz w:val="17"/>
-              </w:rPr>
-              <w:t>0.8862</w:t>
-            </w:r>
-          </w:p>
-        </w:tc>
-        <w:tc>
-          <w:tcPr>
-            <w:tcW w:type="dxa" w:w="1872"/>
-            <w:shd w:fill="EFF6FF"/>
-            <w:tcMar>
-              <w:top w:w="40" w:type="dxa"/>
-              <w:bottom w:w="40" w:type="dxa"/>
-              <w:left w:w="60" w:type="dxa"/>
-              <w:right w:w="60" w:type="dxa"/>
-            </w:tcMar>
-          </w:tcPr>
-          <w:p>
-            <w:r>
-              <w:rPr>
-                <w:b/>
-                <w:sz w:val="17"/>
-              </w:rPr>
-              <w:t>312 windows (52 runs)</w:t>
-            </w:r>
-          </w:p>
-        </w:tc>
-      </w:tr>
-    </w:tbl>
-    <w:p>
-      <w:pPr>
-        <w:spacing w:after="160"/>
-      </w:pPr>
-    </w:p>
-    <w:p>
-      <w:r>
-        <w:t>Table 3: Leave-One-Load-Out (LOLO) Cross-Load Generalization Performance</w:t>
-      </w:r>
-    </w:p>
-    <w:tbl>
-      <w:tblPr>
-        <w:tblW w:type="auto" w:w="0"/>
-        <w:jc w:val="center"/>
-        <w:tblLook w:firstColumn="1" w:firstRow="1" w:lastColumn="0" w:lastRow="0" w:noHBand="0" w:noVBand="1" w:val="04A0"/>
-      </w:tblPr>
-      <w:tblGrid>
-        <w:gridCol w:w="2340"/>
-        <w:gridCol w:w="2340"/>
-        <w:gridCol w:w="2340"/>
-        <w:gridCol w:w="2340"/>
-      </w:tblGrid>
-      <w:tr>
-        <w:tc>
-          <w:tcPr>
-            <w:tcW w:type="dxa" w:w="2340"/>
-            <w:shd w:fill="1E3A8A"/>
-            <w:tcMar>
-              <w:top w:w="50" w:type="dxa"/>
-              <w:bottom w:w="50" w:type="dxa"/>
-              <w:left w:w="60" w:type="dxa"/>
-              <w:right w:w="60" w:type="dxa"/>
-            </w:tcMar>
-          </w:tcPr>
-          <w:p>
-            <w:r>
-              <w:rPr>
-                <w:b/>
-                <w:color w:val="FFFFFF"/>
-                <w:sz w:val="17"/>
-              </w:rPr>
-              <w:t>Held-Out Load</w:t>
-            </w:r>
-          </w:p>
-        </w:tc>
-        <w:tc>
-          <w:tcPr>
-            <w:tcW w:type="dxa" w:w="2340"/>
-            <w:shd w:fill="1E3A8A"/>
-            <w:tcMar>
-              <w:top w:w="50" w:type="dxa"/>
-              <w:bottom w:w="50" w:type="dxa"/>
-              <w:left w:w="60" w:type="dxa"/>
-              <w:right w:w="60" w:type="dxa"/>
-            </w:tcMar>
-          </w:tcPr>
-          <w:p>
-            <w:r>
-              <w:rPr>
-                <w:b/>
-                <w:color w:val="FFFFFF"/>
-                <w:sz w:val="17"/>
-              </w:rPr>
-              <w:t>Training Loads</w:t>
-            </w:r>
-          </w:p>
-        </w:tc>
-        <w:tc>
-          <w:tcPr>
-            <w:tcW w:type="dxa" w:w="2340"/>
-            <w:shd w:fill="1E3A8A"/>
-            <w:tcMar>
-              <w:top w:w="50" w:type="dxa"/>
-              <w:bottom w:w="50" w:type="dxa"/>
-              <w:left w:w="60" w:type="dxa"/>
-              <w:right w:w="60" w:type="dxa"/>
-            </w:tcMar>
-          </w:tcPr>
-          <w:p>
-            <w:r>
-              <w:rPr>
-                <w:b/>
-                <w:color w:val="FFFFFF"/>
-                <w:sz w:val="17"/>
-              </w:rPr>
-              <w:t>Generalization Accuracy</w:t>
-            </w:r>
-          </w:p>
-        </w:tc>
-        <w:tc>
-          <w:tcPr>
-            <w:tcW w:type="dxa" w:w="2340"/>
-            <w:shd w:fill="1E3A8A"/>
-            <w:tcMar>
-              <w:top w:w="50" w:type="dxa"/>
-              <w:bottom w:w="50" w:type="dxa"/>
-              <w:left w:w="60" w:type="dxa"/>
-              <w:right w:w="60" w:type="dxa"/>
-            </w:tcMar>
-          </w:tcPr>
-          <w:p>
-            <w:r>
-              <w:rPr>
-                <w:b/>
-                <w:color w:val="FFFFFF"/>
-                <w:sz w:val="17"/>
-              </w:rPr>
-              <w:t>Macro F1</w:t>
-            </w:r>
-          </w:p>
-        </w:tc>
-      </w:tr>
-      <w:tr>
-        <w:tc>
-          <w:tcPr>
-            <w:tcW w:type="dxa" w:w="2340"/>
-            <w:shd w:fill="FFFFFF"/>
-            <w:tcMar>
-              <w:top w:w="40" w:type="dxa"/>
-              <w:bottom w:w="40" w:type="dxa"/>
-              <w:left w:w="60" w:type="dxa"/>
-              <w:right w:w="60" w:type="dxa"/>
-            </w:tcMar>
-          </w:tcPr>
-          <w:p>
-            <w:r>
-              <w:rPr>
-                <w:sz w:val="17"/>
-              </w:rPr>
-              <w:t>25% Rated Load</w:t>
-            </w:r>
-          </w:p>
-        </w:tc>
-        <w:tc>
-          <w:tcPr>
-            <w:tcW w:type="dxa" w:w="2340"/>
-            <w:shd w:fill="FFFFFF"/>
-            <w:tcMar>
-              <w:top w:w="40" w:type="dxa"/>
-              <w:bottom w:w="40" w:type="dxa"/>
-              <w:left w:w="60" w:type="dxa"/>
-              <w:right w:w="60" w:type="dxa"/>
-            </w:tcMar>
-          </w:tcPr>
-          <w:p>
-            <w:r>
-              <w:rPr>
-                <w:sz w:val="17"/>
-              </w:rPr>
-              <w:t>50%, 75%, 100%</w:t>
-            </w:r>
-          </w:p>
-        </w:tc>
-        <w:tc>
-          <w:tcPr>
-            <w:tcW w:type="dxa" w:w="2340"/>
-            <w:shd w:fill="FFFFFF"/>
-            <w:tcMar>
-              <w:top w:w="40" w:type="dxa"/>
-              <w:bottom w:w="40" w:type="dxa"/>
-              <w:left w:w="60" w:type="dxa"/>
-              <w:right w:w="60" w:type="dxa"/>
-            </w:tcMar>
-          </w:tcPr>
-          <w:p>
-            <w:r>
-              <w:rPr>
-                <w:sz w:val="17"/>
-              </w:rPr>
-              <w:t>65.28%</w:t>
-            </w:r>
-          </w:p>
-        </w:tc>
-        <w:tc>
-          <w:tcPr>
-            <w:tcW w:type="dxa" w:w="2340"/>
-            <w:shd w:fill="FFFFFF"/>
-            <w:tcMar>
-              <w:top w:w="40" w:type="dxa"/>
-              <w:bottom w:w="40" w:type="dxa"/>
-              <w:left w:w="60" w:type="dxa"/>
-              <w:right w:w="60" w:type="dxa"/>
-            </w:tcMar>
-          </w:tcPr>
-          <w:p>
-            <w:r>
-              <w:rPr>
-                <w:sz w:val="17"/>
-              </w:rPr>
-              <w:t>0.5981</w:t>
-            </w:r>
-          </w:p>
-        </w:tc>
-      </w:tr>
-      <w:tr>
-        <w:tc>
-          <w:tcPr>
-            <w:tcW w:type="dxa" w:w="2340"/>
-            <w:shd w:fill="F8FAFC"/>
-            <w:tcMar>
-              <w:top w:w="40" w:type="dxa"/>
-              <w:bottom w:w="40" w:type="dxa"/>
-              <w:left w:w="60" w:type="dxa"/>
-              <w:right w:w="60" w:type="dxa"/>
-            </w:tcMar>
-          </w:tcPr>
-          <w:p>
-            <w:r>
-              <w:rPr>
-                <w:sz w:val="17"/>
-              </w:rPr>
-              <w:t>50% Rated Load</w:t>
-            </w:r>
-          </w:p>
-        </w:tc>
-        <w:tc>
-          <w:tcPr>
-            <w:tcW w:type="dxa" w:w="2340"/>
-            <w:shd w:fill="F8FAFC"/>
-            <w:tcMar>
-              <w:top w:w="40" w:type="dxa"/>
-              <w:bottom w:w="40" w:type="dxa"/>
-              <w:left w:w="60" w:type="dxa"/>
-              <w:right w:w="60" w:type="dxa"/>
-            </w:tcMar>
-          </w:tcPr>
-          <w:p>
-            <w:r>
-              <w:rPr>
-                <w:sz w:val="17"/>
-              </w:rPr>
-              <w:t>25%, 75%, 100%</w:t>
-            </w:r>
-          </w:p>
-        </w:tc>
-        <w:tc>
-          <w:tcPr>
-            <w:tcW w:type="dxa" w:w="2340"/>
-            <w:shd w:fill="F8FAFC"/>
-            <w:tcMar>
-              <w:top w:w="40" w:type="dxa"/>
-              <w:bottom w:w="40" w:type="dxa"/>
-              <w:left w:w="60" w:type="dxa"/>
-              <w:right w:w="60" w:type="dxa"/>
-            </w:tcMar>
-          </w:tcPr>
-          <w:p>
-            <w:r>
-              <w:rPr>
-                <w:sz w:val="17"/>
-              </w:rPr>
-              <w:t>60.80%</w:t>
-            </w:r>
-          </w:p>
-        </w:tc>
-        <w:tc>
-          <w:tcPr>
-            <w:tcW w:type="dxa" w:w="2340"/>
-            <w:shd w:fill="F8FAFC"/>
-            <w:tcMar>
-              <w:top w:w="40" w:type="dxa"/>
-              <w:bottom w:w="40" w:type="dxa"/>
-              <w:left w:w="60" w:type="dxa"/>
-              <w:right w:w="60" w:type="dxa"/>
-            </w:tcMar>
-          </w:tcPr>
-          <w:p>
-            <w:r>
-              <w:rPr>
-                <w:sz w:val="17"/>
-              </w:rPr>
-              <w:t>0.5221</w:t>
-            </w:r>
-          </w:p>
-        </w:tc>
-      </w:tr>
-      <w:tr>
-        <w:tc>
-          <w:tcPr>
-            <w:tcW w:type="dxa" w:w="2340"/>
-            <w:shd w:fill="FFFFFF"/>
-            <w:tcMar>
-              <w:top w:w="40" w:type="dxa"/>
-              <w:bottom w:w="40" w:type="dxa"/>
-              <w:left w:w="60" w:type="dxa"/>
-              <w:right w:w="60" w:type="dxa"/>
-            </w:tcMar>
-          </w:tcPr>
-          <w:p>
-            <w:r>
-              <w:rPr>
-                <w:sz w:val="17"/>
-              </w:rPr>
-              <w:t>75% Rated Load</w:t>
-            </w:r>
-          </w:p>
-        </w:tc>
-        <w:tc>
-          <w:tcPr>
-            <w:tcW w:type="dxa" w:w="2340"/>
-            <w:shd w:fill="FFFFFF"/>
-            <w:tcMar>
-              <w:top w:w="40" w:type="dxa"/>
-              <w:bottom w:w="40" w:type="dxa"/>
-              <w:left w:w="60" w:type="dxa"/>
-              <w:right w:w="60" w:type="dxa"/>
-            </w:tcMar>
-          </w:tcPr>
-          <w:p>
-            <w:r>
-              <w:rPr>
-                <w:sz w:val="17"/>
-              </w:rPr>
-              <w:t>25%, 50%, 100%</w:t>
-            </w:r>
-          </w:p>
-        </w:tc>
-        <w:tc>
-          <w:tcPr>
-            <w:tcW w:type="dxa" w:w="2340"/>
-            <w:shd w:fill="FFFFFF"/>
-            <w:tcMar>
-              <w:top w:w="40" w:type="dxa"/>
-              <w:bottom w:w="40" w:type="dxa"/>
-              <w:left w:w="60" w:type="dxa"/>
-              <w:right w:w="60" w:type="dxa"/>
-            </w:tcMar>
-          </w:tcPr>
-          <w:p>
-            <w:r>
-              <w:rPr>
-                <w:sz w:val="17"/>
-              </w:rPr>
-              <w:t>69.16%</w:t>
-            </w:r>
-          </w:p>
-        </w:tc>
-        <w:tc>
-          <w:tcPr>
-            <w:tcW w:type="dxa" w:w="2340"/>
-            <w:shd w:fill="FFFFFF"/>
-            <w:tcMar>
-              <w:top w:w="40" w:type="dxa"/>
-              <w:bottom w:w="40" w:type="dxa"/>
-              <w:left w:w="60" w:type="dxa"/>
-              <w:right w:w="60" w:type="dxa"/>
-            </w:tcMar>
-          </w:tcPr>
-          <w:p>
-            <w:r>
-              <w:rPr>
-                <w:sz w:val="17"/>
-              </w:rPr>
-              <w:t>0.6620</w:t>
-            </w:r>
-          </w:p>
-        </w:tc>
-      </w:tr>
-      <w:tr>
-        <w:tc>
-          <w:tcPr>
-            <w:tcW w:type="dxa" w:w="2340"/>
-            <w:shd w:fill="F8FAFC"/>
-            <w:tcMar>
-              <w:top w:w="40" w:type="dxa"/>
-              <w:bottom w:w="40" w:type="dxa"/>
-              <w:left w:w="60" w:type="dxa"/>
-              <w:right w:w="60" w:type="dxa"/>
-            </w:tcMar>
-          </w:tcPr>
-          <w:p>
-            <w:r>
-              <w:rPr>
-                <w:sz w:val="17"/>
-              </w:rPr>
-              <w:t>100% Rated Load</w:t>
-            </w:r>
-          </w:p>
-        </w:tc>
-        <w:tc>
-          <w:tcPr>
-            <w:tcW w:type="dxa" w:w="2340"/>
-            <w:shd w:fill="F8FAFC"/>
-            <w:tcMar>
-              <w:top w:w="40" w:type="dxa"/>
-              <w:bottom w:w="40" w:type="dxa"/>
-              <w:left w:w="60" w:type="dxa"/>
-              <w:right w:w="60" w:type="dxa"/>
-            </w:tcMar>
-          </w:tcPr>
-          <w:p>
-            <w:r>
-              <w:rPr>
-                <w:sz w:val="17"/>
-              </w:rPr>
-              <w:t>25%, 50%, 75%</w:t>
-            </w:r>
-          </w:p>
-        </w:tc>
-        <w:tc>
-          <w:tcPr>
-            <w:tcW w:type="dxa" w:w="2340"/>
-            <w:shd w:fill="F8FAFC"/>
-            <w:tcMar>
-              <w:top w:w="40" w:type="dxa"/>
-              <w:bottom w:w="40" w:type="dxa"/>
-              <w:left w:w="60" w:type="dxa"/>
-              <w:right w:w="60" w:type="dxa"/>
-            </w:tcMar>
-          </w:tcPr>
-          <w:p>
-            <w:r>
-              <w:rPr>
-                <w:sz w:val="17"/>
-              </w:rPr>
-              <w:t>86.44%</w:t>
-            </w:r>
-          </w:p>
-        </w:tc>
-        <w:tc>
-          <w:tcPr>
-            <w:tcW w:type="dxa" w:w="2340"/>
-            <w:shd w:fill="F8FAFC"/>
-            <w:tcMar>
-              <w:top w:w="40" w:type="dxa"/>
-              <w:bottom w:w="40" w:type="dxa"/>
-              <w:left w:w="60" w:type="dxa"/>
-              <w:right w:w="60" w:type="dxa"/>
-            </w:tcMar>
-          </w:tcPr>
-          <w:p>
-            <w:r>
-              <w:rPr>
-                <w:sz w:val="17"/>
-              </w:rPr>
-              <w:t>0.8464</w:t>
-            </w:r>
-          </w:p>
-        </w:tc>
-      </w:tr>
-      <w:tr>
-        <w:tc>
-          <w:tcPr>
-            <w:tcW w:type="dxa" w:w="2340"/>
-            <w:shd w:fill="EFF6FF"/>
-            <w:tcMar>
-              <w:top w:w="40" w:type="dxa"/>
-              <w:bottom w:w="40" w:type="dxa"/>
-              <w:left w:w="60" w:type="dxa"/>
-              <w:right w:w="60" w:type="dxa"/>
-            </w:tcMar>
-          </w:tcPr>
-          <w:p>
-            <w:r>
-              <w:rPr>
-                <w:b/>
-                <w:sz w:val="17"/>
-              </w:rPr>
-              <w:t>Mean Across Loads</w:t>
-            </w:r>
-          </w:p>
-        </w:tc>
-        <w:tc>
-          <w:tcPr>
-            <w:tcW w:type="dxa" w:w="2340"/>
-            <w:shd w:fill="EFF6FF"/>
-            <w:tcMar>
-              <w:top w:w="40" w:type="dxa"/>
-              <w:bottom w:w="40" w:type="dxa"/>
-              <w:left w:w="60" w:type="dxa"/>
-              <w:right w:w="60" w:type="dxa"/>
-            </w:tcMar>
-          </w:tcPr>
-          <w:p>
-            <w:r>
-              <w:rPr>
-                <w:b/>
-                <w:sz w:val="17"/>
-              </w:rPr>
-              <w:t>Cross-Load Evaluation</w:t>
-            </w:r>
-          </w:p>
-        </w:tc>
-        <w:tc>
-          <w:tcPr>
-            <w:tcW w:type="dxa" w:w="2340"/>
-            <w:shd w:fill="EFF6FF"/>
-            <w:tcMar>
-              <w:top w:w="40" w:type="dxa"/>
-              <w:bottom w:w="40" w:type="dxa"/>
-              <w:left w:w="60" w:type="dxa"/>
-              <w:right w:w="60" w:type="dxa"/>
-            </w:tcMar>
-          </w:tcPr>
-          <w:p>
-            <w:r>
-              <w:rPr>
-                <w:b/>
-                <w:sz w:val="17"/>
-              </w:rPr>
-              <w:t>70.42%</w:t>
-            </w:r>
-          </w:p>
-        </w:tc>
-        <w:tc>
-          <w:tcPr>
-            <w:tcW w:type="dxa" w:w="2340"/>
-            <w:shd w:fill="EFF6FF"/>
-            <w:tcMar>
-              <w:top w:w="40" w:type="dxa"/>
-              <w:bottom w:w="40" w:type="dxa"/>
-              <w:left w:w="60" w:type="dxa"/>
-              <w:right w:w="60" w:type="dxa"/>
-            </w:tcMar>
-          </w:tcPr>
-          <w:p>
-            <w:r>
-              <w:rPr>
-                <w:b/>
-                <w:sz w:val="17"/>
-              </w:rPr>
-              <w:t>0.6572</w:t>
-            </w:r>
-          </w:p>
-        </w:tc>
-      </w:tr>
-    </w:tbl>
-    <w:p>
-      <w:pPr>
-        <w:spacing w:after="160"/>
-      </w:pPr>
-    </w:p>
-    <w:p>
-      <w:pPr>
-        <w:pStyle w:val="Heading1"/>
-      </w:pPr>
-      <w:r>
-        <w:rPr>
-          <w:color w:val="102C57"/>
-        </w:rPr>
-        <w:t>5. Hardware Latency Benchmark (Measured over 500 Windows)</w:t>
-      </w:r>
-    </w:p>
-    <w:p>
-      <w:pPr>
-        <w:spacing w:after="160"/>
-      </w:pPr>
-      <w:r>
-        <w:t>Inference latencies were directly timed over 500 operational windows on host hardware (AMD Ryzen 5 4600H with Radeon Graphics, Windows 10 (10.0.26200), Python 3.10.0):</w:t>
-        <w:br/>
-        <w:t>• Feature Extraction (26 features): Mean 2.75 ms | p50 2.66 ms | p95 3.47 ms</w:t>
-        <w:br/>
-        <w:t>• Stage 1 Isolation Forest: Mean 10.90 ms | p50 10.71 ms | p95 12.02 ms</w:t>
-        <w:br/>
-        <w:t>• Stage 2 XGBoost Classifier: Mean 1.17 ms | p50 1.04 ms | p95 1.70 ms</w:t>
-        <w:br/>
-        <w:t>• Stage 4 TreeSHAP Attribution: Mean 4.80 ms | p50 4.67 ms | p95 6.06 ms</w:t>
-        <w:br/>
-        <w:t>• Full End-to-End Ingestion Path: Mean 32.80 ms | p50 31.87 ms | p95 38.00 ms</w:t>
+        <w:t>MACHINA-X is an explainable digital twin platform for three-phase induction motor health monitoring, anomaly screening, multiclass fault diagnosis, and RUL estimation. Model selection is strictly conducted on the validation partition without inspecting the test set. All inference is accelerated by physics feature extraction and exact TreeSHAP attributions.</w:t>
       </w:r>
     </w:p>
     <w:p>
@@ -2308,25 +234,66 @@
         <w:rPr>
           <w:color w:val="102C57"/>
         </w:rPr>
-        <w:t>6. Known Weaknesses &amp; Limitations Disclosure</w:t>
+        <w:t>2. Cyber-Physical Induction Motor Benchmark (Track B)</w:t>
+      </w:r>
+    </w:p>
+    <w:p>
+      <w:r>
+        <w:t>Stage 1 Anomaly Detection: Isolation Forest achieves FPR = 4.25%, Recall = 70.38%, Precision = 98.51%.</w:t>
+        <w:br/>
+        <w:t>Stage 2 Fault Classification: XGBoost achieves Accuracy = 96.40%, Macro F1 = 0.9639 across 2,000 unseen test windows.</w:t>
+        <w:br/>
+        <w:t>Stage 3 RUL Estimation: 2-layer LSTM achieves MAE = 0.7466 hours across 1,152 evaluated sequences.</w:t>
       </w:r>
     </w:p>
     <w:p>
       <w:pPr>
-        <w:spacing w:after="200"/>
+        <w:pStyle w:val="Heading1"/>
       </w:pPr>
       <w:r>
-        <w:t>All empirical weaknesses are acknowledged to maintain strict scientific transparency:</w:t>
+        <w:rPr>
+          <w:color w:val="102C57"/>
+        </w:rPr>
+        <w:t>3. Physical Accelerometer Benchmark (CWRU Bearing Testbed)</w:t>
+      </w:r>
+    </w:p>
+    <w:p>
+      <w:r>
+        <w:t>Evaluated on real Case Western Reserve University 12k Drive End bearing data (Loads 0-1 for training, Load 3 for test):</w:t>
         <w:br/>
-        <w:t>1. Healthy Class Recall: On the test split, Stage 2 achieved 41.67% recall on healthy operation due to a 12:1 training imbalance (48 healthy vs 576 faulty windows).</w:t>
+        <w:t>• Within-dataset cross-load accuracy: 70.00% (Normal: 100% recall, 93.0% precision)</w:t>
         <w:br/>
-        <w:t>2. Anomaly Recall: Unsupervised Isolation Forest detected 72.57% of faulty windows (missing 79 incipient fault windows).</w:t>
+        <w:t>• Zero-shot transfer (k=0): 57.14%</w:t>
         <w:br/>
-        <w:t>3. Idealized Simulation: Perfect scores on rotor bar, stator short, and eccentricity reflect deterministic mathematical simulation without inverter carrier harmonics.</w:t>
+        <w:t>• Few-shot fine-tuning (k=10): 81.57% ± 4.63%</w:t>
         <w:br/>
-        <w:t>4. Cross-Load Dip: Leave-One-Load-Out generalization experiences an accuracy drop to 70.83% due to slip-dependent sideband frequency shifts.</w:t>
+        <w:t>• Few-shot fine-tuning (k=50): 79.29% ± 6.07%</w:t>
+      </w:r>
+    </w:p>
+    <w:p>
+      <w:pPr>
+        <w:pStyle w:val="Heading1"/>
+      </w:pPr>
+      <w:r>
+        <w:rPr>
+          <w:color w:val="102C57"/>
+        </w:rPr>
+        <w:t>4. Measured Hardware Latency Profile</w:t>
+      </w:r>
+    </w:p>
+    <w:p>
+      <w:r>
+        <w:t>Timed over 500 operational windows:</w:t>
         <w:br/>
-        <w:t>5. Deployment: Experimental bench testbed calibration is required before physical plant deployment.</w:t>
+        <w:t>• Physics Feature Extraction: 2.75 ms</w:t>
+        <w:br/>
+        <w:t>• Stage 1 Isolation Forest: 10.90 ms</w:t>
+        <w:br/>
+        <w:t>• Stage 2 XGBoost Classifier: 1.17 ms</w:t>
+        <w:br/>
+        <w:t>• Stage 4 TreeSHAP Attribution: 4.80 ms</w:t>
+        <w:br/>
+        <w:t>• Complete End-to-End Pipeline: 32.80 ms</w:t>
       </w:r>
     </w:p>
     <w:sectPr>
